--- a/template/中文毕业设计模板260501.docx
+++ b/template/中文毕业设计模板260501.docx
@@ -5,9 +5,6 @@
     <w:p>
       <w:pPr>
         <w:ind w:firstLineChars="0" w:firstLine="0"/>
-        <w:rPr>
-          <w:rFonts w:hint="eastAsia"/>
-        </w:rPr>
       </w:pPr>
     </w:p>
     <w:p>
@@ -92,7 +89,6 @@
           <w14:ligatures w14:val="none"/>
         </w:rPr>
       </w:pPr>
-      <w:commentRangeStart w:id="0"/>
       <w:r>
         <w:rPr>
           <w:rFonts w:cs="Times New Roman"/>
@@ -102,18 +98,6 @@
           <w14:ligatures w14:val="none"/>
         </w:rPr>
         <w:t>上海交通大学学位论文</w:t>
-      </w:r>
-      <w:commentRangeEnd w:id="0"/>
-      <w:r>
-        <w:rPr>
-          <w:rStyle w:val="afd"/>
-          <w:rFonts w:cs="Times New Roman"/>
-          <w:bCs/>
-          <w:sz w:val="36"/>
-          <w:szCs w:val="36"/>
-          <w14:ligatures w14:val="none"/>
-        </w:rPr>
-        <w:commentReference w:id="0"/>
       </w:r>
     </w:p>
     <w:p>
@@ -160,19 +144,18 @@
           <w14:ligatures w14:val="none"/>
         </w:rPr>
       </w:pPr>
-      <w:bookmarkStart w:id="1" w:name="_Toc85554911"/>
-      <w:bookmarkStart w:id="2" w:name="_Toc85561530"/>
-      <w:bookmarkStart w:id="3" w:name="_Toc85900343"/>
-      <w:bookmarkStart w:id="4" w:name="_Toc85901077"/>
-      <w:bookmarkStart w:id="5" w:name="_Toc324951488"/>
-      <w:bookmarkStart w:id="6" w:name="_Toc324952391"/>
-      <w:bookmarkStart w:id="7" w:name="_Toc131776133"/>
-      <w:bookmarkStart w:id="8" w:name="_Toc131776805"/>
-      <w:bookmarkStart w:id="9" w:name="_Toc131780894"/>
-      <w:bookmarkStart w:id="10" w:name="_Toc131781074"/>
-      <w:bookmarkStart w:id="11" w:name="_Toc131781172"/>
-      <w:bookmarkStart w:id="12" w:name="_Toc132040910"/>
-      <w:commentRangeStart w:id="13"/>
+      <w:bookmarkStart w:id="0" w:name="_Toc85554911"/>
+      <w:bookmarkStart w:id="1" w:name="_Toc85561530"/>
+      <w:bookmarkStart w:id="2" w:name="_Toc85900343"/>
+      <w:bookmarkStart w:id="3" w:name="_Toc85901077"/>
+      <w:bookmarkStart w:id="4" w:name="_Toc324951488"/>
+      <w:bookmarkStart w:id="5" w:name="_Toc324952391"/>
+      <w:bookmarkStart w:id="6" w:name="_Toc131776133"/>
+      <w:bookmarkStart w:id="7" w:name="_Toc131776805"/>
+      <w:bookmarkStart w:id="8" w:name="_Toc131780894"/>
+      <w:bookmarkStart w:id="9" w:name="_Toc131781074"/>
+      <w:bookmarkStart w:id="10" w:name="_Toc131781172"/>
+      <w:bookmarkStart w:id="11" w:name="_Toc132040910"/>
       <w:r>
         <w:rPr>
           <w:rFonts w:ascii="宋体" w:hAnsi="宋体" w:cs="Times New Roman"/>
@@ -184,6 +167,7 @@
         </w:rPr>
         <w:t>上海交通大学学位论文格式模板</w:t>
       </w:r>
+      <w:bookmarkEnd w:id="0"/>
       <w:bookmarkEnd w:id="1"/>
       <w:bookmarkEnd w:id="2"/>
       <w:bookmarkEnd w:id="3"/>
@@ -195,20 +179,6 @@
       <w:bookmarkEnd w:id="9"/>
       <w:bookmarkEnd w:id="10"/>
       <w:bookmarkEnd w:id="11"/>
-      <w:bookmarkEnd w:id="12"/>
-      <w:commentRangeEnd w:id="13"/>
-      <w:r>
-        <w:rPr>
-          <w:rStyle w:val="afd"/>
-          <w:rFonts w:ascii="宋体" w:hAnsi="宋体" w:cs="Times New Roman"/>
-          <w:b/>
-          <w:bCs/>
-          <w:sz w:val="44"/>
-          <w:szCs w:val="44"/>
-          <w14:ligatures w14:val="none"/>
-        </w:rPr>
-        <w:commentReference w:id="13"/>
-      </w:r>
     </w:p>
     <w:p>
       <w:pPr>
@@ -293,10 +263,446 @@
         <w:t xml:space="preserve"> </w:t>
       </w:r>
     </w:p>
+    <w:tbl>
+      <w:tblPr>
+        <w:tblStyle w:val="af0"/>
+        <w:tblW w:w="0" w:type="auto"/>
+        <w:tblBorders>
+          <w:top w:val="none" w:sz="0" w:space="0" w:color="auto"/>
+          <w:bottom w:val="none" w:sz="0" w:space="0" w:color="auto"/>
+        </w:tblBorders>
+        <w:tblLook w:val="0480" w:firstRow="0" w:lastRow="0" w:firstColumn="1" w:lastColumn="0" w:noHBand="0" w:noVBand="1"/>
+      </w:tblPr>
+      <w:tblGrid>
+        <w:gridCol w:w="2674"/>
+        <w:gridCol w:w="4535"/>
+      </w:tblGrid>
+      <w:tr>
+        <w:tc>
+          <w:tcPr>
+            <w:tcW w:w="2674" w:type="dxa"/>
+          </w:tcPr>
+          <w:p>
+            <w:pPr>
+              <w:spacing w:line="25" w:lineRule="atLeast"/>
+              <w:ind w:firstLineChars="0" w:firstLine="0"/>
+              <w:jc w:val="right"/>
+              <w:rPr>
+                <w:rFonts w:ascii="SimHei" w:eastAsia="SimHei" w:hAnsi="SimHei" w:cs="Times New Roman"/>
+                <w:b/>
+                <w:sz w:val="28"/>
+                <w:szCs w:val="20"/>
+                <w:lang w:val="en-SG"/>
+                <w14:ligatures w14:val="none"/>
+              </w:rPr>
+            </w:pPr>
+            <w:r>
+              <w:rPr>
+                <w:rFonts w:ascii="SimHei" w:eastAsia="SimHei" w:hAnsi="SimHei" w:cs="Times New Roman"/>
+                <w:b/>
+                <w:sz w:val="28"/>
+                <w:szCs w:val="20"/>
+                <w14:ligatures w14:val="none"/>
+              </w:rPr>
+              <w:t>姓    名</w:t>
+            </w:r>
+            <w:r>
+              <w:rPr>
+                <w:rFonts w:ascii="SimHei" w:eastAsia="SimHei" w:hAnsi="SimHei" w:cs="Times New Roman" w:hint="eastAsia"/>
+                <w:b/>
+                <w:sz w:val="28"/>
+                <w:szCs w:val="20"/>
+                <w14:ligatures w14:val="none"/>
+              </w:rPr>
+              <w:t>：</w:t>
+            </w:r>
+          </w:p>
+        </w:tc>
+        <w:tc>
+          <w:tcPr>
+            <w:tcW w:w="4535" w:type="dxa"/>
+          </w:tcPr>
+          <w:p>
+            <w:pPr>
+              <w:spacing w:line="25" w:lineRule="atLeast"/>
+              <w:ind w:firstLineChars="0" w:firstLine="0"/>
+              <w:jc w:val="left"/>
+              <w:rPr>
+                <w:rFonts w:cs="Times New Roman"/>
+                <w:bCs/>
+                <w:sz w:val="28"/>
+                <w:szCs w:val="20"/>
+                <w14:ligatures w14:val="none"/>
+              </w:rPr>
+            </w:pPr>
+            <w:r>
+              <w:rPr>
+                <w:rFonts w:cs="Times New Roman"/>
+                <w:bCs/>
+                <w:sz w:val="28"/>
+                <w:szCs w:val="20"/>
+                <w14:ligatures w14:val="none"/>
+              </w:rPr>
+              <w:t>张三</w:t>
+            </w:r>
+          </w:p>
+        </w:tc>
+      </w:tr>
+      <w:tr>
+        <w:tc>
+          <w:tcPr>
+            <w:tcW w:w="2674" w:type="dxa"/>
+          </w:tcPr>
+          <w:p>
+            <w:pPr>
+              <w:spacing w:line="25" w:lineRule="atLeast"/>
+              <w:ind w:firstLineChars="0" w:firstLine="0"/>
+              <w:jc w:val="right"/>
+              <w:rPr>
+                <w:rFonts w:ascii="SimHei" w:eastAsia="SimHei" w:hAnsi="SimHei" w:cs="Times New Roman"/>
+                <w:b/>
+                <w:sz w:val="28"/>
+                <w:szCs w:val="20"/>
+                <w14:ligatures w14:val="none"/>
+              </w:rPr>
+            </w:pPr>
+            <w:r>
+              <w:rPr>
+                <w:rFonts w:ascii="SimHei" w:eastAsia="SimHei" w:hAnsi="SimHei" w:cs="Times New Roman"/>
+                <w:b/>
+                <w:sz w:val="28"/>
+                <w:szCs w:val="20"/>
+                <w14:ligatures w14:val="none"/>
+              </w:rPr>
+              <w:t>学    号</w:t>
+            </w:r>
+            <w:r>
+              <w:rPr>
+                <w:rFonts w:ascii="SimHei" w:eastAsia="SimHei" w:hAnsi="SimHei" w:cs="Times New Roman" w:hint="eastAsia"/>
+                <w:b/>
+                <w:sz w:val="28"/>
+                <w:szCs w:val="20"/>
+                <w14:ligatures w14:val="none"/>
+              </w:rPr>
+              <w:t>：</w:t>
+            </w:r>
+          </w:p>
+        </w:tc>
+        <w:tc>
+          <w:tcPr>
+            <w:tcW w:w="4535" w:type="dxa"/>
+          </w:tcPr>
+          <w:p>
+            <w:pPr>
+              <w:spacing w:line="25" w:lineRule="atLeast"/>
+              <w:ind w:firstLineChars="0" w:firstLine="0"/>
+              <w:jc w:val="left"/>
+              <w:rPr>
+                <w:rFonts w:cs="Times New Roman"/>
+                <w:bCs/>
+                <w:sz w:val="28"/>
+                <w:szCs w:val="20"/>
+                <w14:ligatures w14:val="none"/>
+              </w:rPr>
+            </w:pPr>
+            <w:r>
+              <w:rPr>
+                <w:rFonts w:cs="Times New Roman"/>
+                <w:bCs/>
+                <w:sz w:val="28"/>
+                <w:szCs w:val="20"/>
+                <w14:ligatures w14:val="none"/>
+              </w:rPr>
+              <w:t>520XXXXXXXX</w:t>
+            </w:r>
+          </w:p>
+        </w:tc>
+      </w:tr>
+      <w:tr>
+        <w:tc>
+          <w:tcPr>
+            <w:tcW w:w="2674" w:type="dxa"/>
+          </w:tcPr>
+          <w:p>
+            <w:pPr>
+              <w:spacing w:line="25" w:lineRule="atLeast"/>
+              <w:ind w:firstLineChars="0" w:firstLine="0"/>
+              <w:jc w:val="right"/>
+              <w:rPr>
+                <w:rFonts w:ascii="SimHei" w:eastAsia="SimHei" w:hAnsi="SimHei" w:cs="Times New Roman"/>
+                <w:b/>
+                <w:sz w:val="28"/>
+                <w:szCs w:val="20"/>
+                <w14:ligatures w14:val="none"/>
+              </w:rPr>
+            </w:pPr>
+            <w:r>
+              <w:rPr>
+                <w:rFonts w:ascii="SimHei" w:eastAsia="SimHei" w:hAnsi="SimHei" w:cs="Times New Roman"/>
+                <w:b/>
+                <w:sz w:val="28"/>
+                <w:szCs w:val="20"/>
+                <w14:ligatures w14:val="none"/>
+              </w:rPr>
+              <w:t>导    师</w:t>
+            </w:r>
+            <w:r>
+              <w:rPr>
+                <w:rFonts w:ascii="SimHei" w:eastAsia="SimHei" w:hAnsi="SimHei" w:cs="Times New Roman" w:hint="eastAsia"/>
+                <w:b/>
+                <w:sz w:val="28"/>
+                <w:szCs w:val="20"/>
+                <w14:ligatures w14:val="none"/>
+              </w:rPr>
+              <w:t>：</w:t>
+            </w:r>
+          </w:p>
+        </w:tc>
+        <w:tc>
+          <w:tcPr>
+            <w:tcW w:w="4535" w:type="dxa"/>
+          </w:tcPr>
+          <w:p>
+            <w:pPr>
+              <w:spacing w:line="25" w:lineRule="atLeast"/>
+              <w:ind w:firstLineChars="0" w:firstLine="0"/>
+              <w:jc w:val="left"/>
+              <w:rPr>
+                <w:rFonts w:cs="Times New Roman"/>
+                <w:bCs/>
+                <w:sz w:val="28"/>
+                <w:szCs w:val="20"/>
+                <w14:ligatures w14:val="none"/>
+              </w:rPr>
+            </w:pPr>
+            <w:r>
+              <w:rPr>
+                <w:rFonts w:cs="Times New Roman"/>
+                <w:bCs/>
+                <w:sz w:val="28"/>
+                <w:szCs w:val="20"/>
+                <w14:ligatures w14:val="none"/>
+              </w:rPr>
+              <w:t>李四</w:t>
+            </w:r>
+          </w:p>
+        </w:tc>
+      </w:tr>
+      <w:tr>
+        <w:tc>
+          <w:tcPr>
+            <w:tcW w:w="2674" w:type="dxa"/>
+          </w:tcPr>
+          <w:p>
+            <w:pPr>
+              <w:spacing w:line="25" w:lineRule="atLeast"/>
+              <w:ind w:firstLineChars="0" w:firstLine="0"/>
+              <w:jc w:val="right"/>
+              <w:rPr>
+                <w:rFonts w:ascii="SimHei" w:eastAsia="SimHei" w:hAnsi="SimHei" w:cs="Times New Roman"/>
+                <w:b/>
+                <w:sz w:val="28"/>
+                <w:szCs w:val="20"/>
+                <w14:ligatures w14:val="none"/>
+              </w:rPr>
+            </w:pPr>
+            <w:r>
+              <w:rPr>
+                <w:rFonts w:ascii="SimHei" w:eastAsia="SimHei" w:hAnsi="SimHei" w:cs="Times New Roman"/>
+                <w:b/>
+                <w:sz w:val="28"/>
+                <w:szCs w:val="20"/>
+                <w14:ligatures w14:val="none"/>
+              </w:rPr>
+              <w:t>学    院</w:t>
+            </w:r>
+            <w:r>
+              <w:rPr>
+                <w:rFonts w:ascii="SimHei" w:eastAsia="SimHei" w:hAnsi="SimHei" w:cs="Times New Roman" w:hint="eastAsia"/>
+                <w:b/>
+                <w:sz w:val="28"/>
+                <w:szCs w:val="20"/>
+                <w14:ligatures w14:val="none"/>
+              </w:rPr>
+              <w:t>：</w:t>
+            </w:r>
+          </w:p>
+        </w:tc>
+        <w:tc>
+          <w:tcPr>
+            <w:tcW w:w="4535" w:type="dxa"/>
+          </w:tcPr>
+          <w:p>
+            <w:pPr>
+              <w:spacing w:line="25" w:lineRule="atLeast"/>
+              <w:ind w:firstLineChars="0" w:firstLine="0"/>
+              <w:jc w:val="left"/>
+              <w:rPr>
+                <w:rFonts w:cs="Times New Roman"/>
+                <w:bCs/>
+                <w:sz w:val="28"/>
+                <w:szCs w:val="20"/>
+                <w14:ligatures w14:val="none"/>
+              </w:rPr>
+            </w:pPr>
+            <w:r>
+              <w:rPr>
+                <w:rFonts w:cs="Times New Roman"/>
+                <w:bCs/>
+                <w:sz w:val="28"/>
+                <w:szCs w:val="20"/>
+                <w14:ligatures w14:val="none"/>
+              </w:rPr>
+              <w:t>机械与动力工程学院</w:t>
+            </w:r>
+          </w:p>
+        </w:tc>
+      </w:tr>
+      <w:tr>
+        <w:tc>
+          <w:tcPr>
+            <w:tcW w:w="2674" w:type="dxa"/>
+          </w:tcPr>
+          <w:p>
+            <w:pPr>
+              <w:spacing w:line="25" w:lineRule="atLeast"/>
+              <w:ind w:firstLineChars="0" w:firstLine="0"/>
+              <w:jc w:val="right"/>
+              <w:rPr>
+                <w:rFonts w:ascii="SimHei" w:eastAsia="SimHei" w:hAnsi="SimHei" w:cs="Times New Roman"/>
+                <w:b/>
+                <w:sz w:val="28"/>
+                <w:szCs w:val="20"/>
+                <w14:ligatures w14:val="none"/>
+              </w:rPr>
+            </w:pPr>
+            <w:r>
+              <w:rPr>
+                <w:rFonts w:ascii="SimHei" w:eastAsia="SimHei" w:hAnsi="SimHei" w:cs="Times New Roman"/>
+                <w:b/>
+                <w:sz w:val="28"/>
+                <w:szCs w:val="20"/>
+                <w14:ligatures w14:val="none"/>
+              </w:rPr>
+              <w:t>专业名称</w:t>
+            </w:r>
+            <w:r>
+              <w:rPr>
+                <w:rFonts w:ascii="SimHei" w:eastAsia="SimHei" w:hAnsi="SimHei" w:cs="Times New Roman" w:hint="eastAsia"/>
+                <w:b/>
+                <w:sz w:val="28"/>
+                <w:szCs w:val="20"/>
+                <w14:ligatures w14:val="none"/>
+              </w:rPr>
+              <w:t>：</w:t>
+            </w:r>
+          </w:p>
+        </w:tc>
+        <w:tc>
+          <w:tcPr>
+            <w:tcW w:w="4535" w:type="dxa"/>
+          </w:tcPr>
+          <w:p>
+            <w:pPr>
+              <w:spacing w:line="25" w:lineRule="atLeast"/>
+              <w:ind w:firstLineChars="0" w:firstLine="0"/>
+              <w:jc w:val="left"/>
+              <w:rPr>
+                <w:rFonts w:cs="Times New Roman"/>
+                <w:bCs/>
+                <w:sz w:val="28"/>
+                <w:szCs w:val="20"/>
+                <w14:ligatures w14:val="none"/>
+              </w:rPr>
+            </w:pPr>
+            <w:r>
+              <w:rPr>
+                <w:rFonts w:cs="Times New Roman"/>
+                <w:bCs/>
+                <w:sz w:val="28"/>
+                <w:szCs w:val="20"/>
+                <w14:ligatures w14:val="none"/>
+              </w:rPr>
+              <w:t>工业工程</w:t>
+            </w:r>
+          </w:p>
+        </w:tc>
+      </w:tr>
+      <w:tr>
+        <w:tc>
+          <w:tcPr>
+            <w:tcW w:w="2674" w:type="dxa"/>
+          </w:tcPr>
+          <w:p>
+            <w:pPr>
+              <w:spacing w:line="25" w:lineRule="atLeast"/>
+              <w:ind w:firstLineChars="0" w:firstLine="0"/>
+              <w:jc w:val="right"/>
+              <w:rPr>
+                <w:rFonts w:ascii="SimHei" w:eastAsia="SimHei" w:hAnsi="SimHei" w:cs="Times New Roman"/>
+                <w:b/>
+                <w:sz w:val="28"/>
+                <w:szCs w:val="20"/>
+                <w14:ligatures w14:val="none"/>
+              </w:rPr>
+            </w:pPr>
+            <w:r>
+              <w:rPr>
+                <w:rFonts w:ascii="SimHei" w:eastAsia="SimHei" w:hAnsi="SimHei" w:cs="Times New Roman"/>
+                <w:b/>
+                <w:sz w:val="28"/>
+                <w:szCs w:val="20"/>
+                <w14:ligatures w14:val="none"/>
+              </w:rPr>
+              <w:t>申请学位层次</w:t>
+            </w:r>
+            <w:r>
+              <w:rPr>
+                <w:rFonts w:ascii="SimHei" w:eastAsia="SimHei" w:hAnsi="SimHei" w:cs="Times New Roman" w:hint="eastAsia"/>
+                <w:b/>
+                <w:sz w:val="28"/>
+                <w:szCs w:val="20"/>
+                <w14:ligatures w14:val="none"/>
+              </w:rPr>
+              <w:t>：</w:t>
+            </w:r>
+          </w:p>
+        </w:tc>
+        <w:tc>
+          <w:tcPr>
+            <w:tcW w:w="4535" w:type="dxa"/>
+          </w:tcPr>
+          <w:p>
+            <w:pPr>
+              <w:spacing w:line="25" w:lineRule="atLeast"/>
+              <w:ind w:firstLineChars="0" w:firstLine="0"/>
+              <w:jc w:val="left"/>
+              <w:rPr>
+                <w:rFonts w:cs="Times New Roman"/>
+                <w:bCs/>
+                <w:sz w:val="28"/>
+                <w:szCs w:val="20"/>
+                <w14:ligatures w14:val="none"/>
+              </w:rPr>
+            </w:pPr>
+            <w:r>
+              <w:rPr>
+                <w:rFonts w:cs="Times New Roman"/>
+                <w:bCs/>
+                <w:sz w:val="28"/>
+                <w:szCs w:val="20"/>
+                <w14:ligatures w14:val="none"/>
+              </w:rPr>
+              <w:t>学士</w:t>
+            </w:r>
+          </w:p>
+        </w:tc>
+      </w:tr>
+    </w:tbl>
     <w:p>
       <w:pPr>
         <w:spacing w:line="25" w:lineRule="atLeast"/>
-        <w:ind w:left="3261" w:firstLineChars="0" w:hanging="1561"/>
+        <w:ind w:leftChars="810" w:left="1944" w:firstLineChars="344" w:firstLine="967"/>
         <w:rPr>
           <w:rFonts w:cs="Times New Roman"/>
           <w:b/>
@@ -305,17 +711,11 @@
           <w14:ligatures w14:val="none"/>
         </w:rPr>
       </w:pPr>
-      <w:r>
-        <w:rPr>
-          <w:rFonts w:ascii="SimHei" w:eastAsia="SimHei" w:cs="Times New Roman"/>
-          <w:b/>
-          <w:sz w:val="28"/>
-          <w:szCs w:val="20"/>
-          <w14:ligatures w14:val="none"/>
-        </w:rPr>
-        <w:t>姓    名：</w:t>
-      </w:r>
-      <w:r>
+    </w:p>
+    <w:p>
+      <w:pPr>
+        <w:spacing w:line="25" w:lineRule="atLeast"/>
+        <w:ind w:firstLineChars="0" w:firstLine="0"/>
         <w:rPr>
           <w:rFonts w:cs="Times New Roman"/>
           <w:b/>
@@ -323,306 +723,6 @@
           <w:szCs w:val="20"/>
           <w14:ligatures w14:val="none"/>
         </w:rPr>
-        <w:tab/>
-      </w:r>
-      <w:r>
-        <w:rPr>
-          <w:rFonts w:cs="Times New Roman"/>
-          <w:sz w:val="28"/>
-          <w:szCs w:val="20"/>
-          <w14:ligatures w14:val="none"/>
-        </w:rPr>
-        <w:t>张三</w:t>
-      </w:r>
-    </w:p>
-    <w:p>
-      <w:pPr>
-        <w:spacing w:line="25" w:lineRule="atLeast"/>
-        <w:ind w:left="1275" w:firstLineChars="0" w:firstLine="425"/>
-        <w:rPr>
-          <w:rFonts w:cs="Times New Roman"/>
-          <w:sz w:val="28"/>
-          <w:szCs w:val="20"/>
-          <w14:ligatures w14:val="none"/>
-        </w:rPr>
-      </w:pPr>
-      <w:r>
-        <w:rPr>
-          <w:rFonts w:ascii="SimHei" w:eastAsia="SimHei" w:cs="Times New Roman"/>
-          <w:b/>
-          <w:sz w:val="28"/>
-          <w:szCs w:val="20"/>
-          <w14:ligatures w14:val="none"/>
-        </w:rPr>
-        <w:t>学    号</w:t>
-      </w:r>
-      <w:r>
-        <w:rPr>
-          <w:rFonts w:cs="Times New Roman"/>
-          <w:b/>
-          <w:sz w:val="28"/>
-          <w:szCs w:val="20"/>
-          <w14:ligatures w14:val="none"/>
-        </w:rPr>
-        <w:t>：</w:t>
-      </w:r>
-      <w:r>
-        <w:rPr>
-          <w:rFonts w:cs="Times New Roman"/>
-          <w:sz w:val="28"/>
-          <w:szCs w:val="20"/>
-          <w14:ligatures w14:val="none"/>
-        </w:rPr>
-        <w:t xml:space="preserve"> 520XXXXXXXX</w:t>
-      </w:r>
-    </w:p>
-    <w:p>
-      <w:pPr>
-        <w:spacing w:line="25" w:lineRule="atLeast"/>
-        <w:ind w:left="3402" w:firstLineChars="0" w:hanging="1702"/>
-        <w:rPr>
-          <w:rFonts w:ascii="SimHei" w:eastAsia="SimHei" w:cs="Times New Roman"/>
-          <w:b/>
-          <w:sz w:val="28"/>
-          <w:szCs w:val="20"/>
-          <w14:ligatures w14:val="none"/>
-        </w:rPr>
-      </w:pPr>
-      <w:commentRangeStart w:id="14"/>
-      <w:r>
-        <w:rPr>
-          <w:rFonts w:ascii="SimHei" w:eastAsia="SimHei" w:cs="Times New Roman"/>
-          <w:b/>
-          <w:sz w:val="28"/>
-          <w:szCs w:val="20"/>
-          <w14:ligatures w14:val="none"/>
-        </w:rPr>
-        <w:t>导    师：</w:t>
-      </w:r>
-      <w:commentRangeEnd w:id="14"/>
-      <w:r>
-        <w:rPr>
-          <w:rStyle w:val="afd"/>
-          <w:rFonts w:ascii="SimHei" w:eastAsia="SimHei" w:cs="Times New Roman"/>
-          <w:b/>
-          <w:sz w:val="28"/>
-          <w:szCs w:val="20"/>
-          <w14:ligatures w14:val="none"/>
-        </w:rPr>
-        <w:commentReference w:id="14"/>
-      </w:r>
-      <w:r>
-        <w:rPr>
-          <w:rFonts w:ascii="SimHei" w:eastAsia="SimHei" w:cs="Times New Roman"/>
-          <w:b/>
-          <w:sz w:val="28"/>
-          <w:szCs w:val="20"/>
-          <w14:ligatures w14:val="none"/>
-        </w:rPr>
-        <w:t xml:space="preserve"> </w:t>
-      </w:r>
-      <w:r>
-        <w:rPr>
-          <w:rFonts w:cs="Times New Roman"/>
-          <w:sz w:val="28"/>
-          <w:szCs w:val="20"/>
-          <w14:ligatures w14:val="none"/>
-        </w:rPr>
-        <w:t>李四</w:t>
-      </w:r>
-    </w:p>
-    <w:p>
-      <w:pPr>
-        <w:spacing w:line="25" w:lineRule="atLeast"/>
-        <w:ind w:left="1275" w:firstLineChars="0" w:firstLine="425"/>
-        <w:rPr>
-          <w:rFonts w:cs="Times New Roman"/>
-          <w:sz w:val="28"/>
-          <w:szCs w:val="20"/>
-          <w14:ligatures w14:val="none"/>
-        </w:rPr>
-      </w:pPr>
-      <w:r>
-        <w:rPr>
-          <w:rFonts w:ascii="SimHei" w:eastAsia="SimHei" w:cs="Times New Roman"/>
-          <w:b/>
-          <w:sz w:val="28"/>
-          <w:szCs w:val="20"/>
-          <w14:ligatures w14:val="none"/>
-        </w:rPr>
-        <w:t>学    院</w:t>
-      </w:r>
-      <w:r>
-        <w:rPr>
-          <w:rFonts w:cs="Times New Roman"/>
-          <w:sz w:val="28"/>
-          <w:szCs w:val="20"/>
-          <w14:ligatures w14:val="none"/>
-        </w:rPr>
-        <w:t>：</w:t>
-      </w:r>
-      <w:r>
-        <w:rPr>
-          <w:rFonts w:cs="Times New Roman"/>
-          <w:sz w:val="28"/>
-          <w:szCs w:val="20"/>
-          <w14:ligatures w14:val="none"/>
-        </w:rPr>
-        <w:t xml:space="preserve"> </w:t>
-      </w:r>
-      <w:r>
-        <w:rPr>
-          <w:rFonts w:cs="Times New Roman"/>
-          <w:sz w:val="28"/>
-          <w:szCs w:val="20"/>
-          <w14:ligatures w14:val="none"/>
-        </w:rPr>
-        <w:t>机械与动力工程学院</w:t>
-      </w:r>
-    </w:p>
-    <w:p>
-      <w:pPr>
-        <w:spacing w:line="25" w:lineRule="atLeast"/>
-        <w:ind w:left="1275" w:firstLineChars="0" w:firstLine="425"/>
-        <w:rPr>
-          <w:rFonts w:cs="Times New Roman"/>
-          <w:sz w:val="28"/>
-          <w:szCs w:val="20"/>
-          <w14:ligatures w14:val="none"/>
-        </w:rPr>
-      </w:pPr>
-      <w:commentRangeStart w:id="15"/>
-      <w:r>
-        <w:rPr>
-          <w:rFonts w:ascii="SimHei" w:eastAsia="SimHei" w:cs="Times New Roman"/>
-          <w:b/>
-          <w:sz w:val="28"/>
-          <w:szCs w:val="20"/>
-          <w14:ligatures w14:val="none"/>
-        </w:rPr>
-        <w:t>专业名称：</w:t>
-      </w:r>
-      <w:commentRangeEnd w:id="15"/>
-      <w:r>
-        <w:rPr>
-          <w:rStyle w:val="afd"/>
-          <w:rFonts w:ascii="SimHei" w:eastAsia="SimHei" w:cs="Times New Roman"/>
-          <w:b/>
-          <w:sz w:val="28"/>
-          <w:szCs w:val="20"/>
-          <w14:ligatures w14:val="none"/>
-        </w:rPr>
-        <w:commentReference w:id="15"/>
-      </w:r>
-      <w:r>
-        <w:rPr>
-          <w:rFonts w:ascii="SimHei" w:eastAsia="SimHei" w:cs="Times New Roman"/>
-          <w:b/>
-          <w:sz w:val="28"/>
-          <w:szCs w:val="20"/>
-          <w14:ligatures w14:val="none"/>
-        </w:rPr>
-        <w:t xml:space="preserve"> </w:t>
-      </w:r>
-      <w:r>
-        <w:rPr>
-          <w:rFonts w:cs="Times New Roman"/>
-          <w:sz w:val="28"/>
-          <w:szCs w:val="20"/>
-          <w14:ligatures w14:val="none"/>
-        </w:rPr>
-        <w:t>工业工程</w:t>
-      </w:r>
-    </w:p>
-    <w:p>
-      <w:pPr>
-        <w:spacing w:line="25" w:lineRule="atLeast"/>
-        <w:ind w:left="1418" w:firstLineChars="0" w:hanging="284"/>
-        <w:rPr>
-          <w:rFonts w:cs="Times New Roman"/>
-          <w:b/>
-          <w:sz w:val="28"/>
-          <w:szCs w:val="20"/>
-          <w14:ligatures w14:val="none"/>
-        </w:rPr>
-      </w:pPr>
-      <w:commentRangeStart w:id="16"/>
-      <w:r>
-        <w:rPr>
-          <w:rFonts w:ascii="SimHei" w:eastAsia="SimHei" w:cs="Times New Roman"/>
-          <w:b/>
-          <w:sz w:val="28"/>
-          <w:szCs w:val="20"/>
-          <w14:ligatures w14:val="none"/>
-        </w:rPr>
-        <w:t>申请学位层次：</w:t>
-      </w:r>
-      <w:commentRangeEnd w:id="16"/>
-      <w:r>
-        <w:rPr>
-          <w:rStyle w:val="afd"/>
-          <w:rFonts w:cs="Times New Roman"/>
-          <w:b/>
-          <w:sz w:val="28"/>
-          <w:szCs w:val="20"/>
-          <w14:ligatures w14:val="none"/>
-        </w:rPr>
-        <w:commentReference w:id="16"/>
-      </w:r>
-      <w:r>
-        <w:rPr>
-          <w:rFonts w:cs="Times New Roman"/>
-          <w:b/>
-          <w:sz w:val="28"/>
-          <w:szCs w:val="20"/>
-          <w14:ligatures w14:val="none"/>
-        </w:rPr>
-        <w:t xml:space="preserve"> </w:t>
-      </w:r>
-      <w:r>
-        <w:rPr>
-          <w:rFonts w:cs="Times New Roman"/>
-          <w:sz w:val="28"/>
-          <w:szCs w:val="20"/>
-          <w14:ligatures w14:val="none"/>
-        </w:rPr>
-        <w:t>学士</w:t>
-      </w:r>
-    </w:p>
-    <w:p>
-      <w:pPr>
-        <w:spacing w:line="25" w:lineRule="atLeast"/>
-        <w:ind w:left="1700" w:firstLineChars="0" w:firstLine="0"/>
-        <w:rPr>
-          <w:rFonts w:cs="Times New Roman"/>
-          <w:b/>
-          <w:sz w:val="28"/>
-          <w:szCs w:val="20"/>
-          <w14:ligatures w14:val="none"/>
-        </w:rPr>
-      </w:pPr>
-      <w:r>
-        <w:rPr>
-          <w:rFonts w:cs="Times New Roman"/>
-          <w:b/>
-          <w:sz w:val="28"/>
-          <w:szCs w:val="20"/>
-          <w14:ligatures w14:val="none"/>
-        </w:rPr>
-        <w:t xml:space="preserve">   </w:t>
-      </w:r>
-    </w:p>
-    <w:p>
-      <w:pPr>
-        <w:spacing w:line="25" w:lineRule="atLeast"/>
-        <w:ind w:firstLineChars="0" w:firstLine="0"/>
-        <w:rPr>
-          <w:rFonts w:cs="Times New Roman"/>
-          <w:b/>
-          <w:sz w:val="28"/>
-          <w:szCs w:val="20"/>
-          <w14:ligatures w14:val="none"/>
-        </w:rPr>
       </w:pPr>
     </w:p>
     <w:p>
@@ -658,15 +758,9 @@
           <w:szCs w:val="28"/>
           <w14:ligatures w14:val="none"/>
         </w:rPr>
-        <w:t>20XX年XX月</w:t>
-      </w:r>
-    </w:p>
-    <w:p>
-      <w:pPr>
-        <w:widowControl/>
-        <w:spacing w:line="240" w:lineRule="auto"/>
-        <w:ind w:firstLineChars="0" w:firstLine="0"/>
-        <w:jc w:val="left"/>
+        <w:t>20XX年</w:t>
+      </w:r>
+      <w:r>
         <w:rPr>
           <w:rFonts w:ascii="宋体" w:hAnsi="宋体" w:cs="Times New Roman"/>
           <w:b/>
@@ -674,8 +768,15 @@
           <w:szCs w:val="28"/>
           <w14:ligatures w14:val="none"/>
         </w:rPr>
-      </w:pPr>
-      <w:r>
+        <w:t>6月</w:t>
+      </w:r>
+    </w:p>
+    <w:p>
+      <w:pPr>
+        <w:widowControl/>
+        <w:spacing w:line="240" w:lineRule="auto"/>
+        <w:ind w:firstLineChars="0" w:firstLine="0"/>
+        <w:jc w:val="left"/>
         <w:rPr>
           <w:rFonts w:ascii="宋体" w:hAnsi="宋体" w:cs="Times New Roman"/>
           <w:b/>
@@ -683,6 +784,15 @@
           <w:szCs w:val="28"/>
           <w14:ligatures w14:val="none"/>
         </w:rPr>
+      </w:pPr>
+      <w:r>
+        <w:rPr>
+          <w:rFonts w:ascii="宋体" w:hAnsi="宋体" w:cs="Times New Roman"/>
+          <w:b/>
+          <w:sz w:val="28"/>
+          <w:szCs w:val="28"/>
+          <w14:ligatures w14:val="none"/>
+        </w:rPr>
         <w:br w:type="page"/>
       </w:r>
     </w:p>
@@ -721,7 +831,6 @@
           <w14:ligatures w14:val="none"/>
         </w:rPr>
       </w:pPr>
-      <w:commentRangeStart w:id="17"/>
       <w:r>
         <w:rPr>
           <w:rFonts w:cs="Times New Roman"/>
@@ -730,20 +839,22 @@
           <w:szCs w:val="28"/>
           <w14:ligatures w14:val="none"/>
         </w:rPr>
-        <w:t>A Dissertation Submitted to</w:t>
-      </w:r>
-      <w:commentRangeEnd w:id="17"/>
-      <w:r>
-        <w:rPr>
-          <w:rStyle w:val="afd"/>
+        <w:t xml:space="preserve">A Dissertation Submitted to </w:t>
+      </w:r>
+    </w:p>
+    <w:p>
+      <w:pPr>
+        <w:spacing w:beforeLines="50" w:before="163" w:afterLines="50" w:after="163" w:line="25" w:lineRule="atLeast"/>
+        <w:ind w:firstLineChars="0" w:firstLine="0"/>
+        <w:jc w:val="center"/>
+        <w:rPr>
           <w:rFonts w:cs="Times New Roman"/>
           <w:b/>
           <w:sz w:val="28"/>
           <w:szCs w:val="28"/>
           <w14:ligatures w14:val="none"/>
         </w:rPr>
-        <w:commentReference w:id="17"/>
-      </w:r>
+      </w:pPr>
       <w:r>
         <w:rPr>
           <w:rFonts w:cs="Times New Roman"/>
@@ -752,12 +863,12 @@
           <w:szCs w:val="28"/>
           <w14:ligatures w14:val="none"/>
         </w:rPr>
-        <w:t xml:space="preserve"> </w:t>
-      </w:r>
-    </w:p>
-    <w:p>
-      <w:pPr>
-        <w:spacing w:beforeLines="50" w:before="163" w:afterLines="50" w:after="163" w:line="25" w:lineRule="atLeast"/>
+        <w:t xml:space="preserve">Shanghai Jiao Tong University for the Degree of Bachelor </w:t>
+      </w:r>
+    </w:p>
+    <w:p>
+      <w:pPr>
+        <w:spacing w:line="25" w:lineRule="atLeast"/>
         <w:ind w:firstLineChars="0" w:firstLine="0"/>
         <w:jc w:val="center"/>
         <w:rPr>
@@ -768,7 +879,11 @@
           <w14:ligatures w14:val="none"/>
         </w:rPr>
       </w:pPr>
-      <w:r>
+    </w:p>
+    <w:p>
+      <w:pPr>
+        <w:spacing w:line="25" w:lineRule="atLeast"/>
+        <w:ind w:firstLineChars="0" w:firstLine="0"/>
         <w:rPr>
           <w:rFonts w:cs="Times New Roman"/>
           <w:b/>
@@ -776,34 +891,6 @@
           <w:szCs w:val="28"/>
           <w14:ligatures w14:val="none"/>
         </w:rPr>
-        <w:t xml:space="preserve">Shanghai Jiao Tong University for the Degree of Bachelor </w:t>
-      </w:r>
-    </w:p>
-    <w:p>
-      <w:pPr>
-        <w:spacing w:line="25" w:lineRule="atLeast"/>
-        <w:ind w:firstLineChars="0" w:firstLine="0"/>
-        <w:jc w:val="center"/>
-        <w:rPr>
-          <w:rFonts w:cs="Times New Roman"/>
-          <w:b/>
-          <w:sz w:val="28"/>
-          <w:szCs w:val="28"/>
-          <w14:ligatures w14:val="none"/>
-        </w:rPr>
-      </w:pPr>
-    </w:p>
-    <w:p>
-      <w:pPr>
-        <w:spacing w:line="25" w:lineRule="atLeast"/>
-        <w:ind w:firstLineChars="0" w:firstLine="0"/>
-        <w:rPr>
-          <w:rFonts w:cs="Times New Roman"/>
-          <w:b/>
-          <w:sz w:val="28"/>
-          <w:szCs w:val="28"/>
-          <w14:ligatures w14:val="none"/>
-        </w:rPr>
       </w:pPr>
     </w:p>
     <w:p>
@@ -829,12 +916,17 @@
         </w:rPr>
         <w:t>DISSERTATION TEMPLATE FOR BACHELOR DEGREE OF ENGINEERING IN</w:t>
       </w:r>
-    </w:p>
-    <w:p>
-      <w:pPr>
-        <w:spacing w:line="240" w:lineRule="auto"/>
-        <w:ind w:firstLineChars="0" w:firstLine="0"/>
-        <w:jc w:val="center"/>
+      <w:r>
+        <w:rPr>
+          <w:rFonts w:cs="Times New Roman" w:hint="eastAsia"/>
+          <w:b/>
+          <w:sz w:val="36"/>
+          <w:szCs w:val="36"/>
+          <w14:ligatures w14:val="none"/>
+        </w:rPr>
+        <w:t xml:space="preserve"> </w:t>
+      </w:r>
+      <w:r>
         <w:rPr>
           <w:rFonts w:cs="Times New Roman"/>
           <w:b/>
@@ -842,8 +934,18 @@
           <w:szCs w:val="36"/>
           <w14:ligatures w14:val="none"/>
         </w:rPr>
-      </w:pPr>
-      <w:commentRangeStart w:id="18"/>
+        <w:t xml:space="preserve">HANGHAI </w:t>
+      </w:r>
+      <w:r>
+        <w:rPr>
+          <w:rFonts w:cs="Times New Roman" w:hint="eastAsia"/>
+          <w:b/>
+          <w:sz w:val="36"/>
+          <w:szCs w:val="36"/>
+          <w14:ligatures w14:val="none"/>
+        </w:rPr>
+        <w:t>J</w:t>
+      </w:r>
       <w:r>
         <w:rPr>
           <w:rFonts w:cs="Times New Roman"/>
@@ -852,19 +954,7 @@
           <w:szCs w:val="36"/>
           <w14:ligatures w14:val="none"/>
         </w:rPr>
-        <w:t>SHANGHAI JIAO TONG UNIVERSITY</w:t>
-      </w:r>
-      <w:commentRangeEnd w:id="18"/>
-      <w:r>
-        <w:rPr>
-          <w:rStyle w:val="afd"/>
-          <w:rFonts w:cs="Times New Roman"/>
-          <w:b/>
-          <w:sz w:val="36"/>
-          <w:szCs w:val="36"/>
-          <w14:ligatures w14:val="none"/>
-        </w:rPr>
-        <w:commentReference w:id="18"/>
+        <w:t>IAO TONG UNIVERSITY</w:t>
       </w:r>
     </w:p>
     <w:p>
@@ -900,6 +990,149 @@
         </w:rPr>
       </w:pPr>
     </w:p>
+    <w:tbl>
+      <w:tblPr>
+        <w:tblStyle w:val="af0"/>
+        <w:tblW w:w="0" w:type="auto"/>
+        <w:tblBorders>
+          <w:top w:val="none" w:sz="0" w:space="0" w:color="auto"/>
+          <w:bottom w:val="none" w:sz="0" w:space="0" w:color="auto"/>
+        </w:tblBorders>
+        <w:tblLook w:val="0480" w:firstRow="0" w:lastRow="0" w:firstColumn="1" w:lastColumn="0" w:noHBand="0" w:noVBand="1"/>
+      </w:tblPr>
+      <w:tblGrid>
+        <w:gridCol w:w="2674"/>
+        <w:gridCol w:w="2676"/>
+      </w:tblGrid>
+      <w:tr>
+        <w:tc>
+          <w:tcPr>
+            <w:tcW w:w="2674" w:type="dxa"/>
+          </w:tcPr>
+          <w:p>
+            <w:pPr>
+              <w:tabs>
+                <w:tab w:val="right" w:pos="4080"/>
+                <w:tab w:val="left" w:pos="4200"/>
+              </w:tabs>
+              <w:autoSpaceDE w:val="0"/>
+              <w:autoSpaceDN w:val="0"/>
+              <w:spacing w:line="240" w:lineRule="auto"/>
+              <w:ind w:firstLineChars="0" w:firstLine="0"/>
+              <w:jc w:val="right"/>
+              <w:rPr>
+                <w:rFonts w:eastAsia="SimHei" w:cs="Times New Roman"/>
+                <w:b/>
+                <w:sz w:val="30"/>
+                <w:szCs w:val="30"/>
+              </w:rPr>
+            </w:pPr>
+            <w:r>
+              <w:rPr>
+                <w:rFonts w:eastAsia="SimHei" w:cs="Times New Roman"/>
+                <w:b/>
+                <w:sz w:val="30"/>
+                <w:szCs w:val="30"/>
+              </w:rPr>
+              <w:t xml:space="preserve">Author: </w:t>
+            </w:r>
+          </w:p>
+        </w:tc>
+        <w:tc>
+          <w:tcPr>
+            <w:tcW w:w="2676" w:type="dxa"/>
+          </w:tcPr>
+          <w:p>
+            <w:pPr>
+              <w:spacing w:line="25" w:lineRule="atLeast"/>
+              <w:ind w:firstLineChars="0" w:firstLine="0"/>
+              <w:jc w:val="left"/>
+              <w:rPr>
+                <w:rFonts w:cs="Times New Roman"/>
+                <w:b/>
+                <w:sz w:val="28"/>
+                <w:szCs w:val="28"/>
+                <w14:ligatures w14:val="none"/>
+              </w:rPr>
+            </w:pPr>
+            <w:r>
+              <w:rPr>
+                <w:rFonts w:cs="Times New Roman"/>
+                <w:b/>
+                <w:sz w:val="28"/>
+                <w:szCs w:val="28"/>
+                <w14:ligatures w14:val="none"/>
+              </w:rPr>
+              <w:t>Zhang San</w:t>
+            </w:r>
+          </w:p>
+        </w:tc>
+      </w:tr>
+      <w:tr>
+        <w:tc>
+          <w:tcPr>
+            <w:tcW w:w="2674" w:type="dxa"/>
+          </w:tcPr>
+          <w:p>
+            <w:pPr>
+              <w:tabs>
+                <w:tab w:val="right" w:pos="4080"/>
+                <w:tab w:val="left" w:pos="4200"/>
+              </w:tabs>
+              <w:autoSpaceDE w:val="0"/>
+              <w:autoSpaceDN w:val="0"/>
+              <w:spacing w:line="240" w:lineRule="auto"/>
+              <w:ind w:firstLineChars="0" w:firstLine="0"/>
+              <w:jc w:val="right"/>
+              <w:rPr>
+                <w:rFonts w:eastAsia="SimHei" w:cs="Times New Roman"/>
+                <w:b/>
+                <w:sz w:val="30"/>
+                <w:szCs w:val="30"/>
+              </w:rPr>
+            </w:pPr>
+            <w:r>
+              <w:rPr>
+                <w:rFonts w:eastAsia="SimHei" w:cs="Times New Roman"/>
+                <w:b/>
+                <w:sz w:val="30"/>
+                <w:szCs w:val="30"/>
+              </w:rPr>
+              <w:t xml:space="preserve">Supervisor: </w:t>
+            </w:r>
+          </w:p>
+        </w:tc>
+        <w:tc>
+          <w:tcPr>
+            <w:tcW w:w="2676" w:type="dxa"/>
+          </w:tcPr>
+          <w:p>
+            <w:pPr>
+              <w:spacing w:line="25" w:lineRule="atLeast"/>
+              <w:ind w:firstLineChars="0" w:firstLine="0"/>
+              <w:jc w:val="left"/>
+              <w:rPr>
+                <w:rFonts w:cs="Times New Roman"/>
+                <w:b/>
+                <w:sz w:val="28"/>
+                <w:szCs w:val="28"/>
+                <w14:ligatures w14:val="none"/>
+              </w:rPr>
+            </w:pPr>
+            <w:r>
+              <w:rPr>
+                <w:rFonts w:cs="Times New Roman"/>
+                <w:b/>
+                <w:sz w:val="28"/>
+                <w:szCs w:val="28"/>
+                <w14:ligatures w14:val="none"/>
+              </w:rPr>
+              <w:t>Li Si</w:t>
+            </w:r>
+          </w:p>
+        </w:tc>
+      </w:tr>
+    </w:tbl>
     <w:p>
       <w:pPr>
         <w:spacing w:line="240" w:lineRule="auto"/>
@@ -939,17 +1172,6 @@
           <w:szCs w:val="30"/>
         </w:rPr>
         <w:tab/>
-        <w:t>Author:</w:t>
-      </w:r>
-      <w:r>
-        <w:rPr>
-          <w:rFonts w:eastAsia="SimHei" w:cs="Times New Roman"/>
-          <w:b/>
-          <w:sz w:val="30"/>
-          <w:szCs w:val="30"/>
-        </w:rPr>
-        <w:tab/>
-        <w:t>Zhang San</w:t>
       </w:r>
     </w:p>
     <w:p>
@@ -970,31 +1192,18 @@
           <w:szCs w:val="30"/>
         </w:rPr>
       </w:pPr>
-      <w:r>
-        <w:rPr>
-          <w:rFonts w:eastAsia="SimHei" w:cs="Times New Roman"/>
-          <w:b/>
-          <w:sz w:val="30"/>
-          <w:szCs w:val="30"/>
-        </w:rPr>
-        <w:tab/>
-        <w:t>Supervisor:</w:t>
-      </w:r>
-      <w:r>
-        <w:rPr>
-          <w:rFonts w:eastAsia="SimHei" w:cs="Times New Roman"/>
-          <w:b/>
-          <w:sz w:val="30"/>
-          <w:szCs w:val="30"/>
-        </w:rPr>
-        <w:tab/>
-        <w:t>Li Si</w:t>
-      </w:r>
-    </w:p>
-    <w:p>
-      <w:pPr>
-        <w:spacing w:line="25" w:lineRule="atLeast"/>
+    </w:p>
+    <w:p>
+      <w:pPr>
+        <w:tabs>
+          <w:tab w:val="right" w:pos="4080"/>
+          <w:tab w:val="left" w:pos="4200"/>
+        </w:tabs>
+        <w:autoSpaceDE w:val="0"/>
+        <w:autoSpaceDN w:val="0"/>
+        <w:spacing w:line="240" w:lineRule="auto"/>
         <w:ind w:firstLineChars="0" w:firstLine="0"/>
+        <w:jc w:val="left"/>
         <w:rPr>
           <w:rFonts w:cs="Times New Roman"/>
           <w:sz w:val="30"/>
@@ -1135,6 +1344,7 @@
           <w:szCs w:val="32"/>
           <w14:ligatures w14:val="none"/>
         </w:rPr>
+        <w:lastRenderedPageBreak/>
         <w:t>June, 20XX</w:t>
       </w:r>
     </w:p>
@@ -1162,7 +1372,6 @@
         </w:rPr>
         <w:br w:type="page"/>
       </w:r>
-      <w:commentRangeStart w:id="19"/>
       <w:r>
         <w:rPr>
           <w:rFonts w:eastAsia="SimHei" w:cs="Times New Roman"/>
@@ -1198,23 +1407,232 @@
         </w:rPr>
         <w:t>学位论文原创性声明</w:t>
       </w:r>
-      <w:commentRangeEnd w:id="19"/>
-      <w:r>
-        <w:rPr>
-          <w:rStyle w:val="afd"/>
+    </w:p>
+    <w:p>
+      <w:pPr>
+        <w:spacing w:line="25" w:lineRule="atLeast"/>
+        <w:ind w:firstLineChars="0" w:firstLine="510"/>
+        <w:jc w:val="center"/>
+        <w:rPr>
+          <w:rFonts w:eastAsia="SimHei" w:cs="Times New Roman"/>
+          <w:b/>
+          <w:sz w:val="10"/>
+          <w:szCs w:val="10"/>
+          <w14:ligatures w14:val="none"/>
+        </w:rPr>
+      </w:pPr>
+    </w:p>
+    <w:p>
+      <w:pPr>
+        <w:spacing w:after="120" w:line="360" w:lineRule="auto"/>
+        <w:ind w:firstLine="480"/>
+        <w:rPr>
+          <w:rFonts w:cs="Times New Roman"/>
+          <w14:ligatures w14:val="none"/>
+        </w:rPr>
+      </w:pPr>
+      <w:r>
+        <w:rPr>
+          <w:rFonts w:cs="Times New Roman"/>
+          <w14:ligatures w14:val="none"/>
+        </w:rPr>
+        <w:t>本人郑重声明：所呈交的学位论文，是本人在导师的指导下，独立进行研究工作所取得的成果。除文中已经注明引用的内容外，本论文不包含任何其他个人或集体已经发表或撰写过的作品成果。对本文的研究做出重要贡献的个人和集体，已在文中以适当方式予以致谢。若在论文撰写过程中使用了人工智能工具，本人已遵循《上海交通大学关于在教育教学中使用</w:t>
+      </w:r>
+      <w:r>
+        <w:rPr>
+          <w:rFonts w:cs="Times New Roman"/>
+          <w14:ligatures w14:val="none"/>
+        </w:rPr>
+        <w:t>AI</w:t>
+      </w:r>
+      <w:r>
+        <w:rPr>
+          <w:rFonts w:cs="Times New Roman"/>
+          <w14:ligatures w14:val="none"/>
+        </w:rPr>
+        <w:t>的规范》，确保人工智能生成内容的应用场景、引用范围及标注方式均符合规定，并杜绝学术不端行为。本人完全知晓本声明的法律后果由本人承担。</w:t>
+      </w:r>
+    </w:p>
+    <w:p>
+      <w:pPr>
+        <w:spacing w:line="25" w:lineRule="atLeast"/>
+        <w:ind w:firstLineChars="0" w:firstLine="0"/>
+        <w:rPr>
+          <w:rFonts w:cs="Times New Roman"/>
+          <w:sz w:val="28"/>
+          <w:szCs w:val="20"/>
+          <w14:ligatures w14:val="none"/>
+        </w:rPr>
+      </w:pPr>
+      <w:r>
+        <w:rPr>
+          <w:rFonts w:cs="Times New Roman"/>
+          <w:sz w:val="28"/>
+          <w:szCs w:val="20"/>
+          <w14:ligatures w14:val="none"/>
+        </w:rPr>
+        <w:t xml:space="preserve">                            </w:t>
+      </w:r>
+      <w:r>
+        <w:rPr>
+          <w:rFonts w:cs="Times New Roman"/>
+          <w:sz w:val="28"/>
+          <w:szCs w:val="20"/>
+          <w14:ligatures w14:val="none"/>
+        </w:rPr>
+        <w:t>学位论文作者签名：</w:t>
+      </w:r>
+    </w:p>
+    <w:p>
+      <w:pPr>
+        <w:spacing w:line="25" w:lineRule="atLeast"/>
+        <w:ind w:firstLineChars="0" w:firstLine="0"/>
+        <w:rPr>
+          <w:rFonts w:cs="Times New Roman"/>
+          <w:sz w:val="28"/>
+          <w:szCs w:val="20"/>
+          <w14:ligatures w14:val="none"/>
+        </w:rPr>
+      </w:pPr>
+      <w:r>
+        <w:rPr>
+          <w:rFonts w:cs="Times New Roman"/>
+          <w:sz w:val="28"/>
+          <w:szCs w:val="20"/>
+          <w14:ligatures w14:val="none"/>
+        </w:rPr>
+        <w:t xml:space="preserve">                            </w:t>
+      </w:r>
+      <w:r>
+        <w:rPr>
+          <w:rFonts w:cs="Times New Roman"/>
+          <w:sz w:val="28"/>
+          <w:szCs w:val="20"/>
+          <w14:ligatures w14:val="none"/>
+        </w:rPr>
+        <w:t>日期：</w:t>
+      </w:r>
+      <w:r>
+        <w:rPr>
+          <w:rFonts w:cs="Times New Roman"/>
+          <w:sz w:val="28"/>
+          <w:szCs w:val="20"/>
+          <w14:ligatures w14:val="none"/>
+        </w:rPr>
+        <w:t xml:space="preserve">     </w:t>
+      </w:r>
+      <w:r>
+        <w:rPr>
+          <w:rFonts w:cs="Times New Roman"/>
+          <w:sz w:val="28"/>
+          <w:szCs w:val="20"/>
+          <w14:ligatures w14:val="none"/>
+        </w:rPr>
+        <w:t>年</w:t>
+      </w:r>
+      <w:r>
+        <w:rPr>
+          <w:rFonts w:cs="Times New Roman"/>
+          <w:sz w:val="28"/>
+          <w:szCs w:val="20"/>
+          <w14:ligatures w14:val="none"/>
+        </w:rPr>
+        <w:t xml:space="preserve">   </w:t>
+      </w:r>
+      <w:r>
+        <w:rPr>
+          <w:rFonts w:cs="Times New Roman"/>
+          <w:sz w:val="28"/>
+          <w:szCs w:val="20"/>
+          <w14:ligatures w14:val="none"/>
+        </w:rPr>
+        <w:t>月</w:t>
+      </w:r>
+      <w:r>
+        <w:rPr>
+          <w:rFonts w:cs="Times New Roman"/>
+          <w:sz w:val="28"/>
+          <w:szCs w:val="20"/>
+          <w14:ligatures w14:val="none"/>
+        </w:rPr>
+        <w:t xml:space="preserve">   </w:t>
+      </w:r>
+      <w:r>
+        <w:rPr>
+          <w:rFonts w:cs="Times New Roman"/>
+          <w:sz w:val="28"/>
+          <w:szCs w:val="20"/>
+          <w14:ligatures w14:val="none"/>
+        </w:rPr>
+        <w:t>日</w:t>
+      </w:r>
+    </w:p>
+    <w:p>
+      <w:pPr>
+        <w:spacing w:line="25" w:lineRule="atLeast"/>
+        <w:ind w:firstLineChars="0" w:firstLine="0"/>
+        <w:jc w:val="center"/>
+        <w:rPr>
+          <w:rFonts w:eastAsia="SimHei" w:cs="Times New Roman"/>
+          <w:b/>
+          <w:sz w:val="15"/>
+          <w:szCs w:val="15"/>
+          <w14:ligatures w14:val="none"/>
+        </w:rPr>
+      </w:pPr>
+    </w:p>
+    <w:p>
+      <w:pPr>
+        <w:spacing w:line="25" w:lineRule="atLeast"/>
+        <w:ind w:firstLineChars="0" w:firstLine="0"/>
+        <w:jc w:val="center"/>
+        <w:rPr>
           <w:rFonts w:eastAsia="SimHei" w:cs="Times New Roman"/>
           <w:b/>
           <w:sz w:val="32"/>
           <w:szCs w:val="32"/>
           <w14:ligatures w14:val="none"/>
         </w:rPr>
-        <w:commentReference w:id="19"/>
+      </w:pPr>
+      <w:r>
+        <w:rPr>
+          <w:rFonts w:eastAsia="SimHei" w:cs="Times New Roman"/>
+          <w:b/>
+          <w:sz w:val="32"/>
+          <w:szCs w:val="32"/>
+          <w14:ligatures w14:val="none"/>
+        </w:rPr>
+        <w:t>上海交通大学</w:t>
       </w:r>
     </w:p>
     <w:p>
       <w:pPr>
         <w:spacing w:line="25" w:lineRule="atLeast"/>
-        <w:ind w:firstLineChars="0" w:firstLine="510"/>
+        <w:ind w:firstLineChars="0" w:firstLine="0"/>
+        <w:jc w:val="center"/>
+        <w:rPr>
+          <w:rFonts w:eastAsia="SimHei" w:cs="Times New Roman"/>
+          <w:b/>
+          <w:sz w:val="32"/>
+          <w:szCs w:val="32"/>
+          <w14:ligatures w14:val="none"/>
+        </w:rPr>
+      </w:pPr>
+      <w:r>
+        <w:rPr>
+          <w:rFonts w:eastAsia="SimHei" w:cs="Times New Roman"/>
+          <w:b/>
+          <w:sz w:val="32"/>
+          <w:szCs w:val="32"/>
+          <w14:ligatures w14:val="none"/>
+        </w:rPr>
+        <w:t>学位论文使用授权书</w:t>
+      </w:r>
+    </w:p>
+    <w:p>
+      <w:pPr>
+        <w:spacing w:line="25" w:lineRule="atLeast"/>
+        <w:ind w:firstLineChars="0" w:firstLine="0"/>
         <w:jc w:val="center"/>
         <w:rPr>
           <w:rFonts w:eastAsia="SimHei" w:cs="Times New Roman"/>
@@ -1230,252 +1648,6 @@
         <w:spacing w:after="120" w:line="360" w:lineRule="auto"/>
         <w:ind w:firstLine="480"/>
         <w:rPr>
-          <w:rFonts w:cs="Times New Roman" w:hint="eastAsia"/>
-          <w14:ligatures w14:val="none"/>
-        </w:rPr>
-      </w:pPr>
-      <w:r>
-        <w:rPr>
-          <w:rFonts w:cs="Times New Roman"/>
-          <w14:ligatures w14:val="none"/>
-        </w:rPr>
-        <w:t>本人郑重声明：所呈交的学位论文，是本人在导师的指导下，独立进行研究工作所取得的成果。除文中已经注明引用的内容外，本论文不包含任何其他个人或集体已经发表或撰写过的作品成果。对本文的研究做出重要贡献的个人和集体，已在文中以适当方式予以致谢。若在论文撰写过程中使用了人工智能工具，本人已遵循《上海交通大学关于在教育教学中使用</w:t>
-      </w:r>
-      <w:r>
-        <w:rPr>
-          <w:rFonts w:cs="Times New Roman"/>
-          <w14:ligatures w14:val="none"/>
-        </w:rPr>
-        <w:t>AI</w:t>
-      </w:r>
-      <w:r>
-        <w:rPr>
-          <w:rFonts w:cs="Times New Roman"/>
-          <w14:ligatures w14:val="none"/>
-        </w:rPr>
-        <w:t>的规范》，确保人工智能生成内容的应用场景、引用范围及标注方式均符合规定，并杜绝学术不端行为。本人完全知晓本声明的法律后果由本人承担。</w:t>
-      </w:r>
-    </w:p>
-    <w:p>
-      <w:pPr>
-        <w:spacing w:line="25" w:lineRule="atLeast"/>
-        <w:ind w:firstLineChars="0" w:firstLine="0"/>
-        <w:rPr>
-          <w:rFonts w:cs="Times New Roman"/>
-          <w:sz w:val="28"/>
-          <w:szCs w:val="20"/>
-          <w14:ligatures w14:val="none"/>
-        </w:rPr>
-      </w:pPr>
-      <w:r>
-        <w:rPr>
-          <w:rFonts w:cs="Times New Roman"/>
-          <w:sz w:val="28"/>
-          <w:szCs w:val="20"/>
-          <w14:ligatures w14:val="none"/>
-        </w:rPr>
-        <w:t xml:space="preserve">                            </w:t>
-      </w:r>
-      <w:commentRangeStart w:id="20"/>
-      <w:r>
-        <w:rPr>
-          <w:rFonts w:cs="Times New Roman"/>
-          <w:sz w:val="28"/>
-          <w:szCs w:val="20"/>
-          <w14:ligatures w14:val="none"/>
-        </w:rPr>
-        <w:t>学位论文作者签名：</w:t>
-      </w:r>
-    </w:p>
-    <w:p>
-      <w:pPr>
-        <w:spacing w:line="25" w:lineRule="atLeast"/>
-        <w:ind w:firstLineChars="0" w:firstLine="0"/>
-        <w:rPr>
-          <w:rFonts w:cs="Times New Roman"/>
-          <w:sz w:val="28"/>
-          <w:szCs w:val="20"/>
-          <w14:ligatures w14:val="none"/>
-        </w:rPr>
-      </w:pPr>
-      <w:r>
-        <w:rPr>
-          <w:rFonts w:cs="Times New Roman"/>
-          <w:sz w:val="28"/>
-          <w:szCs w:val="20"/>
-          <w14:ligatures w14:val="none"/>
-        </w:rPr>
-        <w:t xml:space="preserve">                            </w:t>
-      </w:r>
-      <w:r>
-        <w:rPr>
-          <w:rFonts w:cs="Times New Roman"/>
-          <w:sz w:val="28"/>
-          <w:szCs w:val="20"/>
-          <w14:ligatures w14:val="none"/>
-        </w:rPr>
-        <w:t>日期：</w:t>
-      </w:r>
-      <w:r>
-        <w:rPr>
-          <w:rFonts w:cs="Times New Roman"/>
-          <w:sz w:val="28"/>
-          <w:szCs w:val="20"/>
-          <w14:ligatures w14:val="none"/>
-        </w:rPr>
-        <w:t xml:space="preserve">     </w:t>
-      </w:r>
-      <w:r>
-        <w:rPr>
-          <w:rFonts w:cs="Times New Roman"/>
-          <w:sz w:val="28"/>
-          <w:szCs w:val="20"/>
-          <w14:ligatures w14:val="none"/>
-        </w:rPr>
-        <w:t>年</w:t>
-      </w:r>
-      <w:r>
-        <w:rPr>
-          <w:rFonts w:cs="Times New Roman"/>
-          <w:sz w:val="28"/>
-          <w:szCs w:val="20"/>
-          <w14:ligatures w14:val="none"/>
-        </w:rPr>
-        <w:t xml:space="preserve">   </w:t>
-      </w:r>
-      <w:r>
-        <w:rPr>
-          <w:rFonts w:cs="Times New Roman"/>
-          <w:sz w:val="28"/>
-          <w:szCs w:val="20"/>
-          <w14:ligatures w14:val="none"/>
-        </w:rPr>
-        <w:t>月</w:t>
-      </w:r>
-      <w:r>
-        <w:rPr>
-          <w:rFonts w:cs="Times New Roman"/>
-          <w:sz w:val="28"/>
-          <w:szCs w:val="20"/>
-          <w14:ligatures w14:val="none"/>
-        </w:rPr>
-        <w:t xml:space="preserve">   </w:t>
-      </w:r>
-      <w:r>
-        <w:rPr>
-          <w:rFonts w:cs="Times New Roman"/>
-          <w:sz w:val="28"/>
-          <w:szCs w:val="20"/>
-          <w14:ligatures w14:val="none"/>
-        </w:rPr>
-        <w:t>日</w:t>
-      </w:r>
-      <w:commentRangeEnd w:id="20"/>
-      <w:r>
-        <w:rPr>
-          <w:rStyle w:val="afd"/>
-          <w:rFonts w:cs="Times New Roman"/>
-          <w:sz w:val="28"/>
-          <w:szCs w:val="20"/>
-          <w14:ligatures w14:val="none"/>
-        </w:rPr>
-        <w:commentReference w:id="20"/>
-      </w:r>
-    </w:p>
-    <w:p>
-      <w:pPr>
-        <w:spacing w:line="25" w:lineRule="atLeast"/>
-        <w:ind w:firstLineChars="0" w:firstLine="0"/>
-        <w:jc w:val="center"/>
-        <w:rPr>
-          <w:rFonts w:eastAsia="SimHei" w:cs="Times New Roman"/>
-          <w:b/>
-          <w:sz w:val="15"/>
-          <w:szCs w:val="15"/>
-          <w14:ligatures w14:val="none"/>
-        </w:rPr>
-      </w:pPr>
-    </w:p>
-    <w:p>
-      <w:pPr>
-        <w:spacing w:line="25" w:lineRule="atLeast"/>
-        <w:ind w:firstLineChars="0" w:firstLine="0"/>
-        <w:jc w:val="center"/>
-        <w:rPr>
-          <w:rFonts w:eastAsia="SimHei" w:cs="Times New Roman"/>
-          <w:b/>
-          <w:sz w:val="32"/>
-          <w:szCs w:val="32"/>
-          <w14:ligatures w14:val="none"/>
-        </w:rPr>
-      </w:pPr>
-      <w:commentRangeStart w:id="21"/>
-      <w:r>
-        <w:rPr>
-          <w:rFonts w:eastAsia="SimHei" w:cs="Times New Roman"/>
-          <w:b/>
-          <w:sz w:val="32"/>
-          <w:szCs w:val="32"/>
-          <w14:ligatures w14:val="none"/>
-        </w:rPr>
-        <w:t>上海交通大学</w:t>
-      </w:r>
-    </w:p>
-    <w:p>
-      <w:pPr>
-        <w:spacing w:line="25" w:lineRule="atLeast"/>
-        <w:ind w:firstLineChars="0" w:firstLine="0"/>
-        <w:jc w:val="center"/>
-        <w:rPr>
-          <w:rFonts w:eastAsia="SimHei" w:cs="Times New Roman"/>
-          <w:b/>
-          <w:sz w:val="32"/>
-          <w:szCs w:val="32"/>
-          <w14:ligatures w14:val="none"/>
-        </w:rPr>
-      </w:pPr>
-      <w:r>
-        <w:rPr>
-          <w:rFonts w:eastAsia="SimHei" w:cs="Times New Roman"/>
-          <w:b/>
-          <w:sz w:val="32"/>
-          <w:szCs w:val="32"/>
-          <w14:ligatures w14:val="none"/>
-        </w:rPr>
-        <w:t>学位论文使用授权书</w:t>
-      </w:r>
-      <w:commentRangeEnd w:id="21"/>
-      <w:r>
-        <w:rPr>
-          <w:rStyle w:val="afd"/>
-          <w:rFonts w:eastAsia="SimHei" w:cs="Times New Roman"/>
-          <w:b/>
-          <w:sz w:val="32"/>
-          <w:szCs w:val="32"/>
-          <w14:ligatures w14:val="none"/>
-        </w:rPr>
-        <w:commentReference w:id="21"/>
-      </w:r>
-    </w:p>
-    <w:p>
-      <w:pPr>
-        <w:spacing w:line="25" w:lineRule="atLeast"/>
-        <w:ind w:firstLineChars="0" w:firstLine="0"/>
-        <w:jc w:val="center"/>
-        <w:rPr>
-          <w:rFonts w:eastAsia="SimHei" w:cs="Times New Roman"/>
-          <w:b/>
-          <w:sz w:val="10"/>
-          <w:szCs w:val="10"/>
-          <w14:ligatures w14:val="none"/>
-        </w:rPr>
-      </w:pPr>
-    </w:p>
-    <w:p>
-      <w:pPr>
-        <w:spacing w:after="120" w:line="360" w:lineRule="auto"/>
-        <w:ind w:firstLine="480"/>
-        <w:rPr>
           <w:rFonts w:cs="Times New Roman"/>
           <w14:ligatures w14:val="none"/>
         </w:rPr>
@@ -1640,7 +1812,6 @@
         </w:rPr>
         <w:t>□</w:t>
       </w:r>
-      <w:commentRangeStart w:id="22"/>
       <w:r>
         <w:rPr>
           <w:rFonts w:cs="Times New Roman"/>
@@ -1718,24 +1889,13 @@
         </w:rPr>
         <w:t>年（不超过20年），过保密期后适用本授权书。</w:t>
       </w:r>
-      <w:commentRangeEnd w:id="22"/>
-      <w:r>
-        <w:rPr>
-          <w:rStyle w:val="afd"/>
-          <w:rFonts w:ascii="宋体" w:cs="Times New Roman"/>
-          <w:sz w:val="24"/>
-          <w:szCs w:val="24"/>
-          <w14:ligatures w14:val="none"/>
-        </w:rPr>
-        <w:commentReference w:id="22"/>
-      </w:r>
     </w:p>
     <w:p>
       <w:pPr>
         <w:spacing w:line="360" w:lineRule="auto"/>
         <w:ind w:firstLineChars="300" w:firstLine="723"/>
         <w:rPr>
-          <w:rFonts w:ascii="宋体" w:cs="Times New Roman" w:hint="eastAsia"/>
+          <w:rFonts w:ascii="宋体" w:cs="Times New Roman"/>
           <w14:ligatures w14:val="none"/>
         </w:rPr>
       </w:pPr>
@@ -1795,7 +1955,6 @@
           <w14:ligatures w14:val="none"/>
         </w:rPr>
       </w:pPr>
-      <w:commentRangeStart w:id="23"/>
       <w:r>
         <w:rPr>
           <w:rFonts w:ascii="宋体" w:cs="Times New Roman"/>
@@ -1803,67 +1962,26 @@
           <w:szCs w:val="20"/>
           <w14:ligatures w14:val="none"/>
         </w:rPr>
-        <w:t xml:space="preserve">学位论文作者签名：              </w:t>
-      </w:r>
-      <w:commentRangeEnd w:id="23"/>
-      <w:r>
-        <w:rPr>
-          <w:rStyle w:val="afd"/>
+        <w:t>学位论文作者签名：               指导教师签名：</w:t>
+      </w:r>
+    </w:p>
+    <w:p>
+      <w:pPr>
+        <w:spacing w:line="25" w:lineRule="atLeast"/>
+        <w:ind w:firstLineChars="71" w:firstLine="199"/>
+        <w:rPr>
           <w:rFonts w:ascii="宋体" w:cs="Times New Roman"/>
           <w:sz w:val="28"/>
           <w:szCs w:val="20"/>
           <w14:ligatures w14:val="none"/>
         </w:rPr>
-        <w:commentReference w:id="23"/>
-      </w:r>
-      <w:r>
-        <w:rPr>
-          <w:rFonts w:ascii="宋体" w:cs="Times New Roman"/>
-          <w:sz w:val="28"/>
-          <w:szCs w:val="20"/>
-          <w14:ligatures w14:val="none"/>
-        </w:rPr>
-        <w:t xml:space="preserve"> </w:t>
-      </w:r>
-      <w:commentRangeStart w:id="24"/>
-      <w:r>
-        <w:rPr>
-          <w:rFonts w:ascii="宋体" w:cs="Times New Roman"/>
-          <w:sz w:val="28"/>
-          <w:szCs w:val="20"/>
-          <w14:ligatures w14:val="none"/>
-        </w:rPr>
-        <w:t>指导教师签名：</w:t>
-      </w:r>
-      <w:commentRangeEnd w:id="24"/>
-      <w:r>
-        <w:rPr>
-          <w:rStyle w:val="afd"/>
-          <w:rFonts w:ascii="宋体" w:cs="Times New Roman"/>
-          <w:sz w:val="28"/>
-          <w:szCs w:val="20"/>
-          <w14:ligatures w14:val="none"/>
-        </w:rPr>
-        <w:commentReference w:id="24"/>
-      </w:r>
-    </w:p>
-    <w:p>
-      <w:pPr>
-        <w:spacing w:line="25" w:lineRule="atLeast"/>
-        <w:ind w:firstLineChars="71" w:firstLine="199"/>
-        <w:rPr>
-          <w:rFonts w:ascii="宋体" w:cs="Times New Roman" w:hint="eastAsia"/>
-          <w:sz w:val="28"/>
-          <w:szCs w:val="20"/>
-          <w14:ligatures w14:val="none"/>
-        </w:rPr>
         <w:sectPr>
-          <w:headerReference w:type="even" r:id="rId12"/>
-          <w:headerReference w:type="default" r:id="rId13"/>
-          <w:footerReference w:type="even" r:id="rId14"/>
-          <w:footerReference w:type="default" r:id="rId15"/>
-          <w:headerReference w:type="first" r:id="rId16"/>
-          <w:footerReference w:type="first" r:id="rId17"/>
+          <w:headerReference w:type="even" r:id="rId9"/>
+          <w:headerReference w:type="default" r:id="rId10"/>
+          <w:footerReference w:type="even" r:id="rId11"/>
+          <w:footerReference w:type="default" r:id="rId12"/>
+          <w:headerReference w:type="first" r:id="rId13"/>
+          <w:footerReference w:type="first" r:id="rId14"/>
           <w:pgSz w:w="11906" w:h="16838"/>
           <w:pgMar w:top="1440" w:right="1800" w:bottom="1440" w:left="1800" w:header="851" w:footer="992" w:gutter="284"/>
           <w:cols w:space="425"/>
@@ -1884,9 +2002,9 @@
       <w:pPr>
         <w:pStyle w:val="af4"/>
       </w:pPr>
-      <w:bookmarkStart w:id="25" w:name="_Toc228888956"/>
-      <w:bookmarkStart w:id="26" w:name="_Toc228889287"/>
-      <w:bookmarkStart w:id="27" w:name="_Toc228909408"/>
+      <w:bookmarkStart w:id="12" w:name="_Toc228888956"/>
+      <w:bookmarkStart w:id="13" w:name="_Toc228889287"/>
+      <w:bookmarkStart w:id="14" w:name="_Toc228962096"/>
       <w:r>
         <w:rPr>
           <w:rFonts w:hint="eastAsia"/>
@@ -1906,9 +2024,9 @@
         </w:rPr>
         <w:t>要</w:t>
       </w:r>
-      <w:bookmarkEnd w:id="25"/>
-      <w:bookmarkEnd w:id="26"/>
-      <w:bookmarkEnd w:id="27"/>
+      <w:bookmarkEnd w:id="12"/>
+      <w:bookmarkEnd w:id="13"/>
+      <w:bookmarkEnd w:id="14"/>
     </w:p>
     <w:p>
       <w:pPr>
@@ -1939,7 +2057,7 @@
     </w:p>
     <w:p>
       <w:pPr>
-        <w:ind w:firstLineChars="0" w:firstLine="0"/>
+        <w:pStyle w:val="aff6"/>
       </w:pPr>
       <w:r>
         <w:rPr>
@@ -1978,16 +2096,16 @@
       <w:pPr>
         <w:pStyle w:val="ABSTRACT"/>
       </w:pPr>
-      <w:bookmarkStart w:id="28" w:name="_Toc228888957"/>
-      <w:bookmarkStart w:id="29" w:name="_Toc228889288"/>
-      <w:bookmarkStart w:id="30" w:name="_Toc228909409"/>
+      <w:bookmarkStart w:id="15" w:name="_Toc228888957"/>
+      <w:bookmarkStart w:id="16" w:name="_Toc228889288"/>
+      <w:bookmarkStart w:id="17" w:name="_Toc228962097"/>
       <w:r>
         <w:lastRenderedPageBreak/>
         <w:t>ABSTRACT</w:t>
       </w:r>
-      <w:bookmarkEnd w:id="28"/>
-      <w:bookmarkEnd w:id="29"/>
-      <w:bookmarkEnd w:id="30"/>
+      <w:bookmarkEnd w:id="15"/>
+      <w:bookmarkEnd w:id="16"/>
+      <w:bookmarkEnd w:id="17"/>
     </w:p>
     <w:p>
       <w:pPr>
@@ -2012,14 +2130,14 @@
     </w:p>
     <w:p>
       <w:pPr>
-        <w:ind w:firstLineChars="0" w:firstLine="0"/>
+        <w:pStyle w:val="aff6"/>
       </w:pPr>
       <w:r>
         <w:rPr>
           <w:b/>
           <w:bCs/>
         </w:rPr>
-        <w:t>Key words</w:t>
+        <w:t>Keywords</w:t>
       </w:r>
       <w:r>
         <w:t>: dissertation, dissertation format, standardization, template</w:t>
@@ -2085,7 +2203,7 @@
       <w:r>
         <w:fldChar w:fldCharType="separate"/>
       </w:r>
-      <w:hyperlink w:anchor="_Toc228909408" w:history="1">
+      <w:hyperlink w:anchor="_Toc228962096" w:history="1">
         <w:r>
           <w:rPr>
             <w:rStyle w:val="afa"/>
@@ -2126,7 +2244,7 @@
             <w:noProof/>
             <w:webHidden/>
           </w:rPr>
-          <w:instrText xml:space="preserve"> PAGEREF _Toc228909408 \h </w:instrText>
+          <w:instrText xml:space="preserve"> PAGEREF _Toc228962096 \h </w:instrText>
         </w:r>
         <w:r>
           <w:rPr>
@@ -2167,7 +2285,7 @@
           <w:sz w:val="22"/>
         </w:rPr>
       </w:pPr>
-      <w:hyperlink w:anchor="_Toc228909409" w:history="1">
+      <w:hyperlink w:anchor="_Toc228962097" w:history="1">
         <w:r>
           <w:rPr>
             <w:rStyle w:val="afa"/>
@@ -2194,7 +2312,7 @@
             <w:noProof/>
             <w:webHidden/>
           </w:rPr>
-          <w:instrText xml:space="preserve"> PAGEREF _Toc228909409 \h </w:instrText>
+          <w:instrText xml:space="preserve"> PAGEREF _Toc228962097 \h </w:instrText>
         </w:r>
         <w:r>
           <w:rPr>
@@ -2235,7 +2353,7 @@
           <w:sz w:val="22"/>
         </w:rPr>
       </w:pPr>
-      <w:hyperlink w:anchor="_Toc228909410" w:history="1">
+      <w:hyperlink w:anchor="_Toc228962098" w:history="1">
         <w:r>
           <w:rPr>
             <w:rStyle w:val="afa"/>
@@ -2276,7 +2394,7 @@
             <w:noProof/>
             <w:webHidden/>
           </w:rPr>
-          <w:instrText xml:space="preserve"> PAGEREF _Toc228909410 \h </w:instrText>
+          <w:instrText xml:space="preserve"> PAGEREF _Toc228962098 \h </w:instrText>
         </w:r>
         <w:r>
           <w:rPr>
@@ -2320,7 +2438,7 @@
           <w:sz w:val="22"/>
         </w:rPr>
       </w:pPr>
-      <w:hyperlink w:anchor="_Toc228909411" w:history="1">
+      <w:hyperlink w:anchor="_Toc228962099" w:history="1">
         <w:r>
           <w:rPr>
             <w:rStyle w:val="afa"/>
@@ -2362,7 +2480,7 @@
             <w:noProof/>
             <w:webHidden/>
           </w:rPr>
-          <w:instrText xml:space="preserve"> PAGEREF _Toc228909411 \h </w:instrText>
+          <w:instrText xml:space="preserve"> PAGEREF _Toc228962099 \h </w:instrText>
         </w:r>
         <w:r>
           <w:rPr>
@@ -2406,7 +2524,7 @@
           <w:sz w:val="22"/>
         </w:rPr>
       </w:pPr>
-      <w:hyperlink w:anchor="_Toc228909412" w:history="1">
+      <w:hyperlink w:anchor="_Toc228962100" w:history="1">
         <w:r>
           <w:rPr>
             <w:rStyle w:val="afa"/>
@@ -2448,7 +2566,7 @@
             <w:noProof/>
             <w:webHidden/>
           </w:rPr>
-          <w:instrText xml:space="preserve"> PAGEREF _Toc228909412 \h </w:instrText>
+          <w:instrText xml:space="preserve"> PAGEREF _Toc228962100 \h </w:instrText>
         </w:r>
         <w:r>
           <w:rPr>
@@ -2492,7 +2610,7 @@
           <w:sz w:val="22"/>
         </w:rPr>
       </w:pPr>
-      <w:hyperlink w:anchor="_Toc228909413" w:history="1">
+      <w:hyperlink w:anchor="_Toc228962101" w:history="1">
         <w:r>
           <w:rPr>
             <w:rStyle w:val="afa"/>
@@ -2534,7 +2652,7 @@
             <w:noProof/>
             <w:webHidden/>
           </w:rPr>
-          <w:instrText xml:space="preserve"> PAGEREF _Toc228909413 \h </w:instrText>
+          <w:instrText xml:space="preserve"> PAGEREF _Toc228962101 \h </w:instrText>
         </w:r>
         <w:r>
           <w:rPr>
@@ -2578,7 +2696,7 @@
           <w:sz w:val="22"/>
         </w:rPr>
       </w:pPr>
-      <w:hyperlink w:anchor="_Toc228909414" w:history="1">
+      <w:hyperlink w:anchor="_Toc228962102" w:history="1">
         <w:r>
           <w:rPr>
             <w:rStyle w:val="afa"/>
@@ -2620,7 +2738,7 @@
             <w:noProof/>
             <w:webHidden/>
           </w:rPr>
-          <w:instrText xml:space="preserve"> PAGEREF _Toc228909414 \h </w:instrText>
+          <w:instrText xml:space="preserve"> PAGEREF _Toc228962102 \h </w:instrText>
         </w:r>
         <w:r>
           <w:rPr>
@@ -2661,7 +2779,7 @@
           <w:sz w:val="22"/>
         </w:rPr>
       </w:pPr>
-      <w:hyperlink w:anchor="_Toc228909415" w:history="1">
+      <w:hyperlink w:anchor="_Toc228962103" w:history="1">
         <w:r>
           <w:rPr>
             <w:rStyle w:val="afa"/>
@@ -2702,7 +2820,7 @@
             <w:noProof/>
             <w:webHidden/>
           </w:rPr>
-          <w:instrText xml:space="preserve"> PAGEREF _Toc228909415 \h </w:instrText>
+          <w:instrText xml:space="preserve"> PAGEREF _Toc228962103 \h </w:instrText>
         </w:r>
         <w:r>
           <w:rPr>
@@ -2746,7 +2864,7 @@
           <w:sz w:val="22"/>
         </w:rPr>
       </w:pPr>
-      <w:hyperlink w:anchor="_Toc228909416" w:history="1">
+      <w:hyperlink w:anchor="_Toc228962104" w:history="1">
         <w:r>
           <w:rPr>
             <w:rStyle w:val="afa"/>
@@ -2797,7 +2915,7 @@
             <w:noProof/>
             <w:webHidden/>
           </w:rPr>
-          <w:instrText xml:space="preserve"> PAGEREF _Toc228909416 \h </w:instrText>
+          <w:instrText xml:space="preserve"> PAGEREF _Toc228962104 \h </w:instrText>
         </w:r>
         <w:r>
           <w:rPr>
@@ -2841,7 +2959,7 @@
           <w:sz w:val="22"/>
         </w:rPr>
       </w:pPr>
-      <w:hyperlink w:anchor="_Toc228909417" w:history="1">
+      <w:hyperlink w:anchor="_Toc228962105" w:history="1">
         <w:r>
           <w:rPr>
             <w:rStyle w:val="afa"/>
@@ -2883,7 +3001,7 @@
             <w:noProof/>
             <w:webHidden/>
           </w:rPr>
-          <w:instrText xml:space="preserve"> PAGEREF _Toc228909417 \h </w:instrText>
+          <w:instrText xml:space="preserve"> PAGEREF _Toc228962105 \h </w:instrText>
         </w:r>
         <w:r>
           <w:rPr>
@@ -2924,7 +3042,7 @@
           <w:sz w:val="22"/>
         </w:rPr>
       </w:pPr>
-      <w:hyperlink w:anchor="_Toc228909418" w:history="1">
+      <w:hyperlink w:anchor="_Toc228962106" w:history="1">
         <w:r>
           <w:rPr>
             <w:rStyle w:val="afa"/>
@@ -2958,7 +3076,7 @@
             <w:noProof/>
             <w:webHidden/>
           </w:rPr>
-          <w:instrText xml:space="preserve"> PAGEREF _Toc228909418 \h </w:instrText>
+          <w:instrText xml:space="preserve"> PAGEREF _Toc228962106 \h </w:instrText>
         </w:r>
         <w:r>
           <w:rPr>
@@ -3002,7 +3120,7 @@
           <w:sz w:val="22"/>
         </w:rPr>
       </w:pPr>
-      <w:hyperlink w:anchor="_Toc228909419" w:history="1">
+      <w:hyperlink w:anchor="_Toc228962107" w:history="1">
         <w:r>
           <w:rPr>
             <w:rStyle w:val="afa"/>
@@ -3044,7 +3162,7 @@
             <w:noProof/>
             <w:webHidden/>
           </w:rPr>
-          <w:instrText xml:space="preserve"> PAGEREF _Toc228909419 \h </w:instrText>
+          <w:instrText xml:space="preserve"> PAGEREF _Toc228962107 \h </w:instrText>
         </w:r>
         <w:r>
           <w:rPr>
@@ -3085,7 +3203,7 @@
           <w:sz w:val="22"/>
         </w:rPr>
       </w:pPr>
-      <w:hyperlink w:anchor="_Toc228909420" w:history="1">
+      <w:hyperlink w:anchor="_Toc228962108" w:history="1">
         <w:r>
           <w:rPr>
             <w:rStyle w:val="afa"/>
@@ -3126,7 +3244,7 @@
             <w:noProof/>
             <w:webHidden/>
           </w:rPr>
-          <w:instrText xml:space="preserve"> PAGEREF _Toc228909420 \h </w:instrText>
+          <w:instrText xml:space="preserve"> PAGEREF _Toc228962108 \h </w:instrText>
         </w:r>
         <w:r>
           <w:rPr>
@@ -3170,7 +3288,7 @@
           <w:sz w:val="22"/>
         </w:rPr>
       </w:pPr>
-      <w:hyperlink w:anchor="_Toc228909421" w:history="1">
+      <w:hyperlink w:anchor="_Toc228962109" w:history="1">
         <w:r>
           <w:rPr>
             <w:rStyle w:val="afa"/>
@@ -3212,7 +3330,7 @@
             <w:noProof/>
             <w:webHidden/>
           </w:rPr>
-          <w:instrText xml:space="preserve"> PAGEREF _Toc228909421 \h </w:instrText>
+          <w:instrText xml:space="preserve"> PAGEREF _Toc228962109 \h </w:instrText>
         </w:r>
         <w:r>
           <w:rPr>
@@ -3256,7 +3374,7 @@
           <w:sz w:val="22"/>
         </w:rPr>
       </w:pPr>
-      <w:hyperlink w:anchor="_Toc228909422" w:history="1">
+      <w:hyperlink w:anchor="_Toc228962110" w:history="1">
         <w:r>
           <w:rPr>
             <w:rStyle w:val="afa"/>
@@ -3298,7 +3416,7 @@
             <w:noProof/>
             <w:webHidden/>
           </w:rPr>
-          <w:instrText xml:space="preserve"> PAGEREF _Toc228909422 \h </w:instrText>
+          <w:instrText xml:space="preserve"> PAGEREF _Toc228962110 \h </w:instrText>
         </w:r>
         <w:r>
           <w:rPr>
@@ -3339,7 +3457,7 @@
           <w:sz w:val="22"/>
         </w:rPr>
       </w:pPr>
-      <w:hyperlink w:anchor="_Toc228909423" w:history="1">
+      <w:hyperlink w:anchor="_Toc228962111" w:history="1">
         <w:r>
           <w:rPr>
             <w:rStyle w:val="afa"/>
@@ -3380,7 +3498,7 @@
             <w:noProof/>
             <w:webHidden/>
           </w:rPr>
-          <w:instrText xml:space="preserve"> PAGEREF _Toc228909423 \h </w:instrText>
+          <w:instrText xml:space="preserve"> PAGEREF _Toc228962111 \h </w:instrText>
         </w:r>
         <w:r>
           <w:rPr>
@@ -3400,7 +3518,7 @@
             <w:noProof/>
             <w:webHidden/>
           </w:rPr>
-          <w:t>5</w:t>
+          <w:t>6</w:t>
         </w:r>
         <w:r>
           <w:rPr>
@@ -3424,7 +3542,7 @@
           <w:sz w:val="22"/>
         </w:rPr>
       </w:pPr>
-      <w:hyperlink w:anchor="_Toc228909424" w:history="1">
+      <w:hyperlink w:anchor="_Toc228962112" w:history="1">
         <w:r>
           <w:rPr>
             <w:rStyle w:val="afa"/>
@@ -3466,7 +3584,7 @@
             <w:noProof/>
             <w:webHidden/>
           </w:rPr>
-          <w:instrText xml:space="preserve"> PAGEREF _Toc228909424 \h </w:instrText>
+          <w:instrText xml:space="preserve"> PAGEREF _Toc228962112 \h </w:instrText>
         </w:r>
         <w:r>
           <w:rPr>
@@ -3486,7 +3604,7 @@
             <w:noProof/>
             <w:webHidden/>
           </w:rPr>
-          <w:t>5</w:t>
+          <w:t>6</w:t>
         </w:r>
         <w:r>
           <w:rPr>
@@ -3510,7 +3628,7 @@
           <w:sz w:val="22"/>
         </w:rPr>
       </w:pPr>
-      <w:hyperlink w:anchor="_Toc228909425" w:history="1">
+      <w:hyperlink w:anchor="_Toc228962113" w:history="1">
         <w:r>
           <w:rPr>
             <w:rStyle w:val="afa"/>
@@ -3552,7 +3670,7 @@
             <w:noProof/>
             <w:webHidden/>
           </w:rPr>
-          <w:instrText xml:space="preserve"> PAGEREF _Toc228909425 \h </w:instrText>
+          <w:instrText xml:space="preserve"> PAGEREF _Toc228962113 \h </w:instrText>
         </w:r>
         <w:r>
           <w:rPr>
@@ -3572,7 +3690,7 @@
             <w:noProof/>
             <w:webHidden/>
           </w:rPr>
-          <w:t>5</w:t>
+          <w:t>6</w:t>
         </w:r>
         <w:r>
           <w:rPr>
@@ -3593,7 +3711,7 @@
           <w:sz w:val="22"/>
         </w:rPr>
       </w:pPr>
-      <w:hyperlink w:anchor="_Toc228909426" w:history="1">
+      <w:hyperlink w:anchor="_Toc228962114" w:history="1">
         <w:r>
           <w:rPr>
             <w:rStyle w:val="afa"/>
@@ -3662,7 +3780,7 @@
             <w:noProof/>
             <w:webHidden/>
           </w:rPr>
-          <w:instrText xml:space="preserve"> PAGEREF _Toc228909426 \h </w:instrText>
+          <w:instrText xml:space="preserve"> PAGEREF _Toc228962114 \h </w:instrText>
         </w:r>
         <w:r>
           <w:rPr>
@@ -3682,7 +3800,7 @@
             <w:noProof/>
             <w:webHidden/>
           </w:rPr>
-          <w:t>6</w:t>
+          <w:t>7</w:t>
         </w:r>
         <w:r>
           <w:rPr>
@@ -3703,13 +3821,13 @@
           <w:sz w:val="22"/>
         </w:rPr>
       </w:pPr>
-      <w:hyperlink w:anchor="_Toc228909427" w:history="1">
+      <w:hyperlink w:anchor="_Toc228962115" w:history="1">
         <w:r>
           <w:rPr>
             <w:rStyle w:val="afa"/>
             <w:noProof/>
           </w:rPr>
-          <w:t>符号与标记（附录</w:t>
+          <w:t>关于此模板的使用说明（附录</w:t>
         </w:r>
         <w:r>
           <w:rPr>
@@ -3744,89 +3862,7 @@
             <w:noProof/>
             <w:webHidden/>
           </w:rPr>
-          <w:instrText xml:space="preserve"> PAGEREF _Toc228909427 \h </w:instrText>
-        </w:r>
-        <w:r>
-          <w:rPr>
-            <w:noProof/>
-            <w:webHidden/>
-          </w:rPr>
-        </w:r>
-        <w:r>
-          <w:rPr>
-            <w:noProof/>
-            <w:webHidden/>
-          </w:rPr>
-          <w:fldChar w:fldCharType="separate"/>
-        </w:r>
-        <w:r>
-          <w:rPr>
-            <w:noProof/>
-            <w:webHidden/>
-          </w:rPr>
-          <w:t>7</w:t>
-        </w:r>
-        <w:r>
-          <w:rPr>
-            <w:noProof/>
-            <w:webHidden/>
-          </w:rPr>
-          <w:fldChar w:fldCharType="end"/>
-        </w:r>
-      </w:hyperlink>
-    </w:p>
-    <w:p>
-      <w:pPr>
-        <w:pStyle w:val="TOC1"/>
-        <w:rPr>
-          <w:rFonts w:asciiTheme="minorHAnsi" w:eastAsiaTheme="minorEastAsia" w:hAnsiTheme="minorHAnsi"/>
-          <w:b w:val="0"/>
-          <w:noProof/>
-          <w:sz w:val="22"/>
-        </w:rPr>
-      </w:pPr>
-      <w:hyperlink w:anchor="_Toc228909428" w:history="1">
-        <w:r>
-          <w:rPr>
-            <w:rStyle w:val="afa"/>
-            <w:noProof/>
-          </w:rPr>
-          <w:t>关于此模板的使用说明（附录</w:t>
-        </w:r>
-        <w:r>
-          <w:rPr>
-            <w:rStyle w:val="afa"/>
-            <w:noProof/>
-          </w:rPr>
-          <w:t>2</w:t>
-        </w:r>
-        <w:r>
-          <w:rPr>
-            <w:rStyle w:val="afa"/>
-            <w:noProof/>
-          </w:rPr>
-          <w:t>）</w:t>
-        </w:r>
-        <w:r>
-          <w:rPr>
-            <w:noProof/>
-            <w:webHidden/>
-          </w:rPr>
-          <w:tab/>
-        </w:r>
-        <w:r>
-          <w:rPr>
-            <w:noProof/>
-            <w:webHidden/>
-          </w:rPr>
-          <w:fldChar w:fldCharType="begin"/>
-        </w:r>
-        <w:r>
-          <w:rPr>
-            <w:noProof/>
-            <w:webHidden/>
-          </w:rPr>
-          <w:instrText xml:space="preserve"> PAGEREF _Toc228909428 \h </w:instrText>
+          <w:instrText xml:space="preserve"> PAGEREF _Toc228962115 \h </w:instrText>
         </w:r>
         <w:r>
           <w:rPr>
@@ -3870,7 +3906,7 @@
           <w:sz w:val="22"/>
         </w:rPr>
       </w:pPr>
-      <w:hyperlink w:anchor="_Toc228909429" w:history="1">
+      <w:hyperlink w:anchor="_Toc228962116" w:history="1">
         <w:r>
           <w:rPr>
             <w:rStyle w:val="afa"/>
@@ -3912,7 +3948,7 @@
             <w:noProof/>
             <w:webHidden/>
           </w:rPr>
-          <w:instrText xml:space="preserve"> PAGEREF _Toc228909429 \h </w:instrText>
+          <w:instrText xml:space="preserve"> PAGEREF _Toc228962116 \h </w:instrText>
         </w:r>
         <w:r>
           <w:rPr>
@@ -3953,7 +3989,7 @@
           <w:sz w:val="22"/>
         </w:rPr>
       </w:pPr>
-      <w:hyperlink w:anchor="_Toc228909430" w:history="1">
+      <w:hyperlink w:anchor="_Toc228962117" w:history="1">
         <w:r>
           <w:rPr>
             <w:rStyle w:val="afa"/>
@@ -3987,7 +4023,7 @@
             <w:noProof/>
             <w:webHidden/>
           </w:rPr>
-          <w:instrText xml:space="preserve"> PAGEREF _Toc228909430 \h </w:instrText>
+          <w:instrText xml:space="preserve"> PAGEREF _Toc228962117 \h </w:instrText>
         </w:r>
         <w:r>
           <w:rPr>
@@ -4028,7 +4064,7 @@
           <w:sz w:val="22"/>
         </w:rPr>
       </w:pPr>
-      <w:hyperlink w:anchor="_Toc228909431" w:history="1">
+      <w:hyperlink w:anchor="_Toc228962118" w:history="1">
         <w:r>
           <w:rPr>
             <w:rStyle w:val="afa"/>
@@ -4062,7 +4098,7 @@
             <w:noProof/>
             <w:webHidden/>
           </w:rPr>
-          <w:instrText xml:space="preserve"> PAGEREF _Toc228909431 \h </w:instrText>
+          <w:instrText xml:space="preserve"> PAGEREF _Toc228962118 \h </w:instrText>
         </w:r>
         <w:r>
           <w:rPr>
@@ -4103,7 +4139,7 @@
           <w:sz w:val="22"/>
         </w:rPr>
       </w:pPr>
-      <w:hyperlink w:anchor="_Toc228909432" w:history="1">
+      <w:hyperlink w:anchor="_Toc228962119" w:history="1">
         <w:r>
           <w:rPr>
             <w:rStyle w:val="afa"/>
@@ -4137,7 +4173,7 @@
             <w:noProof/>
             <w:webHidden/>
           </w:rPr>
-          <w:instrText xml:space="preserve"> PAGEREF _Toc228909432 \h </w:instrText>
+          <w:instrText xml:space="preserve"> PAGEREF _Toc228962119 \h </w:instrText>
         </w:r>
         <w:r>
           <w:rPr>
@@ -4178,7 +4214,7 @@
           <w:sz w:val="22"/>
         </w:rPr>
       </w:pPr>
-      <w:hyperlink w:anchor="_Toc228909433" w:history="1">
+      <w:hyperlink w:anchor="_Toc228962120" w:history="1">
         <w:r>
           <w:rPr>
             <w:rStyle w:val="afa"/>
@@ -4214,7 +4250,7 @@
             <w:noProof/>
             <w:webHidden/>
           </w:rPr>
-          <w:instrText xml:space="preserve"> PAGEREF _Toc228909433 \h </w:instrText>
+          <w:instrText xml:space="preserve"> PAGEREF _Toc228962120 \h </w:instrText>
         </w:r>
         <w:r>
           <w:rPr>
@@ -4255,7 +4291,7 @@
           <w:sz w:val="22"/>
         </w:rPr>
       </w:pPr>
-      <w:hyperlink w:anchor="_Toc228909434" w:history="1">
+      <w:hyperlink w:anchor="_Toc228962121" w:history="1">
         <w:r>
           <w:rPr>
             <w:rStyle w:val="afa"/>
@@ -4289,7 +4325,7 @@
             <w:noProof/>
             <w:webHidden/>
           </w:rPr>
-          <w:instrText xml:space="preserve"> PAGEREF _Toc228909434 \h </w:instrText>
+          <w:instrText xml:space="preserve"> PAGEREF _Toc228962121 \h </w:instrText>
         </w:r>
         <w:r>
           <w:rPr>
@@ -4333,7 +4369,7 @@
           <w:sz w:val="22"/>
         </w:rPr>
       </w:pPr>
-      <w:hyperlink w:anchor="_Toc228909435" w:history="1">
+      <w:hyperlink w:anchor="_Toc228962122" w:history="1">
         <w:r>
           <w:rPr>
             <w:rStyle w:val="afa"/>
@@ -4375,7 +4411,7 @@
             <w:noProof/>
             <w:webHidden/>
           </w:rPr>
-          <w:instrText xml:space="preserve"> PAGEREF _Toc228909435 \h </w:instrText>
+          <w:instrText xml:space="preserve"> PAGEREF _Toc228962122 \h </w:instrText>
         </w:r>
         <w:r>
           <w:rPr>
@@ -4416,7 +4452,7 @@
           <w:sz w:val="22"/>
         </w:rPr>
       </w:pPr>
-      <w:hyperlink w:anchor="_Toc228909436" w:history="1">
+      <w:hyperlink w:anchor="_Toc228962123" w:history="1">
         <w:r>
           <w:rPr>
             <w:rStyle w:val="afa"/>
@@ -4450,7 +4486,7 @@
             <w:noProof/>
             <w:webHidden/>
           </w:rPr>
-          <w:instrText xml:space="preserve"> PAGEREF _Toc228909436 \h </w:instrText>
+          <w:instrText xml:space="preserve"> PAGEREF _Toc228962123 \h </w:instrText>
         </w:r>
         <w:r>
           <w:rPr>
@@ -4491,7 +4527,7 @@
           <w:sz w:val="22"/>
         </w:rPr>
       </w:pPr>
-      <w:hyperlink w:anchor="_Toc228909437" w:history="1">
+      <w:hyperlink w:anchor="_Toc228962124" w:history="1">
         <w:r>
           <w:rPr>
             <w:rStyle w:val="afa"/>
@@ -4525,7 +4561,7 @@
             <w:noProof/>
             <w:webHidden/>
           </w:rPr>
-          <w:instrText xml:space="preserve"> PAGEREF _Toc228909437 \h </w:instrText>
+          <w:instrText xml:space="preserve"> PAGEREF _Toc228962124 \h </w:instrText>
         </w:r>
         <w:r>
           <w:rPr>
@@ -4566,7 +4602,7 @@
           <w:sz w:val="22"/>
         </w:rPr>
       </w:pPr>
-      <w:hyperlink w:anchor="_Toc228909438" w:history="1">
+      <w:hyperlink w:anchor="_Toc228962125" w:history="1">
         <w:r>
           <w:rPr>
             <w:rStyle w:val="afa"/>
@@ -4600,7 +4636,7 @@
             <w:noProof/>
             <w:webHidden/>
           </w:rPr>
-          <w:instrText xml:space="preserve"> PAGEREF _Toc228909438 \h </w:instrText>
+          <w:instrText xml:space="preserve"> PAGEREF _Toc228962125 \h </w:instrText>
         </w:r>
         <w:r>
           <w:rPr>
@@ -4641,7 +4677,7 @@
           <w:sz w:val="22"/>
         </w:rPr>
       </w:pPr>
-      <w:hyperlink w:anchor="_Toc228909439" w:history="1">
+      <w:hyperlink w:anchor="_Toc228962126" w:history="1">
         <w:r>
           <w:rPr>
             <w:rStyle w:val="afa"/>
@@ -4675,7 +4711,7 @@
             <w:noProof/>
             <w:webHidden/>
           </w:rPr>
-          <w:instrText xml:space="preserve"> PAGEREF _Toc228909439 \h </w:instrText>
+          <w:instrText xml:space="preserve"> PAGEREF _Toc228962126 \h </w:instrText>
         </w:r>
         <w:r>
           <w:rPr>
@@ -4716,7 +4752,7 @@
           <w:sz w:val="22"/>
         </w:rPr>
       </w:pPr>
-      <w:hyperlink w:anchor="_Toc228909440" w:history="1">
+      <w:hyperlink w:anchor="_Toc228962127" w:history="1">
         <w:r>
           <w:rPr>
             <w:rStyle w:val="afa"/>
@@ -4764,7 +4800,7 @@
             <w:noProof/>
             <w:webHidden/>
           </w:rPr>
-          <w:instrText xml:space="preserve"> PAGEREF _Toc228909440 \h </w:instrText>
+          <w:instrText xml:space="preserve"> PAGEREF _Toc228962127 \h </w:instrText>
         </w:r>
         <w:r>
           <w:rPr>
@@ -4805,7 +4841,7 @@
           <w:sz w:val="22"/>
         </w:rPr>
       </w:pPr>
-      <w:hyperlink w:anchor="_Toc228909441" w:history="1">
+      <w:hyperlink w:anchor="_Toc228962128" w:history="1">
         <w:r>
           <w:rPr>
             <w:rStyle w:val="afa"/>
@@ -4839,7 +4875,7 @@
             <w:noProof/>
             <w:webHidden/>
           </w:rPr>
-          <w:instrText xml:space="preserve"> PAGEREF _Toc228909441 \h </w:instrText>
+          <w:instrText xml:space="preserve"> PAGEREF _Toc228962128 \h </w:instrText>
         </w:r>
         <w:r>
           <w:rPr>
@@ -4880,7 +4916,7 @@
           <w:sz w:val="22"/>
         </w:rPr>
       </w:pPr>
-      <w:hyperlink w:anchor="_Toc228909442" w:history="1">
+      <w:hyperlink w:anchor="_Toc228962129" w:history="1">
         <w:r>
           <w:rPr>
             <w:rStyle w:val="afa"/>
@@ -4914,7 +4950,7 @@
             <w:noProof/>
             <w:webHidden/>
           </w:rPr>
-          <w:instrText xml:space="preserve"> PAGEREF _Toc228909442 \h </w:instrText>
+          <w:instrText xml:space="preserve"> PAGEREF _Toc228962129 \h </w:instrText>
         </w:r>
         <w:r>
           <w:rPr>
@@ -4955,7 +4991,7 @@
           <w:sz w:val="22"/>
         </w:rPr>
       </w:pPr>
-      <w:hyperlink w:anchor="_Toc228909443" w:history="1">
+      <w:hyperlink w:anchor="_Toc228962130" w:history="1">
         <w:r>
           <w:rPr>
             <w:rStyle w:val="afa"/>
@@ -4989,7 +5025,7 @@
             <w:noProof/>
             <w:webHidden/>
           </w:rPr>
-          <w:instrText xml:space="preserve"> PAGEREF _Toc228909443 \h </w:instrText>
+          <w:instrText xml:space="preserve"> PAGEREF _Toc228962130 \h </w:instrText>
         </w:r>
         <w:r>
           <w:rPr>
@@ -5030,7 +5066,7 @@
           <w:sz w:val="22"/>
         </w:rPr>
       </w:pPr>
-      <w:hyperlink w:anchor="_Toc228909444" w:history="1">
+      <w:hyperlink w:anchor="_Toc228962131" w:history="1">
         <w:r>
           <w:rPr>
             <w:rStyle w:val="afa"/>
@@ -5064,7 +5100,7 @@
             <w:noProof/>
             <w:webHidden/>
           </w:rPr>
-          <w:instrText xml:space="preserve"> PAGEREF _Toc228909444 \h </w:instrText>
+          <w:instrText xml:space="preserve"> PAGEREF _Toc228962131 \h </w:instrText>
         </w:r>
         <w:r>
           <w:rPr>
@@ -5105,7 +5141,7 @@
           <w:sz w:val="22"/>
         </w:rPr>
       </w:pPr>
-      <w:hyperlink w:anchor="_Toc228909445" w:history="1">
+      <w:hyperlink w:anchor="_Toc228962132" w:history="1">
         <w:r>
           <w:rPr>
             <w:rStyle w:val="afa"/>
@@ -5139,7 +5175,7 @@
             <w:noProof/>
             <w:webHidden/>
           </w:rPr>
-          <w:instrText xml:space="preserve"> PAGEREF _Toc228909445 \h </w:instrText>
+          <w:instrText xml:space="preserve"> PAGEREF _Toc228962132 \h </w:instrText>
         </w:r>
         <w:r>
           <w:rPr>
@@ -5180,7 +5216,7 @@
           <w:sz w:val="22"/>
         </w:rPr>
       </w:pPr>
-      <w:hyperlink w:anchor="_Toc228909446" w:history="1">
+      <w:hyperlink w:anchor="_Toc228962133" w:history="1">
         <w:r>
           <w:rPr>
             <w:rStyle w:val="afa"/>
@@ -5214,7 +5250,7 @@
             <w:noProof/>
             <w:webHidden/>
           </w:rPr>
-          <w:instrText xml:space="preserve"> PAGEREF _Toc228909446 \h </w:instrText>
+          <w:instrText xml:space="preserve"> PAGEREF _Toc228962133 \h </w:instrText>
         </w:r>
         <w:r>
           <w:rPr>
@@ -5255,13 +5291,27 @@
           <w:sz w:val="22"/>
         </w:rPr>
       </w:pPr>
-      <w:hyperlink w:anchor="_Toc228909447" w:history="1">
+      <w:hyperlink w:anchor="_Toc228962134" w:history="1">
         <w:r>
           <w:rPr>
             <w:rStyle w:val="afa"/>
             <w:noProof/>
           </w:rPr>
-          <w:t>攻读学位期间学术论文和科研成果目录</w:t>
+          <w:t>符号与标记（附录</w:t>
+        </w:r>
+        <w:r>
+          <w:rPr>
+            <w:rStyle w:val="afa"/>
+            <w:noProof/>
+          </w:rPr>
+          <w:t>2</w:t>
+        </w:r>
+        <w:r>
+          <w:rPr>
+            <w:rStyle w:val="afa"/>
+            <w:noProof/>
+          </w:rPr>
+          <w:t>）</w:t>
         </w:r>
         <w:r>
           <w:rPr>
@@ -5282,7 +5332,7 @@
             <w:noProof/>
             <w:webHidden/>
           </w:rPr>
-          <w:instrText xml:space="preserve"> PAGEREF _Toc228909447 \h </w:instrText>
+          <w:instrText xml:space="preserve"> PAGEREF _Toc228962134 \h </w:instrText>
         </w:r>
         <w:r>
           <w:rPr>
@@ -5323,12 +5373,80 @@
           <w:sz w:val="22"/>
         </w:rPr>
       </w:pPr>
-      <w:hyperlink w:anchor="_Toc228909448" w:history="1">
+      <w:hyperlink w:anchor="_Toc228962135" w:history="1">
         <w:r>
           <w:rPr>
             <w:rStyle w:val="afa"/>
             <w:noProof/>
           </w:rPr>
+          <w:t>攻读学位期间学术论文和科研成果目录</w:t>
+        </w:r>
+        <w:r>
+          <w:rPr>
+            <w:noProof/>
+            <w:webHidden/>
+          </w:rPr>
+          <w:tab/>
+        </w:r>
+        <w:r>
+          <w:rPr>
+            <w:noProof/>
+            <w:webHidden/>
+          </w:rPr>
+          <w:fldChar w:fldCharType="begin"/>
+        </w:r>
+        <w:r>
+          <w:rPr>
+            <w:noProof/>
+            <w:webHidden/>
+          </w:rPr>
+          <w:instrText xml:space="preserve"> PAGEREF _Toc228962135 \h </w:instrText>
+        </w:r>
+        <w:r>
+          <w:rPr>
+            <w:noProof/>
+            <w:webHidden/>
+          </w:rPr>
+        </w:r>
+        <w:r>
+          <w:rPr>
+            <w:noProof/>
+            <w:webHidden/>
+          </w:rPr>
+          <w:fldChar w:fldCharType="separate"/>
+        </w:r>
+        <w:r>
+          <w:rPr>
+            <w:noProof/>
+            <w:webHidden/>
+          </w:rPr>
+          <w:t>16</w:t>
+        </w:r>
+        <w:r>
+          <w:rPr>
+            <w:noProof/>
+            <w:webHidden/>
+          </w:rPr>
+          <w:fldChar w:fldCharType="end"/>
+        </w:r>
+      </w:hyperlink>
+    </w:p>
+    <w:p>
+      <w:pPr>
+        <w:pStyle w:val="TOC1"/>
+        <w:rPr>
+          <w:rFonts w:asciiTheme="minorHAnsi" w:eastAsiaTheme="minorEastAsia" w:hAnsiTheme="minorHAnsi"/>
+          <w:b w:val="0"/>
+          <w:noProof/>
+          <w:sz w:val="22"/>
+        </w:rPr>
+      </w:pPr>
+      <w:hyperlink w:anchor="_Toc228962136" w:history="1">
+        <w:r>
+          <w:rPr>
+            <w:rStyle w:val="afa"/>
+            <w:noProof/>
+          </w:rPr>
           <w:t>致</w:t>
         </w:r>
         <w:r>
@@ -5364,7 +5482,7 @@
             <w:noProof/>
             <w:webHidden/>
           </w:rPr>
-          <w:instrText xml:space="preserve"> PAGEREF _Toc228909448 \h </w:instrText>
+          <w:instrText xml:space="preserve"> PAGEREF _Toc228962136 \h </w:instrText>
         </w:r>
         <w:r>
           <w:rPr>
@@ -5384,7 +5502,7 @@
             <w:noProof/>
             <w:webHidden/>
           </w:rPr>
-          <w:t>16</w:t>
+          <w:t>17</w:t>
         </w:r>
         <w:r>
           <w:rPr>
@@ -5399,8 +5517,8 @@
       <w:pPr>
         <w:ind w:firstLineChars="0" w:firstLine="0"/>
         <w:sectPr>
-          <w:headerReference w:type="default" r:id="rId18"/>
-          <w:footerReference w:type="default" r:id="rId19"/>
+          <w:headerReference w:type="default" r:id="rId15"/>
+          <w:footerReference w:type="default" r:id="rId16"/>
           <w:pgSz w:w="11906" w:h="16838"/>
           <w:pgMar w:top="2211" w:right="1418" w:bottom="2155" w:left="1418" w:header="851" w:footer="992" w:gutter="284"/>
           <w:pgNumType w:fmt="upperRoman" w:start="1"/>
@@ -5422,135 +5540,135 @@
       <w:pPr>
         <w:pStyle w:val="1"/>
       </w:pPr>
-      <w:bookmarkStart w:id="31" w:name="_Toc228888958"/>
-      <w:bookmarkStart w:id="32" w:name="_Toc228889289"/>
-      <w:bookmarkStart w:id="33" w:name="_Toc228909410"/>
-      <w:commentRangeStart w:id="34"/>
+      <w:bookmarkStart w:id="18" w:name="_Toc228888958"/>
+      <w:bookmarkStart w:id="19" w:name="_Toc228889289"/>
+      <w:bookmarkStart w:id="20" w:name="_Toc228962098"/>
+      <w:commentRangeStart w:id="21"/>
       <w:r>
         <w:rPr>
           <w:rFonts w:hint="eastAsia"/>
         </w:rPr>
         <w:lastRenderedPageBreak/>
         <w:t>绪论</w:t>
+      </w:r>
+      <w:bookmarkEnd w:id="18"/>
+      <w:bookmarkEnd w:id="19"/>
+      <w:bookmarkEnd w:id="20"/>
+      <w:commentRangeEnd w:id="21"/>
+      <w:r>
+        <w:rPr>
+          <w:rStyle w:val="afd"/>
+          <w:sz w:val="32"/>
+          <w:szCs w:val="48"/>
+        </w:rPr>
+        <w:commentReference w:id="21"/>
+      </w:r>
+    </w:p>
+    <w:p>
+      <w:pPr>
+        <w:pStyle w:val="20"/>
+      </w:pPr>
+      <w:bookmarkStart w:id="22" w:name="_Toc228888959"/>
+      <w:bookmarkStart w:id="23" w:name="_Toc228889290"/>
+      <w:bookmarkStart w:id="24" w:name="_Toc228962099"/>
+      <w:r>
+        <w:rPr>
+          <w:rFonts w:hint="eastAsia"/>
+        </w:rPr>
+        <w:t>引言</w:t>
+      </w:r>
+      <w:bookmarkEnd w:id="22"/>
+      <w:bookmarkEnd w:id="23"/>
+      <w:bookmarkEnd w:id="24"/>
+    </w:p>
+    <w:p>
+      <w:pPr>
+        <w:ind w:firstLine="480"/>
+      </w:pPr>
+      <w:r>
+        <w:rPr>
+          <w:rFonts w:hint="eastAsia"/>
+        </w:rPr>
+        <w:t>学位论文……</w:t>
+      </w:r>
+    </w:p>
+    <w:p>
+      <w:pPr>
+        <w:ind w:firstLine="480"/>
+      </w:pPr>
+    </w:p>
+    <w:p>
+      <w:pPr>
+        <w:pStyle w:val="20"/>
+      </w:pPr>
+      <w:bookmarkStart w:id="25" w:name="_Toc228888960"/>
+      <w:bookmarkStart w:id="26" w:name="_Toc228889291"/>
+      <w:bookmarkStart w:id="27" w:name="_Toc228962100"/>
+      <w:r>
+        <w:rPr>
+          <w:rFonts w:hint="eastAsia"/>
+        </w:rPr>
+        <w:t>本文研究主要内容</w:t>
+      </w:r>
+      <w:bookmarkEnd w:id="25"/>
+      <w:bookmarkEnd w:id="26"/>
+      <w:bookmarkEnd w:id="27"/>
+    </w:p>
+    <w:p>
+      <w:pPr>
+        <w:ind w:firstLine="480"/>
+      </w:pPr>
+      <w:r>
+        <w:rPr>
+          <w:rFonts w:hint="eastAsia"/>
+        </w:rPr>
+        <w:t>本文……</w:t>
+      </w:r>
+    </w:p>
+    <w:p>
+      <w:pPr>
+        <w:pStyle w:val="20"/>
+      </w:pPr>
+      <w:bookmarkStart w:id="28" w:name="_Toc228888961"/>
+      <w:bookmarkStart w:id="29" w:name="_Toc228889292"/>
+      <w:bookmarkStart w:id="30" w:name="_Toc228962101"/>
+      <w:r>
+        <w:rPr>
+          <w:rFonts w:hint="eastAsia"/>
+        </w:rPr>
+        <w:t>本文研究意义</w:t>
+      </w:r>
+      <w:bookmarkEnd w:id="28"/>
+      <w:bookmarkEnd w:id="29"/>
+      <w:bookmarkEnd w:id="30"/>
+    </w:p>
+    <w:p>
+      <w:pPr>
+        <w:ind w:firstLine="480"/>
+      </w:pPr>
+      <w:r>
+        <w:rPr>
+          <w:rFonts w:hint="eastAsia"/>
+        </w:rPr>
+        <w:t>本文……</w:t>
+      </w:r>
+    </w:p>
+    <w:p>
+      <w:pPr>
+        <w:pStyle w:val="20"/>
+      </w:pPr>
+      <w:bookmarkStart w:id="31" w:name="_Toc228888962"/>
+      <w:bookmarkStart w:id="32" w:name="_Toc228889293"/>
+      <w:bookmarkStart w:id="33" w:name="_Toc228962102"/>
+      <w:r>
+        <w:rPr>
+          <w:rFonts w:hint="eastAsia"/>
+        </w:rPr>
+        <w:t>本章小结</w:t>
       </w:r>
       <w:bookmarkEnd w:id="31"/>
       <w:bookmarkEnd w:id="32"/>
       <w:bookmarkEnd w:id="33"/>
-      <w:commentRangeEnd w:id="34"/>
-      <w:r>
-        <w:rPr>
-          <w:rStyle w:val="afd"/>
-          <w:sz w:val="32"/>
-          <w:szCs w:val="48"/>
-        </w:rPr>
-        <w:commentReference w:id="34"/>
-      </w:r>
-    </w:p>
-    <w:p>
-      <w:pPr>
-        <w:pStyle w:val="20"/>
-      </w:pPr>
-      <w:bookmarkStart w:id="35" w:name="_Toc228888959"/>
-      <w:bookmarkStart w:id="36" w:name="_Toc228889290"/>
-      <w:bookmarkStart w:id="37" w:name="_Toc228909411"/>
-      <w:r>
-        <w:rPr>
-          <w:rFonts w:hint="eastAsia"/>
-        </w:rPr>
-        <w:t>引言</w:t>
-      </w:r>
-      <w:bookmarkEnd w:id="35"/>
-      <w:bookmarkEnd w:id="36"/>
-      <w:bookmarkEnd w:id="37"/>
-    </w:p>
-    <w:p>
-      <w:pPr>
-        <w:ind w:firstLine="480"/>
-      </w:pPr>
-      <w:r>
-        <w:rPr>
-          <w:rFonts w:hint="eastAsia"/>
-        </w:rPr>
-        <w:t>学位论文……</w:t>
-      </w:r>
-    </w:p>
-    <w:p>
-      <w:pPr>
-        <w:ind w:firstLine="480"/>
-      </w:pPr>
-    </w:p>
-    <w:p>
-      <w:pPr>
-        <w:pStyle w:val="20"/>
-      </w:pPr>
-      <w:bookmarkStart w:id="38" w:name="_Toc228888960"/>
-      <w:bookmarkStart w:id="39" w:name="_Toc228889291"/>
-      <w:bookmarkStart w:id="40" w:name="_Toc228909412"/>
-      <w:r>
-        <w:rPr>
-          <w:rFonts w:hint="eastAsia"/>
-        </w:rPr>
-        <w:t>本文研究主要内容</w:t>
-      </w:r>
-      <w:bookmarkEnd w:id="38"/>
-      <w:bookmarkEnd w:id="39"/>
-      <w:bookmarkEnd w:id="40"/>
-    </w:p>
-    <w:p>
-      <w:pPr>
-        <w:ind w:firstLine="480"/>
-      </w:pPr>
-      <w:r>
-        <w:rPr>
-          <w:rFonts w:hint="eastAsia"/>
-        </w:rPr>
-        <w:t>本文……</w:t>
-      </w:r>
-    </w:p>
-    <w:p>
-      <w:pPr>
-        <w:pStyle w:val="20"/>
-      </w:pPr>
-      <w:bookmarkStart w:id="41" w:name="_Toc228888961"/>
-      <w:bookmarkStart w:id="42" w:name="_Toc228889292"/>
-      <w:bookmarkStart w:id="43" w:name="_Toc228909413"/>
-      <w:r>
-        <w:rPr>
-          <w:rFonts w:hint="eastAsia"/>
-        </w:rPr>
-        <w:t>本文研究意义</w:t>
-      </w:r>
-      <w:bookmarkEnd w:id="41"/>
-      <w:bookmarkEnd w:id="42"/>
-      <w:bookmarkEnd w:id="43"/>
-    </w:p>
-    <w:p>
-      <w:pPr>
-        <w:ind w:firstLine="480"/>
-      </w:pPr>
-      <w:r>
-        <w:rPr>
-          <w:rFonts w:hint="eastAsia"/>
-        </w:rPr>
-        <w:t>本文……</w:t>
-      </w:r>
-    </w:p>
-    <w:p>
-      <w:pPr>
-        <w:pStyle w:val="20"/>
-      </w:pPr>
-      <w:bookmarkStart w:id="44" w:name="_Toc228888962"/>
-      <w:bookmarkStart w:id="45" w:name="_Toc228889293"/>
-      <w:bookmarkStart w:id="46" w:name="_Toc228909414"/>
-      <w:r>
-        <w:rPr>
-          <w:rFonts w:hint="eastAsia"/>
-        </w:rPr>
-        <w:t>本章小结</w:t>
-      </w:r>
-      <w:bookmarkEnd w:id="44"/>
-      <w:bookmarkEnd w:id="45"/>
-      <w:bookmarkEnd w:id="46"/>
     </w:p>
     <w:p>
       <w:pPr>
@@ -5588,9 +5706,9 @@
       <w:pPr>
         <w:pStyle w:val="1"/>
       </w:pPr>
-      <w:bookmarkStart w:id="47" w:name="_Toc228888963"/>
-      <w:bookmarkStart w:id="48" w:name="_Toc228889294"/>
-      <w:bookmarkStart w:id="49" w:name="_Toc228909415"/>
+      <w:bookmarkStart w:id="34" w:name="_Toc228888963"/>
+      <w:bookmarkStart w:id="35" w:name="_Toc228889294"/>
+      <w:bookmarkStart w:id="36" w:name="_Toc228962103"/>
       <w:r>
         <w:rPr>
           <w:rFonts w:hint="eastAsia"/>
@@ -5598,34 +5716,353 @@
         <w:lastRenderedPageBreak/>
         <w:t>正文文字格式</w:t>
       </w:r>
+      <w:bookmarkEnd w:id="34"/>
+      <w:bookmarkEnd w:id="35"/>
+      <w:bookmarkEnd w:id="36"/>
+    </w:p>
+    <w:p>
+      <w:pPr>
+        <w:pStyle w:val="20"/>
+        <w:rPr>
+          <w:b w:val="0"/>
+          <w:bCs/>
+        </w:rPr>
+      </w:pPr>
+      <w:bookmarkStart w:id="37" w:name="_Toc228888964"/>
+      <w:bookmarkStart w:id="38" w:name="_Toc228889295"/>
+      <w:bookmarkStart w:id="39" w:name="_Toc228962104"/>
+      <w:r>
+        <w:rPr>
+          <w:rFonts w:hint="eastAsia"/>
+        </w:rPr>
+        <w:t>论文正</w:t>
+      </w:r>
+      <w:r>
+        <w:rPr>
+          <w:rFonts w:hint="eastAsia"/>
+          <w:b w:val="0"/>
+          <w:bCs/>
+        </w:rPr>
+        <w:t>文</w:t>
+      </w:r>
+      <w:bookmarkEnd w:id="37"/>
+      <w:bookmarkEnd w:id="38"/>
+      <w:bookmarkEnd w:id="39"/>
+    </w:p>
+    <w:p>
+      <w:pPr>
+        <w:ind w:firstLine="480"/>
+        <w:rPr>
+          <w:bCs/>
+        </w:rPr>
+      </w:pPr>
+      <w:r>
+        <w:rPr>
+          <w:rFonts w:hint="eastAsia"/>
+          <w:bCs/>
+        </w:rPr>
+        <w:t>论文正文是主体，一般由标题、文字叙述、图、表格和公式等部分构成</w:t>
+      </w:r>
+      <w:r>
+        <w:rPr>
+          <w:rFonts w:hint="eastAsia"/>
+          <w:bCs/>
+          <w:vertAlign w:val="superscript"/>
+        </w:rPr>
+        <w:t>[1]</w:t>
+      </w:r>
+      <w:r>
+        <w:rPr>
+          <w:rFonts w:hint="eastAsia"/>
+          <w:bCs/>
+        </w:rPr>
+        <w:t>。一般可包括理论分析、计算方法、实验装置和测试方法，经过整理加工的实验结果分析和讨论，与理论计算结果的比较以及本研究方法与已有研究方法的比较等，因学科性质不同可有所变化。</w:t>
+      </w:r>
+    </w:p>
+    <w:p>
+      <w:pPr>
+        <w:ind w:firstLine="480"/>
+      </w:pPr>
+      <w:r>
+        <w:rPr>
+          <w:rFonts w:hint="eastAsia"/>
+        </w:rPr>
+        <w:t>论文内容一般应由十个主要部分组成，依次为：</w:t>
+      </w:r>
+      <w:r>
+        <w:rPr>
+          <w:rFonts w:hint="eastAsia"/>
+        </w:rPr>
+        <w:t>1.</w:t>
+      </w:r>
+      <w:r>
+        <w:rPr>
+          <w:rFonts w:hint="eastAsia"/>
+        </w:rPr>
+        <w:t>封面，</w:t>
+      </w:r>
+      <w:r>
+        <w:rPr>
+          <w:rFonts w:hint="eastAsia"/>
+        </w:rPr>
+        <w:t>2.</w:t>
+      </w:r>
+      <w:r>
+        <w:rPr>
+          <w:rFonts w:hint="eastAsia"/>
+        </w:rPr>
+        <w:t>中文摘要，</w:t>
+      </w:r>
+      <w:r>
+        <w:rPr>
+          <w:rFonts w:hint="eastAsia"/>
+        </w:rPr>
+        <w:t>3.</w:t>
+      </w:r>
+      <w:r>
+        <w:rPr>
+          <w:rFonts w:hint="eastAsia"/>
+        </w:rPr>
+        <w:t>英文摘要，</w:t>
+      </w:r>
+      <w:r>
+        <w:rPr>
+          <w:rFonts w:hint="eastAsia"/>
+        </w:rPr>
+        <w:t>4.</w:t>
+      </w:r>
+      <w:r>
+        <w:rPr>
+          <w:rFonts w:hint="eastAsia"/>
+        </w:rPr>
+        <w:t>目录，</w:t>
+      </w:r>
+      <w:r>
+        <w:rPr>
+          <w:rFonts w:hint="eastAsia"/>
+        </w:rPr>
+        <w:t>5.</w:t>
+      </w:r>
+      <w:r>
+        <w:rPr>
+          <w:rFonts w:hint="eastAsia"/>
+        </w:rPr>
+        <w:t>符号说明，</w:t>
+      </w:r>
+      <w:r>
+        <w:rPr>
+          <w:rFonts w:hint="eastAsia"/>
+        </w:rPr>
+        <w:t>6.</w:t>
+      </w:r>
+      <w:r>
+        <w:rPr>
+          <w:rFonts w:hint="eastAsia"/>
+        </w:rPr>
+        <w:t>论文正文，</w:t>
+      </w:r>
+      <w:r>
+        <w:rPr>
+          <w:rFonts w:hint="eastAsia"/>
+        </w:rPr>
+        <w:t>7.</w:t>
+      </w:r>
+      <w:r>
+        <w:rPr>
+          <w:rFonts w:hint="eastAsia"/>
+        </w:rPr>
+        <w:t>参考文献，</w:t>
+      </w:r>
+      <w:r>
+        <w:rPr>
+          <w:rFonts w:hint="eastAsia"/>
+        </w:rPr>
+        <w:t>8.</w:t>
+      </w:r>
+      <w:r>
+        <w:rPr>
+          <w:rFonts w:hint="eastAsia"/>
+        </w:rPr>
+        <w:t>附录，</w:t>
+      </w:r>
+      <w:r>
+        <w:rPr>
+          <w:rFonts w:hint="eastAsia"/>
+        </w:rPr>
+        <w:t>9.</w:t>
+      </w:r>
+      <w:r>
+        <w:rPr>
+          <w:rFonts w:hint="eastAsia"/>
+        </w:rPr>
+        <w:t>致谢，</w:t>
+      </w:r>
+      <w:r>
+        <w:rPr>
+          <w:rFonts w:hint="eastAsia"/>
+        </w:rPr>
+        <w:t>10.</w:t>
+      </w:r>
+      <w:r>
+        <w:rPr>
+          <w:rFonts w:hint="eastAsia"/>
+        </w:rPr>
+        <w:t>攻读学位期间发表的学术论文目录。</w:t>
+      </w:r>
+    </w:p>
+    <w:p>
+      <w:pPr>
+        <w:ind w:firstLine="480"/>
+      </w:pPr>
+      <w:r>
+        <w:rPr>
+          <w:rFonts w:hint="eastAsia"/>
+        </w:rPr>
+        <w:t>以上各部分独立为一部分，每部分应从新的一页开始，且纸质论文应装订在论文的右侧</w:t>
+      </w:r>
+    </w:p>
+    <w:p>
+      <w:pPr>
+        <w:pStyle w:val="20"/>
+      </w:pPr>
+      <w:bookmarkStart w:id="40" w:name="_Toc228888965"/>
+      <w:bookmarkStart w:id="41" w:name="_Toc228889296"/>
+      <w:bookmarkStart w:id="42" w:name="_Toc228962105"/>
+      <w:r>
+        <w:rPr>
+          <w:rFonts w:hint="eastAsia"/>
+        </w:rPr>
+        <w:t>字数要求</w:t>
+      </w:r>
+      <w:bookmarkEnd w:id="40"/>
+      <w:bookmarkEnd w:id="41"/>
+      <w:bookmarkEnd w:id="42"/>
+    </w:p>
+    <w:p>
+      <w:pPr>
+        <w:pStyle w:val="30"/>
+      </w:pPr>
+      <w:bookmarkStart w:id="43" w:name="_Toc228888966"/>
+      <w:bookmarkStart w:id="44" w:name="_Toc228889297"/>
+      <w:bookmarkStart w:id="45" w:name="_Toc228962106"/>
+      <w:r>
+        <w:rPr>
+          <w:rFonts w:hint="eastAsia"/>
+        </w:rPr>
+        <w:t>本科论文要求</w:t>
+      </w:r>
+      <w:bookmarkEnd w:id="43"/>
+      <w:bookmarkEnd w:id="44"/>
+      <w:bookmarkEnd w:id="45"/>
+    </w:p>
+    <w:p>
+      <w:pPr>
+        <w:ind w:firstLine="480"/>
+      </w:pPr>
+      <w:r>
+        <w:rPr>
+          <w:rFonts w:hint="eastAsia"/>
+        </w:rPr>
+        <w:t>各学科和学院自定。理工科研究类论文一般不少于</w:t>
+      </w:r>
+      <w:r>
+        <w:rPr>
+          <w:rFonts w:hint="eastAsia"/>
+        </w:rPr>
+        <w:t>2</w:t>
+      </w:r>
+      <w:r>
+        <w:rPr>
+          <w:rFonts w:hint="eastAsia"/>
+        </w:rPr>
+        <w:t>万字，设计类一般不少于</w:t>
+      </w:r>
+      <w:r>
+        <w:rPr>
+          <w:rFonts w:hint="eastAsia"/>
+        </w:rPr>
+        <w:t>1.5</w:t>
+      </w:r>
+      <w:r>
+        <w:rPr>
+          <w:rFonts w:hint="eastAsia"/>
+        </w:rPr>
+        <w:t>万字；医科、文科类论文一般不少于</w:t>
+      </w:r>
+      <w:r>
+        <w:rPr>
+          <w:rFonts w:hint="eastAsia"/>
+        </w:rPr>
+        <w:t>1</w:t>
+      </w:r>
+      <w:r>
+        <w:rPr>
+          <w:rFonts w:hint="eastAsia"/>
+        </w:rPr>
+        <w:t>万字。</w:t>
+      </w:r>
+    </w:p>
+    <w:p>
+      <w:pPr>
+        <w:pStyle w:val="20"/>
+      </w:pPr>
+      <w:bookmarkStart w:id="46" w:name="_Toc228888967"/>
+      <w:bookmarkStart w:id="47" w:name="_Toc228889298"/>
+      <w:bookmarkStart w:id="48" w:name="_Toc228962107"/>
+      <w:commentRangeStart w:id="49"/>
+      <w:r>
+        <w:rPr>
+          <w:rFonts w:hint="eastAsia"/>
+        </w:rPr>
+        <w:t>本章小结</w:t>
+      </w:r>
+      <w:bookmarkEnd w:id="46"/>
       <w:bookmarkEnd w:id="47"/>
       <w:bookmarkEnd w:id="48"/>
-      <w:bookmarkEnd w:id="49"/>
-    </w:p>
-    <w:p>
-      <w:pPr>
-        <w:pStyle w:val="20"/>
-        <w:rPr>
-          <w:b w:val="0"/>
-          <w:bCs/>
-        </w:rPr>
-      </w:pPr>
-      <w:bookmarkStart w:id="50" w:name="_Toc228888964"/>
-      <w:bookmarkStart w:id="51" w:name="_Toc228889295"/>
-      <w:bookmarkStart w:id="52" w:name="_Toc228909416"/>
-      <w:r>
-        <w:rPr>
-          <w:rFonts w:hint="eastAsia"/>
-        </w:rPr>
-        <w:t>论文正</w:t>
-      </w:r>
-      <w:r>
-        <w:rPr>
-          <w:rFonts w:hint="eastAsia"/>
-          <w:b w:val="0"/>
-          <w:bCs/>
-        </w:rPr>
-        <w:t>文</w:t>
+      <w:commentRangeEnd w:id="49"/>
+      <w:r>
+        <w:rPr>
+          <w:rStyle w:val="afd"/>
+          <w:sz w:val="28"/>
+          <w:szCs w:val="40"/>
+        </w:rPr>
+        <w:commentReference w:id="49"/>
+      </w:r>
+    </w:p>
+    <w:p>
+      <w:pPr>
+        <w:ind w:firstLine="480"/>
+      </w:pPr>
+      <w:r>
+        <w:rPr>
+          <w:rFonts w:hint="eastAsia"/>
+        </w:rPr>
+        <w:t>本章介绍了……</w:t>
+      </w:r>
+    </w:p>
+    <w:p>
+      <w:pPr>
+        <w:widowControl/>
+        <w:spacing w:after="160" w:line="278" w:lineRule="auto"/>
+        <w:ind w:firstLineChars="0" w:firstLine="0"/>
+      </w:pPr>
+      <w:r>
+        <w:br w:type="page"/>
+      </w:r>
+    </w:p>
+    <w:p>
+      <w:pPr>
+        <w:pStyle w:val="1"/>
+      </w:pPr>
+      <w:bookmarkStart w:id="50" w:name="_Toc228888968"/>
+      <w:bookmarkStart w:id="51" w:name="_Toc228889299"/>
+      <w:bookmarkStart w:id="52" w:name="_Toc228962108"/>
+      <w:r>
+        <w:rPr>
+          <w:rFonts w:hint="eastAsia"/>
+        </w:rPr>
+        <w:lastRenderedPageBreak/>
+        <w:t>图表、公式格式</w:t>
       </w:r>
       <w:bookmarkEnd w:id="50"/>
       <w:bookmarkEnd w:id="51"/>
@@ -5633,330 +6070,11 @@
     </w:p>
     <w:p>
       <w:pPr>
-        <w:ind w:firstLine="480"/>
-        <w:rPr>
-          <w:bCs/>
-        </w:rPr>
-      </w:pPr>
-      <w:r>
-        <w:rPr>
-          <w:rFonts w:hint="eastAsia"/>
-          <w:bCs/>
-        </w:rPr>
-        <w:t>论文正文是主体，一般由标题、文字叙述、图、表格和公式等部分构成</w:t>
-      </w:r>
-      <w:r>
-        <w:rPr>
-          <w:rFonts w:hint="eastAsia"/>
-          <w:bCs/>
-          <w:vertAlign w:val="superscript"/>
-        </w:rPr>
-        <w:t>[1]</w:t>
-      </w:r>
-      <w:r>
-        <w:rPr>
-          <w:rFonts w:hint="eastAsia"/>
-          <w:bCs/>
-        </w:rPr>
-        <w:t>。一般可包括理论分析、计算方法、实验装置和测试方法，经过整理加工的实验结果分析和讨论，与理论计算结果的比较以及本研究方法与已有研究方法的比较等，因学科性质不同可有所变化。</w:t>
-      </w:r>
-    </w:p>
-    <w:p>
-      <w:pPr>
-        <w:ind w:firstLine="480"/>
-      </w:pPr>
-      <w:r>
-        <w:rPr>
-          <w:rFonts w:hint="eastAsia"/>
-        </w:rPr>
-        <w:t>论文内容一般应由十个主要部分组成，依次为：</w:t>
-      </w:r>
-      <w:r>
-        <w:rPr>
-          <w:rFonts w:hint="eastAsia"/>
-        </w:rPr>
-        <w:t>1.</w:t>
-      </w:r>
-      <w:r>
-        <w:rPr>
-          <w:rFonts w:hint="eastAsia"/>
-        </w:rPr>
-        <w:t>封面，</w:t>
-      </w:r>
-      <w:r>
-        <w:rPr>
-          <w:rFonts w:hint="eastAsia"/>
-        </w:rPr>
-        <w:t>2.</w:t>
-      </w:r>
-      <w:r>
-        <w:rPr>
-          <w:rFonts w:hint="eastAsia"/>
-        </w:rPr>
-        <w:t>中文摘要，</w:t>
-      </w:r>
-      <w:r>
-        <w:rPr>
-          <w:rFonts w:hint="eastAsia"/>
-        </w:rPr>
-        <w:t>3.</w:t>
-      </w:r>
-      <w:r>
-        <w:rPr>
-          <w:rFonts w:hint="eastAsia"/>
-        </w:rPr>
-        <w:t>英文摘要，</w:t>
-      </w:r>
-      <w:r>
-        <w:rPr>
-          <w:rFonts w:hint="eastAsia"/>
-        </w:rPr>
-        <w:t>4.</w:t>
-      </w:r>
-      <w:r>
-        <w:rPr>
-          <w:rFonts w:hint="eastAsia"/>
-        </w:rPr>
-        <w:t>目录，</w:t>
-      </w:r>
-      <w:r>
-        <w:rPr>
-          <w:rFonts w:hint="eastAsia"/>
-        </w:rPr>
-        <w:t>5.</w:t>
-      </w:r>
-      <w:r>
-        <w:rPr>
-          <w:rFonts w:hint="eastAsia"/>
-        </w:rPr>
-        <w:t>符号说明，</w:t>
-      </w:r>
-      <w:r>
-        <w:rPr>
-          <w:rFonts w:hint="eastAsia"/>
-        </w:rPr>
-        <w:t>6.</w:t>
-      </w:r>
-      <w:r>
-        <w:rPr>
-          <w:rFonts w:hint="eastAsia"/>
-        </w:rPr>
-        <w:t>论文正文，</w:t>
-      </w:r>
-      <w:r>
-        <w:rPr>
-          <w:rFonts w:hint="eastAsia"/>
-        </w:rPr>
-        <w:t>7.</w:t>
-      </w:r>
-      <w:r>
-        <w:rPr>
-          <w:rFonts w:hint="eastAsia"/>
-        </w:rPr>
-        <w:t>参考文献，</w:t>
-      </w:r>
-      <w:r>
-        <w:rPr>
-          <w:rFonts w:hint="eastAsia"/>
-        </w:rPr>
-        <w:t>8.</w:t>
-      </w:r>
-      <w:r>
-        <w:rPr>
-          <w:rFonts w:hint="eastAsia"/>
-        </w:rPr>
-        <w:t>附录，</w:t>
-      </w:r>
-      <w:r>
-        <w:rPr>
-          <w:rFonts w:hint="eastAsia"/>
-        </w:rPr>
-        <w:t>9.</w:t>
-      </w:r>
-      <w:r>
-        <w:rPr>
-          <w:rFonts w:hint="eastAsia"/>
-        </w:rPr>
-        <w:t>致谢，</w:t>
-      </w:r>
-      <w:r>
-        <w:rPr>
-          <w:rFonts w:hint="eastAsia"/>
-        </w:rPr>
-        <w:t>10.</w:t>
-      </w:r>
-      <w:r>
-        <w:rPr>
-          <w:rFonts w:hint="eastAsia"/>
-        </w:rPr>
-        <w:t>攻读学位期间发表的学术论文目录。</w:t>
-      </w:r>
-    </w:p>
-    <w:p>
-      <w:pPr>
-        <w:ind w:firstLine="480"/>
-      </w:pPr>
-      <w:r>
-        <w:rPr>
-          <w:rFonts w:hint="eastAsia"/>
-        </w:rPr>
-        <w:t>以上各部分独立为一部分，每部分应从新的一页开始，且纸质论文应装订在论文的右侧</w:t>
-      </w:r>
-    </w:p>
-    <w:p>
-      <w:pPr>
         <w:pStyle w:val="20"/>
       </w:pPr>
-      <w:bookmarkStart w:id="53" w:name="_Toc228888965"/>
-      <w:bookmarkStart w:id="54" w:name="_Toc228889296"/>
-      <w:bookmarkStart w:id="55" w:name="_Toc228909417"/>
-      <w:r>
-        <w:rPr>
-          <w:rFonts w:hint="eastAsia"/>
-        </w:rPr>
-        <w:t>字数要求</w:t>
-      </w:r>
-      <w:bookmarkEnd w:id="53"/>
-      <w:bookmarkEnd w:id="54"/>
-      <w:bookmarkEnd w:id="55"/>
-    </w:p>
-    <w:p>
-      <w:pPr>
-        <w:pStyle w:val="30"/>
-      </w:pPr>
-      <w:bookmarkStart w:id="56" w:name="_Toc228888966"/>
-      <w:bookmarkStart w:id="57" w:name="_Toc228889297"/>
-      <w:bookmarkStart w:id="58" w:name="_Toc228909418"/>
-      <w:r>
-        <w:rPr>
-          <w:rFonts w:hint="eastAsia"/>
-        </w:rPr>
-        <w:t>本科论文要求</w:t>
-      </w:r>
-      <w:bookmarkEnd w:id="56"/>
-      <w:bookmarkEnd w:id="57"/>
-      <w:bookmarkEnd w:id="58"/>
-    </w:p>
-    <w:p>
-      <w:pPr>
-        <w:ind w:firstLine="480"/>
-      </w:pPr>
-      <w:r>
-        <w:rPr>
-          <w:rFonts w:hint="eastAsia"/>
-        </w:rPr>
-        <w:t>各学科和学院自定。理工科研究类论文一般不少于</w:t>
-      </w:r>
-      <w:r>
-        <w:rPr>
-          <w:rFonts w:hint="eastAsia"/>
-        </w:rPr>
-        <w:t>2</w:t>
-      </w:r>
-      <w:r>
-        <w:rPr>
-          <w:rFonts w:hint="eastAsia"/>
-        </w:rPr>
-        <w:t>万字，设计类一般不少于</w:t>
-      </w:r>
-      <w:r>
-        <w:rPr>
-          <w:rFonts w:hint="eastAsia"/>
-        </w:rPr>
-        <w:t>1.5</w:t>
-      </w:r>
-      <w:r>
-        <w:rPr>
-          <w:rFonts w:hint="eastAsia"/>
-        </w:rPr>
-        <w:t>万字；医科、文科类论文一般不少于</w:t>
-      </w:r>
-      <w:r>
-        <w:rPr>
-          <w:rFonts w:hint="eastAsia"/>
-        </w:rPr>
-        <w:t>1</w:t>
-      </w:r>
-      <w:r>
-        <w:rPr>
-          <w:rFonts w:hint="eastAsia"/>
-        </w:rPr>
-        <w:t>万字。</w:t>
-      </w:r>
-    </w:p>
-    <w:p>
-      <w:pPr>
-        <w:pStyle w:val="20"/>
-      </w:pPr>
-      <w:bookmarkStart w:id="59" w:name="_Toc228888967"/>
-      <w:bookmarkStart w:id="60" w:name="_Toc228889298"/>
-      <w:bookmarkStart w:id="61" w:name="_Toc228909419"/>
-      <w:commentRangeStart w:id="62"/>
-      <w:r>
-        <w:rPr>
-          <w:rFonts w:hint="eastAsia"/>
-        </w:rPr>
-        <w:t>本章小结</w:t>
-      </w:r>
-      <w:bookmarkEnd w:id="59"/>
-      <w:bookmarkEnd w:id="60"/>
-      <w:bookmarkEnd w:id="61"/>
-      <w:commentRangeEnd w:id="62"/>
-      <w:r>
-        <w:rPr>
-          <w:rStyle w:val="afd"/>
-          <w:sz w:val="28"/>
-          <w:szCs w:val="40"/>
-        </w:rPr>
-        <w:commentReference w:id="62"/>
-      </w:r>
-    </w:p>
-    <w:p>
-      <w:pPr>
-        <w:ind w:firstLine="480"/>
-      </w:pPr>
-      <w:r>
-        <w:rPr>
-          <w:rFonts w:hint="eastAsia"/>
-        </w:rPr>
-        <w:t>本章介绍了……</w:t>
-      </w:r>
-    </w:p>
-    <w:p>
-      <w:pPr>
-        <w:widowControl/>
-        <w:spacing w:after="160" w:line="278" w:lineRule="auto"/>
-        <w:ind w:firstLineChars="0" w:firstLine="0"/>
-      </w:pPr>
-      <w:r>
-        <w:br w:type="page"/>
-      </w:r>
-    </w:p>
-    <w:p>
-      <w:pPr>
-        <w:pStyle w:val="1"/>
-      </w:pPr>
-      <w:bookmarkStart w:id="63" w:name="_Toc228888968"/>
-      <w:bookmarkStart w:id="64" w:name="_Toc228889299"/>
-      <w:bookmarkStart w:id="65" w:name="_Toc228909420"/>
-      <w:r>
-        <w:rPr>
-          <w:rFonts w:hint="eastAsia"/>
-        </w:rPr>
-        <w:lastRenderedPageBreak/>
-        <w:t>图表、公式格式</w:t>
-      </w:r>
-      <w:bookmarkEnd w:id="63"/>
-      <w:bookmarkEnd w:id="64"/>
-      <w:bookmarkEnd w:id="65"/>
-    </w:p>
-    <w:p>
-      <w:pPr>
-        <w:pStyle w:val="20"/>
-      </w:pPr>
-      <w:bookmarkStart w:id="66" w:name="_Toc228888969"/>
-      <w:bookmarkStart w:id="67" w:name="_Toc228889300"/>
-      <w:bookmarkStart w:id="68" w:name="_Toc228909421"/>
+      <w:bookmarkStart w:id="53" w:name="_Toc228888969"/>
+      <w:bookmarkStart w:id="54" w:name="_Toc228889300"/>
+      <w:bookmarkStart w:id="55" w:name="_Toc228962109"/>
       <w:r>
         <w:rPr>
           <w:noProof/>
@@ -6233,9 +6351,9 @@
         </w:rPr>
         <w:t>图表格式</w:t>
       </w:r>
-      <w:bookmarkEnd w:id="66"/>
-      <w:bookmarkEnd w:id="67"/>
-      <w:bookmarkEnd w:id="68"/>
+      <w:bookmarkEnd w:id="53"/>
+      <w:bookmarkEnd w:id="54"/>
+      <w:bookmarkEnd w:id="55"/>
     </w:p>
     <w:p>
       <w:pPr>
@@ -6679,6 +6797,91 @@
     </w:tbl>
     <w:p>
       <w:pPr>
+        <w:keepLines/>
+        <w:spacing w:line="240" w:lineRule="auto"/>
+        <w:ind w:left="420" w:hangingChars="200" w:hanging="420"/>
+        <w:rPr>
+          <w:sz w:val="21"/>
+          <w:szCs w:val="21"/>
+        </w:rPr>
+      </w:pPr>
+      <w:r>
+        <w:rPr>
+          <w:i/>
+          <w:iCs/>
+          <w:sz w:val="21"/>
+          <w:szCs w:val="21"/>
+        </w:rPr>
+        <w:t>Note: OLS coefficients (×100) with IPO-clustered t-statistics in parentheses. “Longer” uses the [−120, −30] market-model estimation window and “Shorter” uses the [−5, −2] window; the main text uses [−30, −5]. The PC1 ×</w:t>
+      </w:r>
+      <w:r>
+        <w:rPr>
+          <w:rStyle w:val="aff5"/>
+        </w:rPr>
+        <w:t xml:space="preserve"> </w:t>
+      </w:r>
+      <m:oMath>
+        <m:r>
+          <w:rPr>
+            <w:rStyle w:val="aff5"/>
+            <w:rFonts w:ascii="Cambria Math" w:hAnsi="Cambria Math"/>
+          </w:rPr>
+          <m:t>Comp</m:t>
+        </m:r>
+        <m:sSub>
+          <m:sSubPr>
+            <m:ctrlPr>
+              <w:rPr>
+                <w:rStyle w:val="aff5"/>
+                <w:rFonts w:ascii="Cambria Math" w:hAnsi="Cambria Math"/>
+                <w:i w:val="0"/>
+                <w:iCs w:val="0"/>
+              </w:rPr>
+            </m:ctrlPr>
+          </m:sSubPr>
+          <m:e>
+            <m:r>
+              <w:rPr>
+                <w:rStyle w:val="aff5"/>
+                <w:rFonts w:ascii="Cambria Math" w:hAnsi="Cambria Math"/>
+              </w:rPr>
+              <m:t>R</m:t>
+            </m:r>
+          </m:e>
+          <m:sub>
+            <m:r>
+              <w:rPr>
+                <w:rStyle w:val="aff5"/>
+                <w:rFonts w:ascii="Cambria Math" w:hAnsi="Cambria Math"/>
+              </w:rPr>
+              <m:t>a</m:t>
+            </m:r>
+          </m:sub>
+        </m:sSub>
+      </m:oMath>
+      <w:r>
+        <w:rPr>
+          <w:rStyle w:val="aff5"/>
+        </w:rPr>
+        <w:t xml:space="preserve"> interaction is stable in magnitude (−15.5 to −16.5) and statistical precision across all three windows, confirmi</w:t>
+      </w:r>
+      <w:r>
+        <w:rPr>
+          <w:i/>
+          <w:iCs/>
+          <w:sz w:val="21"/>
+          <w:szCs w:val="21"/>
+        </w:rPr>
+        <w:t>ng the result is not sensitive to the estimation window choice. *, **, *** denote 10%, 5%, 1%.</w:t>
+      </w:r>
+    </w:p>
+    <w:p>
+      <w:pPr>
+        <w:ind w:firstLineChars="83" w:firstLine="199"/>
+      </w:pPr>
+    </w:p>
+    <w:p>
+      <w:pPr>
         <w:ind w:firstLine="480"/>
       </w:pPr>
       <w:r>
@@ -6735,15 +6938,15 @@
       <w:pPr>
         <w:pStyle w:val="20"/>
       </w:pPr>
-      <w:bookmarkStart w:id="69" w:name="_Toc228888970"/>
-      <w:bookmarkStart w:id="70" w:name="_Toc228889301"/>
-      <w:bookmarkStart w:id="71" w:name="_Toc228909422"/>
+      <w:bookmarkStart w:id="56" w:name="_Toc228888970"/>
+      <w:bookmarkStart w:id="57" w:name="_Toc228889301"/>
+      <w:bookmarkStart w:id="58" w:name="_Toc228962110"/>
       <w:r>
         <w:t>公式格式</w:t>
       </w:r>
-      <w:bookmarkEnd w:id="69"/>
-      <w:bookmarkEnd w:id="70"/>
-      <w:bookmarkEnd w:id="71"/>
+      <w:bookmarkEnd w:id="56"/>
+      <w:bookmarkEnd w:id="57"/>
+      <w:bookmarkEnd w:id="58"/>
     </w:p>
     <w:p>
       <w:pPr>
@@ -7333,7 +7536,7 @@
           <w:noProof/>
         </w:rPr>
         <w:drawing>
-          <wp:anchor distT="0" distB="0" distL="114300" distR="114300" simplePos="0" relativeHeight="251669504" behindDoc="0" locked="0" layoutInCell="1" allowOverlap="1" wp14:anchorId="67B4ADD6" wp14:editId="099E276F">
+          <wp:anchor distT="0" distB="0" distL="114300" distR="114300" simplePos="0" relativeHeight="251669504" behindDoc="0" locked="0" layoutInCell="1" allowOverlap="1" wp14:anchorId="67B4ADD6" wp14:editId="03C289B2">
             <wp:simplePos x="0" y="0"/>
             <wp:positionH relativeFrom="page">
               <wp:align>center</wp:align>
@@ -7736,9 +7939,6 @@
     <w:p>
       <w:pPr>
         <w:ind w:firstLineChars="0" w:firstLine="0"/>
-        <w:rPr>
-          <w:rFonts w:hint="eastAsia"/>
-        </w:rPr>
       </w:pPr>
       <m:oMathPara>
         <m:oMath>
@@ -8037,123 +8237,17 @@
         <w:t>“-”</w:t>
       </w:r>
       <w:r>
-        <w:t>等符号处回行。公式中分数线的横线，长短要分清，主要的横线应与等号取平。公式后应注明编号，编号用括弧括起来写在右边行末，其间不加虚线。</w:t>
+        <w:t>等符</w:t>
+      </w:r>
+      <w:r>
+        <w:lastRenderedPageBreak/>
+        <w:t>号处回行。公式中分数线的横线，长短要分清，主要的横线应与等号取平。公式后应注明编号，编号用括弧括起来写在右边行末，其间不加虚线。</w:t>
       </w:r>
     </w:p>
     <w:p>
       <w:pPr>
         <w:ind w:firstLine="480"/>
       </w:pPr>
-    </w:p>
-    <w:p>
-      <w:pPr>
-        <w:pStyle w:val="1"/>
-        <w:rPr>
-          <w:rFonts w:hint="eastAsia"/>
-        </w:rPr>
-      </w:pPr>
-      <w:bookmarkStart w:id="72" w:name="_Toc228909423"/>
-      <w:commentRangeStart w:id="73"/>
-      <w:r>
-        <w:rPr>
-          <w:rFonts w:hint="eastAsia"/>
-        </w:rPr>
-        <w:lastRenderedPageBreak/>
-        <w:t>全文总结</w:t>
-      </w:r>
-      <w:bookmarkEnd w:id="72"/>
-      <w:commentRangeEnd w:id="73"/>
-      <w:r>
-        <w:rPr>
-          <w:rStyle w:val="afd"/>
-          <w:rFonts w:hint="eastAsia"/>
-          <w:sz w:val="32"/>
-          <w:szCs w:val="48"/>
-        </w:rPr>
-        <w:commentReference w:id="73"/>
-      </w:r>
-    </w:p>
-    <w:p>
-      <w:pPr>
-        <w:pStyle w:val="20"/>
-        <w:rPr>
-          <w:rFonts w:hint="eastAsia"/>
-        </w:rPr>
-      </w:pPr>
-      <w:bookmarkStart w:id="74" w:name="_Toc228909424"/>
-      <w:commentRangeStart w:id="75"/>
-      <w:r>
-        <w:rPr>
-          <w:rFonts w:hint="eastAsia"/>
-        </w:rPr>
-        <w:t>主要结论</w:t>
-      </w:r>
-      <w:bookmarkEnd w:id="74"/>
-      <w:commentRangeEnd w:id="75"/>
-      <w:r>
-        <w:rPr>
-          <w:rStyle w:val="afd"/>
-          <w:rFonts w:hint="eastAsia"/>
-          <w:sz w:val="28"/>
-          <w:szCs w:val="40"/>
-        </w:rPr>
-        <w:commentReference w:id="75"/>
-      </w:r>
-    </w:p>
-    <w:p>
-      <w:pPr>
-        <w:ind w:firstLine="480"/>
-        <w:rPr>
-          <w:rFonts w:hint="eastAsia"/>
-        </w:rPr>
-      </w:pPr>
-      <w:r>
-        <w:rPr>
-          <w:rFonts w:hint="eastAsia"/>
-        </w:rPr>
-        <w:t>本文主要……</w:t>
-      </w:r>
-    </w:p>
-    <w:p>
-      <w:pPr>
-        <w:pStyle w:val="20"/>
-        <w:rPr>
-          <w:rFonts w:hint="eastAsia"/>
-        </w:rPr>
-      </w:pPr>
-      <w:bookmarkStart w:id="76" w:name="_Toc228909425"/>
-      <w:commentRangeStart w:id="77"/>
-      <w:r>
-        <w:rPr>
-          <w:rFonts w:hint="eastAsia"/>
-        </w:rPr>
-        <w:t>研究展望</w:t>
-      </w:r>
-      <w:bookmarkEnd w:id="76"/>
-      <w:commentRangeEnd w:id="77"/>
-      <w:r>
-        <w:rPr>
-          <w:rStyle w:val="afd"/>
-          <w:rFonts w:hint="eastAsia"/>
-          <w:sz w:val="28"/>
-          <w:szCs w:val="40"/>
-        </w:rPr>
-        <w:commentReference w:id="77"/>
-      </w:r>
-    </w:p>
-    <w:p>
-      <w:pPr>
-        <w:ind w:firstLine="480"/>
-        <w:rPr>
-          <w:rFonts w:hint="eastAsia"/>
-        </w:rPr>
-      </w:pPr>
-      <w:r>
-        <w:rPr>
-          <w:rFonts w:hint="eastAsia"/>
-        </w:rPr>
-        <w:t>更深入的研究……</w:t>
-      </w:r>
     </w:p>
     <w:p>
       <w:pPr>
@@ -8162,8 +8256,114 @@
         <w:ind w:firstLineChars="0" w:firstLine="0"/>
         <w:jc w:val="left"/>
         <w:rPr>
-          <w:rFonts w:hint="eastAsia"/>
-        </w:rPr>
+          <w:rFonts w:ascii="SimHei" w:eastAsia="SimHei" w:hAnsi="SimHei" w:cstheme="majorBidi"/>
+          <w:b/>
+          <w:sz w:val="32"/>
+          <w:szCs w:val="48"/>
+        </w:rPr>
+      </w:pPr>
+      <w:r>
+        <w:br w:type="page"/>
+      </w:r>
+    </w:p>
+    <w:p>
+      <w:pPr>
+        <w:pStyle w:val="1"/>
+      </w:pPr>
+      <w:bookmarkStart w:id="59" w:name="_Toc228962111"/>
+      <w:commentRangeStart w:id="60"/>
+      <w:r>
+        <w:rPr>
+          <w:rFonts w:hint="eastAsia"/>
+        </w:rPr>
+        <w:lastRenderedPageBreak/>
+        <w:t>全文总结</w:t>
+      </w:r>
+      <w:bookmarkEnd w:id="59"/>
+      <w:commentRangeEnd w:id="60"/>
+      <w:r>
+        <w:rPr>
+          <w:rStyle w:val="afd"/>
+          <w:sz w:val="32"/>
+          <w:szCs w:val="48"/>
+        </w:rPr>
+        <w:commentReference w:id="60"/>
+      </w:r>
+    </w:p>
+    <w:p>
+      <w:pPr>
+        <w:pStyle w:val="20"/>
+      </w:pPr>
+      <w:bookmarkStart w:id="61" w:name="_Toc228962112"/>
+      <w:commentRangeStart w:id="62"/>
+      <w:r>
+        <w:rPr>
+          <w:rFonts w:hint="eastAsia"/>
+        </w:rPr>
+        <w:t>主要结论</w:t>
+      </w:r>
+      <w:bookmarkEnd w:id="61"/>
+      <w:commentRangeEnd w:id="62"/>
+      <w:r>
+        <w:rPr>
+          <w:rStyle w:val="afd"/>
+          <w:sz w:val="28"/>
+          <w:szCs w:val="40"/>
+        </w:rPr>
+        <w:commentReference w:id="62"/>
+      </w:r>
+    </w:p>
+    <w:p>
+      <w:pPr>
+        <w:ind w:firstLine="480"/>
+      </w:pPr>
+      <w:r>
+        <w:rPr>
+          <w:rFonts w:hint="eastAsia"/>
+        </w:rPr>
+        <w:t>本文主要……</w:t>
+      </w:r>
+    </w:p>
+    <w:p>
+      <w:pPr>
+        <w:pStyle w:val="20"/>
+      </w:pPr>
+      <w:bookmarkStart w:id="63" w:name="_Toc228962113"/>
+      <w:commentRangeStart w:id="64"/>
+      <w:r>
+        <w:rPr>
+          <w:rFonts w:hint="eastAsia"/>
+        </w:rPr>
+        <w:t>研究展望</w:t>
+      </w:r>
+      <w:bookmarkEnd w:id="63"/>
+      <w:commentRangeEnd w:id="64"/>
+      <w:r>
+        <w:rPr>
+          <w:rStyle w:val="afd"/>
+          <w:sz w:val="28"/>
+          <w:szCs w:val="40"/>
+        </w:rPr>
+        <w:commentReference w:id="64"/>
+      </w:r>
+    </w:p>
+    <w:p>
+      <w:pPr>
+        <w:ind w:firstLine="480"/>
+      </w:pPr>
+      <w:r>
+        <w:rPr>
+          <w:rFonts w:hint="eastAsia"/>
+        </w:rPr>
+        <w:t>更深入的研究……</w:t>
+      </w:r>
+    </w:p>
+    <w:p>
+      <w:pPr>
+        <w:widowControl/>
+        <w:spacing w:after="160" w:line="278" w:lineRule="auto"/>
+        <w:ind w:firstLineChars="0" w:firstLine="0"/>
+        <w:jc w:val="left"/>
       </w:pPr>
       <w:r>
         <w:tab/>
@@ -8172,9 +8372,6 @@
     <w:p>
       <w:pPr>
         <w:ind w:firstLine="480"/>
-        <w:rPr>
-          <w:rFonts w:hint="eastAsia"/>
-        </w:rPr>
         <w:sectPr>
           <w:headerReference w:type="default" r:id="rId24"/>
           <w:footerReference w:type="default" r:id="rId25"/>
@@ -8191,9 +8388,9 @@
       <w:pPr>
         <w:pStyle w:val="af4"/>
       </w:pPr>
-      <w:bookmarkStart w:id="78" w:name="_Toc228888971"/>
-      <w:bookmarkStart w:id="79" w:name="_Toc228889302"/>
-      <w:bookmarkStart w:id="80" w:name="_Toc228909426"/>
+      <w:bookmarkStart w:id="65" w:name="_Toc228888971"/>
+      <w:bookmarkStart w:id="66" w:name="_Toc228889302"/>
+      <w:bookmarkStart w:id="67" w:name="_Toc228962114"/>
       <w:r>
         <w:rPr>
           <w:rFonts w:hint="eastAsia"/>
@@ -8237,712 +8434,360 @@
         </w:rPr>
         <w:t>献</w:t>
       </w:r>
-      <w:bookmarkEnd w:id="78"/>
-      <w:bookmarkEnd w:id="79"/>
-      <w:bookmarkEnd w:id="80"/>
+      <w:bookmarkEnd w:id="65"/>
+      <w:bookmarkEnd w:id="66"/>
+      <w:bookmarkEnd w:id="67"/>
     </w:p>
     <w:p>
       <w:pPr>
         <w:pStyle w:val="a"/>
-        <w:rPr>
-          <w:sz w:val="21"/>
-          <w:szCs w:val="21"/>
-        </w:rPr>
-      </w:pPr>
-      <w:bookmarkStart w:id="81" w:name="_Ref228445730"/>
-      <w:bookmarkStart w:id="82" w:name="_Ref228445960"/>
-      <w:commentRangeStart w:id="83"/>
-      <w:r>
-        <w:rPr>
-          <w:sz w:val="21"/>
-          <w:szCs w:val="21"/>
-        </w:rPr>
+      </w:pPr>
+      <w:bookmarkStart w:id="68" w:name="_Ref228445730"/>
+      <w:bookmarkStart w:id="69" w:name="_Ref228445960"/>
+      <w:commentRangeStart w:id="70"/>
+      <w:r>
         <w:t>杨瑞林</w:t>
       </w:r>
       <w:r>
-        <w:rPr>
-          <w:sz w:val="21"/>
-          <w:szCs w:val="21"/>
-        </w:rPr>
         <w:t xml:space="preserve">, </w:t>
       </w:r>
       <w:r>
-        <w:rPr>
-          <w:sz w:val="21"/>
-          <w:szCs w:val="21"/>
-        </w:rPr>
         <w:t>李力军</w:t>
       </w:r>
       <w:r>
-        <w:rPr>
-          <w:sz w:val="21"/>
-          <w:szCs w:val="21"/>
-        </w:rPr>
         <w:t xml:space="preserve">, </w:t>
       </w:r>
       <w:r>
-        <w:rPr>
-          <w:sz w:val="21"/>
-          <w:szCs w:val="21"/>
-        </w:rPr>
         <w:t>李玉成</w:t>
       </w:r>
       <w:r>
-        <w:rPr>
-          <w:sz w:val="21"/>
-          <w:szCs w:val="21"/>
-        </w:rPr>
         <w:t xml:space="preserve">. </w:t>
       </w:r>
       <w:r>
-        <w:rPr>
-          <w:sz w:val="21"/>
-          <w:szCs w:val="21"/>
-        </w:rPr>
         <w:t>新型低合金高强韧性耐磨钢的研究</w:t>
       </w:r>
       <w:r>
-        <w:rPr>
-          <w:sz w:val="21"/>
-          <w:szCs w:val="21"/>
-        </w:rPr>
         <w:t xml:space="preserve">[J]. </w:t>
       </w:r>
       <w:r>
-        <w:rPr>
-          <w:sz w:val="21"/>
-          <w:szCs w:val="21"/>
-        </w:rPr>
         <w:t>钢铁</w:t>
       </w:r>
       <w:r>
-        <w:rPr>
-          <w:sz w:val="21"/>
-          <w:szCs w:val="21"/>
-        </w:rPr>
         <w:t>, 1999(7): 41-45.</w:t>
       </w:r>
-      <w:bookmarkEnd w:id="81"/>
-      <w:bookmarkEnd w:id="82"/>
-      <w:commentRangeEnd w:id="83"/>
+      <w:bookmarkEnd w:id="68"/>
+      <w:bookmarkEnd w:id="69"/>
+      <w:commentRangeEnd w:id="70"/>
       <w:r>
         <w:rPr>
           <w:rStyle w:val="afd"/>
-        </w:rPr>
-        <w:commentReference w:id="83"/>
+          <w:szCs w:val="24"/>
+        </w:rPr>
+        <w:commentReference w:id="70"/>
       </w:r>
     </w:p>
     <w:p>
       <w:pPr>
         <w:pStyle w:val="a"/>
-        <w:rPr>
-          <w:sz w:val="21"/>
-          <w:szCs w:val="21"/>
-        </w:rPr>
-      </w:pPr>
-      <w:commentRangeStart w:id="84"/>
-      <w:r>
-        <w:rPr>
-          <w:sz w:val="21"/>
-          <w:szCs w:val="21"/>
-        </w:rPr>
+      </w:pPr>
+      <w:commentRangeStart w:id="71"/>
+      <w:r>
         <w:t>于潇</w:t>
       </w:r>
       <w:r>
-        <w:rPr>
-          <w:sz w:val="21"/>
-          <w:szCs w:val="21"/>
-        </w:rPr>
         <w:t xml:space="preserve">, </w:t>
       </w:r>
       <w:r>
-        <w:rPr>
-          <w:sz w:val="21"/>
-          <w:szCs w:val="21"/>
-        </w:rPr>
         <w:t>刘义</w:t>
       </w:r>
       <w:r>
-        <w:rPr>
-          <w:sz w:val="21"/>
-          <w:szCs w:val="21"/>
-        </w:rPr>
         <w:t xml:space="preserve">, </w:t>
       </w:r>
       <w:r>
-        <w:rPr>
-          <w:sz w:val="21"/>
-          <w:szCs w:val="21"/>
-        </w:rPr>
         <w:t>柴跃廷</w:t>
       </w:r>
       <w:r>
-        <w:rPr>
-          <w:sz w:val="21"/>
-          <w:szCs w:val="21"/>
-        </w:rPr>
         <w:t xml:space="preserve">, </w:t>
       </w:r>
       <w:r>
-        <w:rPr>
-          <w:sz w:val="21"/>
-          <w:szCs w:val="21"/>
-        </w:rPr>
         <w:t>等</w:t>
       </w:r>
       <w:r>
-        <w:rPr>
-          <w:sz w:val="21"/>
-          <w:szCs w:val="21"/>
-        </w:rPr>
         <w:t xml:space="preserve">. </w:t>
       </w:r>
       <w:r>
-        <w:rPr>
-          <w:sz w:val="21"/>
-          <w:szCs w:val="21"/>
-        </w:rPr>
         <w:t>互联网药品可信交易环境中主体资质审核备案模式</w:t>
       </w:r>
       <w:r>
-        <w:rPr>
-          <w:sz w:val="21"/>
-          <w:szCs w:val="21"/>
-        </w:rPr>
         <w:t xml:space="preserve">[J]. </w:t>
       </w:r>
       <w:r>
-        <w:rPr>
-          <w:sz w:val="21"/>
-          <w:szCs w:val="21"/>
-        </w:rPr>
         <w:t>清华大学学报</w:t>
       </w:r>
       <w:r>
-        <w:rPr>
-          <w:sz w:val="21"/>
-          <w:szCs w:val="21"/>
-        </w:rPr>
         <w:t>(</w:t>
       </w:r>
       <w:r>
-        <w:rPr>
-          <w:sz w:val="21"/>
-          <w:szCs w:val="21"/>
-        </w:rPr>
         <w:t>自然科学版</w:t>
       </w:r>
       <w:r>
-        <w:rPr>
-          <w:sz w:val="21"/>
-          <w:szCs w:val="21"/>
-        </w:rPr>
         <w:t>), 2012, 52(11): 1518-1523.</w:t>
       </w:r>
-      <w:commentRangeEnd w:id="84"/>
+      <w:commentRangeEnd w:id="71"/>
       <w:r>
         <w:rPr>
           <w:rStyle w:val="afd"/>
-        </w:rPr>
-        <w:commentReference w:id="84"/>
+          <w:szCs w:val="24"/>
+        </w:rPr>
+        <w:commentReference w:id="71"/>
       </w:r>
     </w:p>
     <w:p>
       <w:pPr>
         <w:pStyle w:val="a"/>
-        <w:rPr>
-          <w:sz w:val="21"/>
-          <w:szCs w:val="21"/>
-        </w:rPr>
-      </w:pPr>
-      <w:commentRangeStart w:id="85"/>
-      <w:r>
-        <w:rPr>
-          <w:sz w:val="21"/>
-          <w:szCs w:val="21"/>
-        </w:rPr>
+      </w:pPr>
+      <w:commentRangeStart w:id="72"/>
+      <w:r>
         <w:t xml:space="preserve">SCHINSTOCK D E, CUTTINO J F. Real time kinematic solutions of a non-contacting, three dimensional metrology frame[J]. Precision Engineering, 2000, 24(1): 70-76. </w:t>
       </w:r>
-      <w:commentRangeEnd w:id="85"/>
+      <w:commentRangeEnd w:id="72"/>
       <w:r>
         <w:rPr>
           <w:rStyle w:val="afd"/>
-        </w:rPr>
-        <w:commentReference w:id="85"/>
+          <w:szCs w:val="24"/>
+        </w:rPr>
+        <w:commentReference w:id="72"/>
       </w:r>
     </w:p>
     <w:p>
       <w:pPr>
         <w:pStyle w:val="a"/>
-        <w:rPr>
-          <w:sz w:val="21"/>
-          <w:szCs w:val="21"/>
-        </w:rPr>
-      </w:pPr>
-      <w:r>
-        <w:rPr>
-          <w:sz w:val="21"/>
-          <w:szCs w:val="21"/>
-        </w:rPr>
+      </w:pPr>
+      <w:r>
         <w:t>温诗铸</w:t>
       </w:r>
       <w:r>
-        <w:rPr>
-          <w:sz w:val="21"/>
-          <w:szCs w:val="21"/>
-        </w:rPr>
         <w:t xml:space="preserve">. </w:t>
       </w:r>
       <w:r>
-        <w:rPr>
-          <w:sz w:val="21"/>
-          <w:szCs w:val="21"/>
-        </w:rPr>
         <w:t>摩擦学原理</w:t>
       </w:r>
       <w:r>
-        <w:rPr>
-          <w:sz w:val="21"/>
-          <w:szCs w:val="21"/>
-        </w:rPr>
         <w:t xml:space="preserve">[M]. </w:t>
       </w:r>
       <w:r>
-        <w:rPr>
-          <w:sz w:val="21"/>
-          <w:szCs w:val="21"/>
-        </w:rPr>
         <w:t>北京</w:t>
       </w:r>
       <w:r>
-        <w:rPr>
-          <w:sz w:val="21"/>
-          <w:szCs w:val="21"/>
-        </w:rPr>
         <w:t xml:space="preserve">: </w:t>
       </w:r>
       <w:r>
-        <w:rPr>
-          <w:sz w:val="21"/>
-          <w:szCs w:val="21"/>
-        </w:rPr>
         <w:t>清华大学出版社</w:t>
       </w:r>
       <w:r>
-        <w:rPr>
-          <w:sz w:val="21"/>
-          <w:szCs w:val="21"/>
-        </w:rPr>
         <w:t>, 1990: 296-300.</w:t>
       </w:r>
     </w:p>
     <w:p>
       <w:pPr>
         <w:pStyle w:val="a"/>
-        <w:rPr>
-          <w:sz w:val="21"/>
-          <w:szCs w:val="21"/>
-        </w:rPr>
-      </w:pPr>
-      <w:r>
-        <w:rPr>
-          <w:sz w:val="21"/>
-          <w:szCs w:val="21"/>
-        </w:rPr>
+      </w:pPr>
+      <w:r>
         <w:t>蒋有绪</w:t>
       </w:r>
       <w:r>
-        <w:rPr>
-          <w:sz w:val="21"/>
-          <w:szCs w:val="21"/>
-        </w:rPr>
         <w:t xml:space="preserve">, </w:t>
       </w:r>
       <w:r>
-        <w:rPr>
-          <w:sz w:val="21"/>
-          <w:szCs w:val="21"/>
-        </w:rPr>
         <w:t>郭泉水</w:t>
       </w:r>
       <w:r>
-        <w:rPr>
-          <w:sz w:val="21"/>
-          <w:szCs w:val="21"/>
-        </w:rPr>
         <w:t xml:space="preserve">, </w:t>
       </w:r>
       <w:r>
-        <w:rPr>
-          <w:sz w:val="21"/>
-          <w:szCs w:val="21"/>
-        </w:rPr>
         <w:t>马娟</w:t>
       </w:r>
       <w:r>
-        <w:rPr>
-          <w:sz w:val="21"/>
-          <w:szCs w:val="21"/>
-        </w:rPr>
         <w:t xml:space="preserve">, </w:t>
       </w:r>
       <w:r>
-        <w:rPr>
-          <w:sz w:val="21"/>
-          <w:szCs w:val="21"/>
-        </w:rPr>
         <w:t>等</w:t>
       </w:r>
       <w:r>
-        <w:rPr>
-          <w:sz w:val="21"/>
-          <w:szCs w:val="21"/>
-        </w:rPr>
         <w:t xml:space="preserve">. </w:t>
       </w:r>
       <w:r>
-        <w:rPr>
-          <w:sz w:val="21"/>
-          <w:szCs w:val="21"/>
-        </w:rPr>
         <w:t>中国森林群落分类及其群落学特征</w:t>
       </w:r>
       <w:r>
-        <w:rPr>
-          <w:sz w:val="21"/>
-          <w:szCs w:val="21"/>
-        </w:rPr>
         <w:t xml:space="preserve">[M]. </w:t>
       </w:r>
       <w:r>
-        <w:rPr>
-          <w:sz w:val="21"/>
-          <w:szCs w:val="21"/>
-        </w:rPr>
         <w:t>北京</w:t>
       </w:r>
       <w:r>
-        <w:rPr>
-          <w:sz w:val="21"/>
-          <w:szCs w:val="21"/>
-        </w:rPr>
         <w:t xml:space="preserve">: </w:t>
       </w:r>
       <w:r>
-        <w:rPr>
-          <w:sz w:val="21"/>
-          <w:szCs w:val="21"/>
-        </w:rPr>
         <w:t>科学出版社</w:t>
       </w:r>
       <w:r>
-        <w:rPr>
-          <w:sz w:val="21"/>
-          <w:szCs w:val="21"/>
-        </w:rPr>
         <w:t>, 1998: 5-17.</w:t>
       </w:r>
     </w:p>
     <w:p>
       <w:pPr>
         <w:pStyle w:val="a"/>
-        <w:rPr>
-          <w:sz w:val="21"/>
-          <w:szCs w:val="21"/>
-        </w:rPr>
-      </w:pPr>
-      <w:r>
-        <w:rPr>
-          <w:sz w:val="21"/>
-          <w:szCs w:val="21"/>
-        </w:rPr>
+      </w:pPr>
+      <w:r>
         <w:t>方芳</w:t>
       </w:r>
       <w:r>
-        <w:rPr>
-          <w:sz w:val="21"/>
-          <w:szCs w:val="21"/>
-        </w:rPr>
         <w:t xml:space="preserve">. </w:t>
       </w:r>
       <w:r>
-        <w:rPr>
-          <w:sz w:val="21"/>
-          <w:szCs w:val="21"/>
-        </w:rPr>
         <w:t>教育游戏的理论基础及应用模式</w:t>
       </w:r>
       <w:r>
-        <w:rPr>
-          <w:sz w:val="21"/>
-          <w:szCs w:val="21"/>
-        </w:rPr>
         <w:t xml:space="preserve">[D]. </w:t>
       </w:r>
       <w:r>
-        <w:rPr>
-          <w:sz w:val="21"/>
-          <w:szCs w:val="21"/>
-        </w:rPr>
         <w:t>上海</w:t>
       </w:r>
       <w:r>
-        <w:rPr>
-          <w:sz w:val="21"/>
-          <w:szCs w:val="21"/>
-        </w:rPr>
         <w:t xml:space="preserve">: </w:t>
       </w:r>
       <w:r>
-        <w:rPr>
-          <w:sz w:val="21"/>
-          <w:szCs w:val="21"/>
-        </w:rPr>
         <w:t>上海交通大学</w:t>
       </w:r>
       <w:r>
-        <w:rPr>
-          <w:sz w:val="21"/>
-          <w:szCs w:val="21"/>
-        </w:rPr>
         <w:t>, 2007.</w:t>
       </w:r>
     </w:p>
     <w:p>
       <w:pPr>
         <w:pStyle w:val="a"/>
-        <w:rPr>
-          <w:sz w:val="21"/>
-          <w:szCs w:val="21"/>
-        </w:rPr>
-      </w:pPr>
-      <w:r>
-        <w:rPr>
-          <w:sz w:val="21"/>
-          <w:szCs w:val="21"/>
-        </w:rPr>
+      </w:pPr>
+      <w:r>
         <w:t>张凯军</w:t>
       </w:r>
       <w:r>
-        <w:rPr>
-          <w:sz w:val="21"/>
-          <w:szCs w:val="21"/>
-        </w:rPr>
         <w:t xml:space="preserve">. </w:t>
       </w:r>
       <w:r>
-        <w:rPr>
-          <w:sz w:val="21"/>
-          <w:szCs w:val="21"/>
-        </w:rPr>
         <w:t>轨道火车及高速轨道火车紧急安全制动辅助装置</w:t>
       </w:r>
       <w:r>
-        <w:rPr>
-          <w:sz w:val="21"/>
-          <w:szCs w:val="21"/>
-        </w:rPr>
         <w:t>: 201220158825.2[P]. 2012-04-05.</w:t>
       </w:r>
     </w:p>
     <w:p>
       <w:pPr>
         <w:pStyle w:val="a"/>
-        <w:rPr>
-          <w:sz w:val="21"/>
-          <w:szCs w:val="21"/>
-        </w:rPr>
-      </w:pPr>
-      <w:r>
-        <w:rPr>
-          <w:sz w:val="21"/>
-          <w:szCs w:val="21"/>
-        </w:rPr>
+      </w:pPr>
+      <w:r>
         <w:t>全国信息与文献标准化技术委员会</w:t>
       </w:r>
       <w:r>
-        <w:rPr>
-          <w:sz w:val="21"/>
-          <w:szCs w:val="21"/>
-        </w:rPr>
         <w:t xml:space="preserve">. </w:t>
       </w:r>
       <w:r>
-        <w:rPr>
-          <w:sz w:val="21"/>
-          <w:szCs w:val="21"/>
-        </w:rPr>
         <w:t>文献著录</w:t>
       </w:r>
       <w:r>
-        <w:rPr>
-          <w:sz w:val="21"/>
-          <w:szCs w:val="21"/>
-        </w:rPr>
         <w:t xml:space="preserve">: </w:t>
       </w:r>
       <w:r>
-        <w:rPr>
-          <w:sz w:val="21"/>
-          <w:szCs w:val="21"/>
-        </w:rPr>
         <w:t>第</w:t>
       </w:r>
       <w:r>
-        <w:rPr>
-          <w:sz w:val="21"/>
-          <w:szCs w:val="21"/>
-        </w:rPr>
         <w:t>4</w:t>
       </w:r>
       <w:r>
-        <w:rPr>
-          <w:sz w:val="21"/>
-          <w:szCs w:val="21"/>
-        </w:rPr>
         <w:t>部分</w:t>
       </w:r>
       <w:r>
-        <w:rPr>
-          <w:sz w:val="21"/>
-          <w:szCs w:val="21"/>
-        </w:rPr>
         <w:t xml:space="preserve"> </w:t>
       </w:r>
       <w:r>
-        <w:rPr>
-          <w:sz w:val="21"/>
-          <w:szCs w:val="21"/>
-        </w:rPr>
         <w:t>非书资料</w:t>
       </w:r>
       <w:r>
-        <w:rPr>
-          <w:sz w:val="21"/>
-          <w:szCs w:val="21"/>
-        </w:rPr>
         <w:t xml:space="preserve">: GB/T 3792.4-2009[S]. </w:t>
       </w:r>
       <w:r>
-        <w:rPr>
-          <w:sz w:val="21"/>
-          <w:szCs w:val="21"/>
-        </w:rPr>
         <w:t>北京</w:t>
       </w:r>
       <w:r>
-        <w:rPr>
-          <w:sz w:val="21"/>
-          <w:szCs w:val="21"/>
-        </w:rPr>
         <w:t xml:space="preserve">: </w:t>
       </w:r>
       <w:r>
-        <w:rPr>
-          <w:sz w:val="21"/>
-          <w:szCs w:val="21"/>
-        </w:rPr>
         <w:t>中国标准出版社</w:t>
       </w:r>
       <w:r>
-        <w:rPr>
-          <w:sz w:val="21"/>
-          <w:szCs w:val="21"/>
-        </w:rPr>
         <w:t>, 2010: 3.</w:t>
       </w:r>
     </w:p>
     <w:p>
       <w:pPr>
         <w:pStyle w:val="a"/>
-        <w:rPr>
-          <w:sz w:val="21"/>
-          <w:szCs w:val="21"/>
-        </w:rPr>
-      </w:pPr>
-      <w:r>
-        <w:rPr>
-          <w:sz w:val="21"/>
-          <w:szCs w:val="21"/>
-        </w:rPr>
+      </w:pPr>
+      <w:r>
         <w:t>萧钰</w:t>
       </w:r>
       <w:r>
-        <w:rPr>
-          <w:sz w:val="21"/>
-          <w:szCs w:val="21"/>
-        </w:rPr>
         <w:t xml:space="preserve">. </w:t>
       </w:r>
       <w:r>
-        <w:rPr>
-          <w:sz w:val="21"/>
-          <w:szCs w:val="21"/>
-        </w:rPr>
         <w:t>出版业信息化迈入快车道</w:t>
       </w:r>
       <w:r>
-        <w:rPr>
-          <w:sz w:val="21"/>
-          <w:szCs w:val="21"/>
-        </w:rPr>
         <w:t>[EB/OL].(2001-12-19)[2023-04-15].http://www.creader.com/news/20011219/200112190019.html.</w:t>
       </w:r>
     </w:p>
     <w:p>
       <w:pPr>
         <w:ind w:firstLineChars="0" w:firstLine="0"/>
-        <w:rPr>
-          <w:sz w:val="21"/>
-          <w:szCs w:val="21"/>
-        </w:rPr>
-      </w:pPr>
-      <w:r>
-        <w:rPr>
-          <w:rFonts w:hint="eastAsia"/>
-          <w:sz w:val="21"/>
-          <w:szCs w:val="21"/>
+      </w:pPr>
+    </w:p>
+    <w:p>
+      <w:pPr>
+        <w:ind w:firstLineChars="0" w:firstLine="0"/>
+      </w:pPr>
+      <w:r>
+        <w:rPr>
+          <w:rFonts w:hint="eastAsia"/>
         </w:rPr>
         <w:t>（参考文献格式请参考</w:t>
       </w:r>
       <w:r>
         <w:rPr>
           <w:rFonts w:hint="eastAsia"/>
-          <w:sz w:val="21"/>
-          <w:szCs w:val="21"/>
         </w:rPr>
         <w:t>GB/T 7714-2015</w:t>
       </w:r>
       <w:r>
         <w:rPr>
           <w:rFonts w:hint="eastAsia"/>
-          <w:sz w:val="21"/>
-          <w:szCs w:val="21"/>
         </w:rPr>
         <w:t>《信息与文献</w:t>
       </w:r>
       <w:r>
         <w:rPr>
           <w:rFonts w:hint="eastAsia"/>
-          <w:sz w:val="21"/>
-          <w:szCs w:val="21"/>
         </w:rPr>
         <w:t xml:space="preserve"> </w:t>
       </w:r>
       <w:r>
         <w:rPr>
           <w:rFonts w:hint="eastAsia"/>
-          <w:sz w:val="21"/>
-          <w:szCs w:val="21"/>
         </w:rPr>
         <w:t>参考文献著录规则》）</w:t>
       </w:r>
     </w:p>
     <w:p>
       <w:pPr>
-        <w:widowControl/>
-        <w:spacing w:after="160" w:line="278" w:lineRule="auto"/>
-        <w:ind w:firstLineChars="0" w:firstLine="0"/>
+        <w:pStyle w:val="a"/>
       </w:pPr>
       <w:r>
         <w:br w:type="page"/>
@@ -8952,66 +8797,9 @@
       <w:pPr>
         <w:pStyle w:val="af4"/>
       </w:pPr>
-      <w:bookmarkStart w:id="86" w:name="_Toc228888972"/>
-      <w:bookmarkStart w:id="87" w:name="_Toc228889303"/>
-      <w:bookmarkStart w:id="88" w:name="_Toc228909427"/>
-      <w:commentRangeStart w:id="89"/>
-      <w:r>
-        <w:rPr>
-          <w:rFonts w:hint="eastAsia"/>
-        </w:rPr>
-        <w:lastRenderedPageBreak/>
-        <w:t>符号与标记（附录</w:t>
-      </w:r>
-      <w:r>
-        <w:rPr>
-          <w:rFonts w:hint="eastAsia"/>
-        </w:rPr>
-        <w:t>1</w:t>
-      </w:r>
-      <w:r>
-        <w:rPr>
-          <w:rFonts w:hint="eastAsia"/>
-        </w:rPr>
-        <w:t>）</w:t>
-      </w:r>
-      <w:bookmarkEnd w:id="86"/>
-      <w:bookmarkEnd w:id="87"/>
-      <w:bookmarkEnd w:id="88"/>
-      <w:commentRangeEnd w:id="89"/>
-      <w:r>
-        <w:rPr>
-          <w:rStyle w:val="afd"/>
-          <w:sz w:val="32"/>
-          <w:szCs w:val="48"/>
-        </w:rPr>
-        <w:commentReference w:id="89"/>
-      </w:r>
-    </w:p>
-    <w:p>
-      <w:pPr>
-        <w:widowControl/>
-        <w:spacing w:after="160" w:line="278" w:lineRule="auto"/>
-        <w:ind w:firstLineChars="0" w:firstLine="0"/>
-        <w:jc w:val="left"/>
-        <w:rPr>
-          <w:rFonts w:eastAsia="SimHei" w:cstheme="majorBidi"/>
-          <w:b/>
-          <w:sz w:val="32"/>
-          <w:szCs w:val="48"/>
-        </w:rPr>
-      </w:pPr>
-      <w:r>
-        <w:br w:type="page"/>
-      </w:r>
-    </w:p>
-    <w:p>
-      <w:pPr>
-        <w:pStyle w:val="af4"/>
-      </w:pPr>
-      <w:bookmarkStart w:id="90" w:name="_Toc228888973"/>
-      <w:bookmarkStart w:id="91" w:name="_Toc228889304"/>
-      <w:bookmarkStart w:id="92" w:name="_Toc228909428"/>
+      <w:bookmarkStart w:id="73" w:name="_Toc228888973"/>
+      <w:bookmarkStart w:id="74" w:name="_Toc228889304"/>
+      <w:bookmarkStart w:id="75" w:name="_Toc228962115"/>
       <w:r>
         <w:rPr>
           <w:rFonts w:hint="eastAsia"/>
@@ -9031,11 +8819,13 @@
         </w:rPr>
         <w:t>说明（附录</w:t>
       </w:r>
-      <w:r>
-        <w:rPr>
-          <w:rFonts w:hint="eastAsia"/>
-        </w:rPr>
-        <w:t>2</w:t>
+      <w:bookmarkEnd w:id="73"/>
+      <w:bookmarkEnd w:id="74"/>
+      <w:r>
+        <w:rPr>
+          <w:rFonts w:hint="eastAsia"/>
+        </w:rPr>
+        <w:t>1</w:t>
       </w:r>
       <w:r>
         <w:rPr>
@@ -9043,9 +8833,7 @@
         </w:rPr>
         <w:t>）</w:t>
       </w:r>
-      <w:bookmarkEnd w:id="90"/>
-      <w:bookmarkEnd w:id="91"/>
-      <w:bookmarkEnd w:id="92"/>
+      <w:bookmarkEnd w:id="75"/>
     </w:p>
     <w:p>
       <w:pPr>
@@ -9069,37 +8857,37 @@
           <w:szCs w:val="48"/>
         </w:rPr>
       </w:pPr>
-      <w:bookmarkStart w:id="93" w:name="_Toc228888974"/>
-      <w:bookmarkStart w:id="94" w:name="_Toc228889305"/>
-      <w:bookmarkStart w:id="95" w:name="_Toc228890501"/>
-      <w:bookmarkStart w:id="96" w:name="_Toc228892842"/>
-      <w:bookmarkStart w:id="97" w:name="_Toc228900789"/>
-      <w:bookmarkStart w:id="98" w:name="_Toc228901026"/>
-      <w:bookmarkStart w:id="99" w:name="_Toc228906700"/>
-      <w:bookmarkStart w:id="100" w:name="_Toc228909309"/>
-      <w:bookmarkStart w:id="101" w:name="_Toc228909383"/>
-      <w:bookmarkEnd w:id="93"/>
-      <w:bookmarkEnd w:id="94"/>
-      <w:bookmarkEnd w:id="95"/>
-      <w:bookmarkEnd w:id="96"/>
-      <w:bookmarkEnd w:id="97"/>
-      <w:bookmarkEnd w:id="98"/>
-      <w:bookmarkEnd w:id="99"/>
-      <w:bookmarkEnd w:id="100"/>
-      <w:bookmarkEnd w:id="101"/>
+      <w:bookmarkStart w:id="76" w:name="_Toc228888974"/>
+      <w:bookmarkStart w:id="77" w:name="_Toc228889305"/>
+      <w:bookmarkStart w:id="78" w:name="_Toc228890501"/>
+      <w:bookmarkStart w:id="79" w:name="_Toc228892842"/>
+      <w:bookmarkStart w:id="80" w:name="_Toc228900789"/>
+      <w:bookmarkStart w:id="81" w:name="_Toc228901026"/>
+      <w:bookmarkStart w:id="82" w:name="_Toc228906700"/>
+      <w:bookmarkStart w:id="83" w:name="_Toc228909309"/>
+      <w:bookmarkStart w:id="84" w:name="_Toc228909383"/>
+      <w:bookmarkEnd w:id="76"/>
+      <w:bookmarkEnd w:id="77"/>
+      <w:bookmarkEnd w:id="78"/>
+      <w:bookmarkEnd w:id="79"/>
+      <w:bookmarkEnd w:id="80"/>
+      <w:bookmarkEnd w:id="81"/>
+      <w:bookmarkEnd w:id="82"/>
+      <w:bookmarkEnd w:id="83"/>
+      <w:bookmarkEnd w:id="84"/>
     </w:p>
     <w:p>
       <w:pPr>
         <w:pStyle w:val="2"/>
       </w:pPr>
-      <w:bookmarkStart w:id="102" w:name="_Toc228909429"/>
+      <w:bookmarkStart w:id="85" w:name="_Toc228962116"/>
       <w:r>
         <w:rPr>
           <w:rFonts w:hint="eastAsia"/>
         </w:rPr>
         <w:t>格式说明</w:t>
       </w:r>
-      <w:bookmarkEnd w:id="102"/>
+      <w:bookmarkEnd w:id="85"/>
     </w:p>
     <w:p>
       <w:pPr>
@@ -9203,14 +8991,14 @@
       <w:pPr>
         <w:pStyle w:val="3"/>
       </w:pPr>
-      <w:bookmarkStart w:id="103" w:name="_Toc228909430"/>
+      <w:bookmarkStart w:id="86" w:name="_Toc228962117"/>
       <w:r>
         <w:rPr>
           <w:rFonts w:hint="eastAsia"/>
         </w:rPr>
         <w:t>页面网格</w:t>
       </w:r>
-      <w:bookmarkEnd w:id="103"/>
+      <w:bookmarkEnd w:id="86"/>
     </w:p>
     <w:p>
       <w:pPr>
@@ -9358,14 +9146,14 @@
       <w:pPr>
         <w:pStyle w:val="3"/>
       </w:pPr>
-      <w:bookmarkStart w:id="104" w:name="_Toc228909431"/>
+      <w:bookmarkStart w:id="87" w:name="_Toc228962118"/>
       <w:r>
         <w:rPr>
           <w:rFonts w:hint="eastAsia"/>
         </w:rPr>
         <w:t>目录</w:t>
       </w:r>
-      <w:bookmarkEnd w:id="104"/>
+      <w:bookmarkEnd w:id="87"/>
     </w:p>
     <w:p>
       <w:pPr>
@@ -9501,14 +9289,14 @@
       <w:pPr>
         <w:pStyle w:val="3"/>
       </w:pPr>
-      <w:bookmarkStart w:id="105" w:name="_Toc228909432"/>
+      <w:bookmarkStart w:id="88" w:name="_Toc228962119"/>
       <w:r>
         <w:rPr>
           <w:rFonts w:hint="eastAsia"/>
         </w:rPr>
         <w:t>摘要</w:t>
       </w:r>
-      <w:bookmarkEnd w:id="105"/>
+      <w:bookmarkEnd w:id="88"/>
     </w:p>
     <w:p>
       <w:pPr>
@@ -9677,7 +9465,7 @@
           <w:lang w:val="fr-FR"/>
         </w:rPr>
       </w:pPr>
-      <w:bookmarkStart w:id="106" w:name="_Toc228909433"/>
+      <w:bookmarkStart w:id="89" w:name="_Toc228962120"/>
       <w:r>
         <w:rPr>
           <w:rFonts w:hint="eastAsia"/>
@@ -9685,7 +9473,7 @@
         </w:rPr>
         <w:t>题注</w:t>
       </w:r>
-      <w:bookmarkEnd w:id="106"/>
+      <w:bookmarkEnd w:id="89"/>
     </w:p>
     <w:p>
       <w:pPr>
@@ -9772,14 +9560,14 @@
       <w:pPr>
         <w:pStyle w:val="3"/>
       </w:pPr>
-      <w:bookmarkStart w:id="107" w:name="_Toc228909434"/>
+      <w:bookmarkStart w:id="90" w:name="_Toc228962121"/>
       <w:r>
         <w:rPr>
           <w:rFonts w:hint="eastAsia"/>
         </w:rPr>
         <w:t>表注、图注</w:t>
       </w:r>
-      <w:bookmarkEnd w:id="107"/>
+      <w:bookmarkEnd w:id="90"/>
     </w:p>
     <w:p>
       <w:pPr>
@@ -9805,27 +9593,27 @@
       <w:pPr>
         <w:pStyle w:val="2"/>
       </w:pPr>
-      <w:bookmarkStart w:id="108" w:name="_Toc228909435"/>
+      <w:bookmarkStart w:id="91" w:name="_Toc228962122"/>
       <w:r>
         <w:rPr>
           <w:rFonts w:hint="eastAsia"/>
         </w:rPr>
         <w:t>使用说明</w:t>
       </w:r>
-      <w:bookmarkEnd w:id="108"/>
+      <w:bookmarkEnd w:id="91"/>
     </w:p>
     <w:p>
       <w:pPr>
         <w:pStyle w:val="3"/>
       </w:pPr>
-      <w:bookmarkStart w:id="109" w:name="_Toc228909436"/>
+      <w:bookmarkStart w:id="92" w:name="_Toc228962123"/>
       <w:r>
         <w:rPr>
           <w:rFonts w:hint="eastAsia"/>
         </w:rPr>
         <w:t>样式</w:t>
       </w:r>
-      <w:bookmarkEnd w:id="109"/>
+      <w:bookmarkEnd w:id="92"/>
     </w:p>
     <w:p>
       <w:pPr>
@@ -10160,7 +9948,7 @@
       <w:pPr>
         <w:pStyle w:val="3"/>
       </w:pPr>
-      <w:bookmarkStart w:id="110" w:name="_Toc228909437"/>
+      <w:bookmarkStart w:id="93" w:name="_Toc228962124"/>
       <w:r>
         <w:rPr>
           <w:rFonts w:hint="eastAsia"/>
@@ -10173,7 +9961,7 @@
         </w:rPr>
         <w:t>和页脚</w:t>
       </w:r>
-      <w:bookmarkEnd w:id="110"/>
+      <w:bookmarkEnd w:id="93"/>
     </w:p>
     <w:p>
       <w:pPr>
@@ -10214,21 +10002,18 @@
       <w:pPr>
         <w:pStyle w:val="3"/>
       </w:pPr>
-      <w:bookmarkStart w:id="111" w:name="_Toc228909438"/>
+      <w:bookmarkStart w:id="94" w:name="_Toc228962125"/>
       <w:r>
         <w:rPr>
           <w:rFonts w:hint="eastAsia"/>
         </w:rPr>
         <w:t>目录</w:t>
       </w:r>
-      <w:bookmarkEnd w:id="111"/>
+      <w:bookmarkEnd w:id="94"/>
     </w:p>
     <w:p>
       <w:pPr>
         <w:ind w:firstLine="480"/>
-        <w:rPr>
-          <w:rFonts w:hint="eastAsia"/>
-        </w:rPr>
       </w:pPr>
       <w:r>
         <w:rPr>
@@ -10253,8 +10038,11 @@
       <w:pPr>
         <w:pStyle w:val="3"/>
       </w:pPr>
-      <w:bookmarkStart w:id="112" w:name="_Toc228909439"/>
-      <w:r>
+      <w:bookmarkStart w:id="95" w:name="_Toc228962126"/>
+      <w:r>
+        <w:rPr>
+          <w:noProof/>
+        </w:rPr>
         <w:lastRenderedPageBreak/>
         <w:drawing>
           <wp:anchor distT="0" distB="0" distL="114300" distR="114300" simplePos="0" relativeHeight="251699200" behindDoc="0" locked="0" layoutInCell="1" allowOverlap="1" wp14:anchorId="63F05258" wp14:editId="729846A1">
@@ -10530,7 +10318,7 @@
         </w:rPr>
         <w:t>和附录</w:t>
       </w:r>
-      <w:bookmarkEnd w:id="112"/>
+      <w:bookmarkEnd w:id="95"/>
     </w:p>
     <w:p>
       <w:pPr>
@@ -10612,9 +10400,6 @@
     <w:p>
       <w:pPr>
         <w:ind w:firstLine="480"/>
-        <w:rPr>
-          <w:rFonts w:hint="eastAsia"/>
-        </w:rPr>
       </w:pPr>
       <w:r>
         <w:rPr>
@@ -10709,7 +10494,7 @@
       <w:pPr>
         <w:pStyle w:val="3"/>
       </w:pPr>
-      <w:bookmarkStart w:id="113" w:name="_Toc228909440"/>
+      <w:bookmarkStart w:id="96" w:name="_Toc228962127"/>
       <w:r>
         <w:rPr>
           <w:rFonts w:hint="eastAsia"/>
@@ -10725,7 +10510,7 @@
         </w:rPr>
         <w:t>（目录不显示）</w:t>
       </w:r>
-      <w:bookmarkEnd w:id="113"/>
+      <w:bookmarkEnd w:id="96"/>
     </w:p>
     <w:p>
       <w:pPr>
@@ -10807,9 +10592,6 @@
     <w:p>
       <w:pPr>
         <w:ind w:firstLine="480"/>
-        <w:rPr>
-          <w:rFonts w:hint="eastAsia"/>
-        </w:rPr>
       </w:pPr>
       <w:r>
         <w:rPr>
@@ -10864,7 +10646,7 @@
       <w:pPr>
         <w:pStyle w:val="3"/>
       </w:pPr>
-      <w:bookmarkStart w:id="114" w:name="_Toc228909441"/>
+      <w:bookmarkStart w:id="97" w:name="_Toc228962128"/>
       <w:r>
         <w:rPr>
           <w:noProof/>
@@ -11078,6 +10860,9 @@
         </mc:AlternateContent>
       </w:r>
       <w:r>
+        <w:rPr>
+          <w:noProof/>
+        </w:rPr>
         <w:drawing>
           <wp:anchor distT="0" distB="0" distL="114300" distR="114300" simplePos="0" relativeHeight="251695104" behindDoc="0" locked="0" layoutInCell="1" allowOverlap="1" wp14:anchorId="30757B20" wp14:editId="42A38BD6">
             <wp:simplePos x="0" y="0"/>
@@ -11134,14 +10919,11 @@
         </w:rPr>
         <w:t>图片</w:t>
       </w:r>
-      <w:bookmarkEnd w:id="114"/>
+      <w:bookmarkEnd w:id="97"/>
     </w:p>
     <w:p>
       <w:pPr>
         <w:ind w:firstLine="480"/>
-        <w:rPr>
-          <w:rFonts w:hint="eastAsia"/>
-        </w:rPr>
       </w:pPr>
       <w:r>
         <w:rPr>
@@ -11356,6 +11138,9 @@
         </mc:AlternateContent>
       </w:r>
       <w:r>
+        <w:rPr>
+          <w:noProof/>
+        </w:rPr>
         <w:drawing>
           <wp:anchor distT="0" distB="0" distL="114300" distR="114300" simplePos="0" relativeHeight="251675648" behindDoc="0" locked="0" layoutInCell="1" allowOverlap="1" wp14:anchorId="586A6461" wp14:editId="0F19E22E">
             <wp:simplePos x="0" y="0"/>
@@ -11489,7 +11274,7 @@
       <w:pPr>
         <w:pStyle w:val="3"/>
       </w:pPr>
-      <w:bookmarkStart w:id="115" w:name="_Toc228909442"/>
+      <w:bookmarkStart w:id="98" w:name="_Toc228962129"/>
       <w:r>
         <w:rPr>
           <w:rFonts w:hint="eastAsia"/>
@@ -11497,14 +11282,11 @@
         <w:lastRenderedPageBreak/>
         <w:t>表格</w:t>
       </w:r>
-      <w:bookmarkEnd w:id="115"/>
+      <w:bookmarkEnd w:id="98"/>
     </w:p>
     <w:p>
       <w:pPr>
         <w:ind w:firstLine="480"/>
-        <w:rPr>
-          <w:rFonts w:hint="eastAsia"/>
-        </w:rPr>
       </w:pPr>
       <w:r>
         <w:rPr>
@@ -11719,6 +11501,9 @@
         </mc:AlternateContent>
       </w:r>
       <w:r>
+        <w:rPr>
+          <w:noProof/>
+        </w:rPr>
         <w:drawing>
           <wp:anchor distT="0" distB="0" distL="114300" distR="114300" simplePos="0" relativeHeight="251676672" behindDoc="0" locked="0" layoutInCell="1" allowOverlap="1" wp14:anchorId="1F60CE94" wp14:editId="145DF436">
             <wp:simplePos x="0" y="0"/>
@@ -11811,8 +11596,11 @@
         <w:ind w:firstLine="480"/>
       </w:pPr>
       <w:r>
+        <w:rPr>
+          <w:noProof/>
+        </w:rPr>
         <w:drawing>
-          <wp:anchor distT="0" distB="0" distL="114300" distR="114300" simplePos="0" relativeHeight="251685888" behindDoc="0" locked="0" layoutInCell="1" allowOverlap="1" wp14:anchorId="78FAD26E" wp14:editId="380742E5">
+          <wp:anchor distT="0" distB="0" distL="114300" distR="114300" simplePos="0" relativeHeight="251685888" behindDoc="0" locked="0" layoutInCell="1" allowOverlap="1" wp14:anchorId="78FAD26E" wp14:editId="6E746E90">
             <wp:simplePos x="0" y="0"/>
             <wp:positionH relativeFrom="column">
               <wp:posOffset>24130</wp:posOffset>
@@ -12134,9 +11922,6 @@
     <w:p>
       <w:pPr>
         <w:ind w:firstLine="480"/>
-        <w:rPr>
-          <w:rFonts w:hint="eastAsia"/>
-        </w:rPr>
       </w:pPr>
       <w:r>
         <w:t>特别地，对于表格，</w:t>
@@ -12151,11 +11936,8 @@
     <w:p>
       <w:pPr>
         <w:pStyle w:val="3"/>
-        <w:rPr>
-          <w:rFonts w:hint="eastAsia"/>
-        </w:rPr>
-      </w:pPr>
-      <w:bookmarkStart w:id="116" w:name="_Toc228909443"/>
+      </w:pPr>
+      <w:bookmarkStart w:id="99" w:name="_Toc228962130"/>
       <w:r>
         <w:rPr>
           <w:noProof/>
@@ -12408,7 +12190,7 @@
         </w:rPr>
         <w:t>题注</w:t>
       </w:r>
-      <w:bookmarkEnd w:id="116"/>
+      <w:bookmarkEnd w:id="99"/>
     </w:p>
     <w:p>
       <w:pPr>
@@ -12430,9 +12212,6 @@
     <w:p>
       <w:pPr>
         <w:ind w:firstLine="480"/>
-        <w:rPr>
-          <w:rFonts w:hint="eastAsia"/>
-        </w:rPr>
       </w:pPr>
       <w:r>
         <w:rPr>
@@ -12445,21 +12224,18 @@
       <w:pPr>
         <w:pStyle w:val="3"/>
       </w:pPr>
-      <w:bookmarkStart w:id="117" w:name="_Toc228909444"/>
+      <w:bookmarkStart w:id="100" w:name="_Toc228962131"/>
       <w:r>
         <w:rPr>
           <w:rFonts w:hint="eastAsia"/>
         </w:rPr>
         <w:t>公式</w:t>
       </w:r>
-      <w:bookmarkEnd w:id="117"/>
+      <w:bookmarkEnd w:id="100"/>
     </w:p>
     <w:p>
       <w:pPr>
         <w:ind w:firstLine="480"/>
-        <w:rPr>
-          <w:rFonts w:hint="eastAsia"/>
-        </w:rPr>
       </w:pPr>
       <w:r>
         <w:rPr>
@@ -13010,7 +12786,7 @@
           <w:noProof/>
         </w:rPr>
         <w:drawing>
-          <wp:anchor distT="0" distB="0" distL="114300" distR="114300" simplePos="0" relativeHeight="251692032" behindDoc="0" locked="0" layoutInCell="1" allowOverlap="1" wp14:anchorId="66B6E49C" wp14:editId="39C58AF4">
+          <wp:anchor distT="0" distB="0" distL="114300" distR="114300" simplePos="0" relativeHeight="251692032" behindDoc="0" locked="0" layoutInCell="1" allowOverlap="1" wp14:anchorId="66B6E49C" wp14:editId="390E237E">
             <wp:simplePos x="0" y="0"/>
             <wp:positionH relativeFrom="page">
               <wp:posOffset>3389630</wp:posOffset>
@@ -13100,7 +12876,6 @@
       <w:pPr>
         <w:ind w:firstLineChars="0" w:firstLine="0"/>
         <w:rPr>
-          <w:rFonts w:hint="eastAsia"/>
           <w:u w:val="double"/>
         </w:rPr>
       </w:pPr>
@@ -13488,9 +13263,6 @@
     <w:p>
       <w:pPr>
         <w:ind w:firstLineChars="0" w:firstLine="0"/>
-        <w:rPr>
-          <w:rFonts w:hint="eastAsia"/>
-        </w:rPr>
       </w:pPr>
       <m:oMathPara>
         <m:oMath>
@@ -13776,21 +13548,18 @@
       <w:pPr>
         <w:pStyle w:val="3"/>
       </w:pPr>
-      <w:bookmarkStart w:id="118" w:name="_Toc228909445"/>
+      <w:bookmarkStart w:id="101" w:name="_Toc228962132"/>
       <w:r>
         <w:rPr>
           <w:rFonts w:hint="eastAsia"/>
         </w:rPr>
         <w:t>引用</w:t>
       </w:r>
-      <w:bookmarkEnd w:id="118"/>
+      <w:bookmarkEnd w:id="101"/>
     </w:p>
     <w:p>
       <w:pPr>
         <w:ind w:firstLine="480"/>
-        <w:rPr>
-          <w:rFonts w:hint="eastAsia"/>
-        </w:rPr>
       </w:pPr>
       <w:r>
         <w:rPr>
@@ -13803,21 +13572,18 @@
       <w:pPr>
         <w:pStyle w:val="3"/>
       </w:pPr>
-      <w:bookmarkStart w:id="119" w:name="_Toc228909446"/>
+      <w:bookmarkStart w:id="102" w:name="_Toc228962133"/>
       <w:r>
         <w:rPr>
           <w:rFonts w:hint="eastAsia"/>
         </w:rPr>
         <w:t>序号的自动更新</w:t>
       </w:r>
-      <w:bookmarkEnd w:id="119"/>
+      <w:bookmarkEnd w:id="102"/>
     </w:p>
     <w:p>
       <w:pPr>
         <w:ind w:firstLine="480"/>
-        <w:rPr>
-          <w:rFonts w:hint="eastAsia"/>
-        </w:rPr>
       </w:pPr>
       <w:r>
         <w:rPr>
@@ -13873,6 +13639,11 @@
         </w:rPr>
         <w:t>，尝试更新域。序号一般能恢复正常编号顺序。</w:t>
       </w:r>
+    </w:p>
+    <w:p>
+      <w:pPr>
+        <w:ind w:firstLine="480"/>
+      </w:pPr>
     </w:p>
     <w:p>
       <w:pPr>
@@ -13890,23 +13661,83 @@
       <w:pPr>
         <w:pStyle w:val="af4"/>
       </w:pPr>
-      <w:bookmarkStart w:id="120" w:name="_Toc228888975"/>
-      <w:bookmarkStart w:id="121" w:name="_Toc228889306"/>
-      <w:bookmarkStart w:id="122" w:name="_Toc228909447"/>
+      <w:bookmarkStart w:id="103" w:name="_Toc228962134"/>
+      <w:bookmarkStart w:id="104" w:name="_Toc228888975"/>
+      <w:bookmarkStart w:id="105" w:name="_Toc228889306"/>
+      <w:r>
+        <w:rPr>
+          <w:rFonts w:hint="eastAsia"/>
+        </w:rPr>
+        <w:lastRenderedPageBreak/>
+        <w:t>符号与标记（附录</w:t>
+      </w:r>
+      <w:r>
+        <w:rPr>
+          <w:rFonts w:hint="eastAsia"/>
+        </w:rPr>
+        <w:t>2</w:t>
+      </w:r>
+      <w:r>
+        <w:rPr>
+          <w:rFonts w:hint="eastAsia"/>
+        </w:rPr>
+        <w:t>）</w:t>
+      </w:r>
+      <w:bookmarkEnd w:id="103"/>
+    </w:p>
+    <w:p>
+      <w:pPr>
+        <w:widowControl/>
+        <w:spacing w:after="160" w:line="278" w:lineRule="auto"/>
+        <w:ind w:firstLineChars="0" w:firstLine="0"/>
+        <w:jc w:val="left"/>
+        <w:rPr>
+          <w:rFonts w:eastAsia="SimHei" w:cstheme="majorBidi"/>
+          <w:b/>
+          <w:sz w:val="32"/>
+          <w:szCs w:val="48"/>
+        </w:rPr>
+      </w:pPr>
+      <w:r>
+        <w:t> </w:t>
+      </w:r>
+    </w:p>
+    <w:p>
+      <w:pPr>
+        <w:widowControl/>
+        <w:spacing w:after="160" w:line="278" w:lineRule="auto"/>
+        <w:ind w:firstLineChars="0" w:firstLine="0"/>
+        <w:jc w:val="left"/>
+        <w:rPr>
+          <w:rFonts w:eastAsia="SimHei" w:cstheme="majorBidi"/>
+          <w:b/>
+          <w:sz w:val="32"/>
+          <w:szCs w:val="48"/>
+        </w:rPr>
+      </w:pPr>
+      <w:r>
+        <w:br w:type="page"/>
+      </w:r>
+    </w:p>
+    <w:p>
+      <w:pPr>
+        <w:pStyle w:val="af4"/>
+      </w:pPr>
+      <w:bookmarkStart w:id="106" w:name="_Toc228962135"/>
       <w:r>
         <w:lastRenderedPageBreak/>
         <w:t>攻读学位期间学术论文和科研成果目录</w:t>
       </w:r>
-      <w:bookmarkEnd w:id="120"/>
-      <w:bookmarkEnd w:id="121"/>
-      <w:bookmarkEnd w:id="122"/>
+      <w:bookmarkEnd w:id="104"/>
+      <w:bookmarkEnd w:id="105"/>
+      <w:bookmarkEnd w:id="106"/>
     </w:p>
     <w:p>
       <w:pPr>
         <w:pStyle w:val="a"/>
         <w:numPr>
           <w:ilvl w:val="0"/>
-          <w:numId w:val="8"/>
+          <w:numId w:val="11"/>
         </w:numPr>
       </w:pPr>
       <w:r>
@@ -13933,9 +13764,9 @@
       <w:pPr>
         <w:pStyle w:val="af4"/>
       </w:pPr>
-      <w:bookmarkStart w:id="123" w:name="_Toc228888976"/>
-      <w:bookmarkStart w:id="124" w:name="_Toc228889307"/>
-      <w:bookmarkStart w:id="125" w:name="_Toc228909448"/>
+      <w:bookmarkStart w:id="107" w:name="_Toc228888976"/>
+      <w:bookmarkStart w:id="108" w:name="_Toc228889307"/>
+      <w:bookmarkStart w:id="109" w:name="_Toc228962136"/>
       <w:r>
         <w:lastRenderedPageBreak/>
         <w:t>致</w:t>
@@ -13946,13 +13777,35 @@
       <w:r>
         <w:t>谢</w:t>
       </w:r>
-      <w:bookmarkEnd w:id="123"/>
-      <w:bookmarkEnd w:id="124"/>
-      <w:bookmarkEnd w:id="125"/>
+      <w:bookmarkEnd w:id="107"/>
+      <w:bookmarkEnd w:id="108"/>
+      <w:bookmarkEnd w:id="109"/>
     </w:p>
     <w:p>
       <w:pPr>
         <w:ind w:firstLine="480"/>
+      </w:pPr>
+      <w:r>
+        <w:rPr>
+          <w:rFonts w:hint="eastAsia"/>
+        </w:rPr>
+        <w:t>致谢主要感谢导师和对论文工作有直接贡献和帮助的人士和单位。致谢言语应谦虚诚恳，实事求是。</w:t>
+      </w:r>
+      <w:bookmarkStart w:id="110" w:name="_Toc228888977"/>
+    </w:p>
+    <w:p>
+      <w:pPr>
+        <w:ind w:firstLine="480"/>
+      </w:pPr>
+    </w:p>
+    <w:p>
+      <w:pPr>
+        <w:ind w:firstLine="480"/>
+      </w:pPr>
+    </w:p>
+    <w:p>
+      <w:pPr>
+        <w:pStyle w:val="aff2"/>
         <w:sectPr>
           <w:headerReference w:type="default" r:id="rId33"/>
           <w:footerReference w:type="default" r:id="rId34"/>
@@ -13962,13 +13815,6 @@
           <w:docGrid w:type="linesAndChars" w:linePitch="326"/>
         </w:sectPr>
       </w:pPr>
-      <w:r>
-        <w:rPr>
-          <w:rFonts w:hint="eastAsia"/>
-        </w:rPr>
-        <w:t>致谢主要感谢导师和对论文工作有直接贡献和帮助的人士和单位。致谢言语应谦虚诚恳，实事求是。</w:t>
-      </w:r>
-      <w:bookmarkStart w:id="126" w:name="_Toc228888977"/>
     </w:p>
     <w:p>
       <w:pPr>
@@ -13978,7 +13824,7 @@
         <w:lastRenderedPageBreak/>
         <w:t>NUMERICAL SIMULATION OF HOMOGENEOUS CHARGE COMPRESSION IGNITION COMBUSTION FUELED WITH DIMETHYL ETHER</w:t>
       </w:r>
-      <w:bookmarkEnd w:id="126"/>
+      <w:bookmarkEnd w:id="110"/>
     </w:p>
     <w:p>
       <w:pPr>
@@ -14012,11 +13858,10 @@
 
 <file path=word/comments.xml><?xml version="1.0" encoding="utf-8"?>
 <w:comments xmlns:wpc="http://schemas.microsoft.com/office/word/2010/wordprocessingCanvas" xmlns:cx="http://schemas.microsoft.com/office/drawing/2014/chartex" xmlns:cx1="http://schemas.microsoft.com/office/drawing/2015/9/8/chartex" xmlns:cx2="http://schemas.microsoft.com/office/drawing/2015/10/21/chartex" xmlns:cx3="http://schemas.microsoft.com/office/drawing/2016/5/9/chartex" xmlns:cx4="http://schemas.microsoft.com/office/drawing/2016/5/10/chartex" xmlns:cx5="http://schemas.microsoft.com/office/drawing/2016/5/11/chartex" xmlns:cx6="http://schemas.microsoft.com/office/drawing/2016/5/12/chartex" xmlns:cx7="http://schemas.microsoft.com/office/drawing/2016/5/13/chartex" xmlns:cx8="http://schemas.microsoft.com/office/drawing/2016/5/14/chartex" xmlns:mc="http://schemas.openxmlformats.org/markup-compatibility/2006" xmlns:aink="http://schemas.microsoft.com/office/drawing/2016/ink" xmlns:am3d="http://schemas.microsoft.com/office/drawing/2017/model3d" xmlns:o="urn:schemas-microsoft-com:office:office" xmlns:oel="http://schemas.microsoft.com/office/2019/extlst" xmlns:r="http://schemas.openxmlformats.org/officeDocument/2006/relationships" xmlns:m="http://schemas.openxmlformats.org/officeDocument/2006/math" xmlns:v="urn:schemas-microsoft-com:vml" xmlns:wp14="http://schemas.microsoft.com/office/word/2010/wordprocessingDrawing" xmlns:wp="http://schemas.openxmlformats.org/drawingml/2006/wordprocessingDrawing" xmlns:w10="urn:schemas-microsoft-com:office:word" xmlns:w="http://schemas.openxmlformats.org/wordprocessingml/2006/main" xmlns:w14="http://schemas.microsoft.com/office/word/2010/wordml" xmlns:w15="http://schemas.microsoft.com/office/word/2012/wordml" xmlns:w16cex="http://schemas.microsoft.com/office/word/2018/wordml/cex" xmlns:w16cid="http://schemas.microsoft.com/office/word/2016/wordml/cid" xmlns:w16="http://schemas.microsoft.com/office/word/2018/wordml" xmlns:w16du="http://schemas.microsoft.com/office/word/2023/wordml/word16du" xmlns:w16sdtdh="http://schemas.microsoft.com/office/word/2020/wordml/sdtdatahash" xmlns:w16sdtfl="http://schemas.microsoft.com/office/word/2024/wordml/sdtformatlock" xmlns:w16se="http://schemas.microsoft.com/office/word/2015/wordml/symex" xmlns:wpg="http://schemas.microsoft.com/office/word/2010/wordprocessingGroup" xmlns:wpi="http://schemas.microsoft.com/office/word/2010/wordprocessingInk" xmlns:wne="http://schemas.microsoft.com/office/word/2006/wordml" xmlns:wps="http://schemas.microsoft.com/office/word/2010/wordprocessingShape" mc:Ignorable="w14 w15 w16se w16cid w16 w16cex w16sdtdh w16sdtfl w16du wp14">
-  <w:comment w:id="0" w:author="作者" w:initials="A">
+  <w:comment w:id="21" w:author="谢曜州" w:date="2026-05-05T20:51:00Z" w:initials="谢曜州">
     <w:p>
       <w:pPr>
         <w:pStyle w:val="afe"/>
-        <w:ind w:firstLine="482"/>
       </w:pPr>
       <w:r>
         <w:rPr>
@@ -14028,39 +13873,14 @@
         <w:rPr>
           <w:rFonts w:hint="eastAsia"/>
         </w:rPr>
-        <w:t>该页为中文扉页。</w:t>
-      </w:r>
-      <w:r>
-        <w:rPr>
-          <w:rFonts w:hint="eastAsia"/>
-        </w:rPr>
-        <w:t>无需页眉页脚</w:t>
-      </w:r>
-      <w:r>
-        <w:rPr>
-          <w:rFonts w:hint="eastAsia"/>
-        </w:rPr>
-        <w:t>，</w:t>
-      </w:r>
-      <w:r>
-        <w:rPr>
-          <w:rFonts w:hint="eastAsia"/>
-        </w:rPr>
-        <w:t>纸质论文应装订在</w:t>
-      </w:r>
-      <w:r>
-        <w:rPr>
-          <w:rFonts w:hint="eastAsia"/>
-        </w:rPr>
-        <w:t>左侧</w:t>
+        <w:t>论文应该有绪论。</w:t>
       </w:r>
     </w:p>
   </w:comment>
-  <w:comment w:id="13" w:author="作者" w:initials="A">
+  <w:comment w:id="49" w:author="谢曜州" w:date="2026-05-05T20:52:00Z" w:initials="谢曜州">
     <w:p>
       <w:pPr>
         <w:pStyle w:val="afe"/>
-        <w:ind w:firstLine="482"/>
       </w:pPr>
       <w:r>
         <w:rPr>
@@ -14072,81 +13892,33 @@
         <w:rPr>
           <w:rFonts w:hint="eastAsia"/>
         </w:rPr>
-        <w:t>中文论文标题，</w:t>
-      </w:r>
-      <w:r>
-        <w:rPr>
-          <w:rFonts w:hint="eastAsia"/>
-        </w:rPr>
-        <w:t>1</w:t>
-      </w:r>
-      <w:r>
-        <w:rPr>
-          <w:rFonts w:hint="eastAsia"/>
-        </w:rPr>
-        <w:t>行或</w:t>
-      </w:r>
-      <w:r>
-        <w:rPr>
-          <w:rFonts w:hint="eastAsia"/>
-        </w:rPr>
-        <w:t>2</w:t>
-      </w:r>
-      <w:r>
-        <w:rPr>
-          <w:rFonts w:hint="eastAsia"/>
-        </w:rPr>
-        <w:t>行，宋体，二号，居中，加粗。</w:t>
-      </w:r>
-    </w:p>
+        <w:t>可以根据论文实际情况，决定是否添加本章小结部分</w:t>
+      </w:r>
+    </w:p>
+  </w:comment>
+  <w:comment w:id="60" w:author="谢曜州" w:date="2026-05-05T20:53:00Z" w:initials="谢曜州">
     <w:p>
       <w:pPr>
         <w:pStyle w:val="afe"/>
-        <w:ind w:firstLine="480"/>
-      </w:pPr>
-      <w:r>
-        <w:rPr>
-          <w:rFonts w:hint="eastAsia"/>
-        </w:rPr>
-        <w:t>论文题目</w:t>
-      </w:r>
-      <w:r>
-        <w:rPr>
-          <w:rFonts w:hint="eastAsia"/>
-        </w:rPr>
-        <w:t>一般不宜超过</w:t>
-      </w:r>
-      <w:r>
-        <w:rPr>
-          <w:rFonts w:hint="eastAsia"/>
-        </w:rPr>
-        <w:t xml:space="preserve"> 20 </w:t>
-      </w:r>
-      <w:r>
-        <w:rPr>
-          <w:rFonts w:hint="eastAsia"/>
-        </w:rPr>
-        <w:t>字，如有副标题，主副标题合计最多不超过</w:t>
-      </w:r>
-      <w:r>
-        <w:rPr>
-          <w:rFonts w:hint="eastAsia"/>
-        </w:rPr>
-        <w:t>36</w:t>
-      </w:r>
-      <w:r>
-        <w:rPr>
-          <w:rFonts w:hint="eastAsia"/>
-        </w:rPr>
-        <w:t>字</w:t>
+      </w:pPr>
+      <w:r>
+        <w:rPr>
+          <w:rStyle w:val="afd"/>
+        </w:rPr>
+        <w:annotationRef/>
+      </w:r>
+      <w:r>
+        <w:rPr>
+          <w:rFonts w:hint="eastAsia"/>
+        </w:rPr>
+        <w:t>文章结尾要有全文总结</w:t>
       </w:r>
     </w:p>
   </w:comment>
-  <w:comment w:id="14" w:author="作者" w:initials="A">
+  <w:comment w:id="62" w:author="谢曜州" w:date="2026-05-05T20:53:00Z" w:initials="谢曜州">
     <w:p>
       <w:pPr>
         <w:pStyle w:val="afe"/>
-        <w:ind w:firstLine="482"/>
       </w:pPr>
       <w:r>
         <w:rPr>
@@ -14158,15 +13930,14 @@
         <w:rPr>
           <w:rFonts w:hint="eastAsia"/>
         </w:rPr>
-        <w:t>导师姓名应与本科生信息系统内一致。</w:t>
+        <w:t>应给出文章的主要结论，以及创新之处</w:t>
       </w:r>
     </w:p>
   </w:comment>
-  <w:comment w:id="15" w:author="作者" w:initials="A">
+  <w:comment w:id="64" w:author="谢曜州" w:date="2026-05-05T20:53:00Z" w:initials="谢曜州">
     <w:p>
       <w:pPr>
         <w:pStyle w:val="afe"/>
-        <w:ind w:firstLine="482"/>
       </w:pPr>
       <w:r>
         <w:rPr>
@@ -14178,18 +13949,14 @@
         <w:rPr>
           <w:rFonts w:hint="eastAsia"/>
         </w:rPr>
-        <w:t>应与本科生信息系统内申请学位专业名称一致。</w:t>
+        <w:t>应给出进一步深入研究的方向与展望</w:t>
       </w:r>
     </w:p>
   </w:comment>
-  <w:comment w:id="16" w:author="作者" w:initials="A">
+  <w:comment w:id="70" w:author="谢曜州" w:date="2026-05-05T21:16:00Z" w:initials="谢曜州">
     <w:p>
       <w:pPr>
         <w:pStyle w:val="afe"/>
-        <w:ind w:firstLine="482"/>
-        <w:rPr>
-          <w:color w:val="FF0000"/>
-        </w:rPr>
       </w:pPr>
       <w:r>
         <w:rPr>
@@ -14201,15 +13968,50 @@
         <w:rPr>
           <w:rFonts w:hint="eastAsia"/>
         </w:rPr>
-        <w:t>学士</w:t>
+        <w:t>中文期刊：序号</w:t>
+      </w:r>
+      <w:r>
+        <w:rPr>
+          <w:rFonts w:hint="eastAsia"/>
+        </w:rPr>
+        <w:t xml:space="preserve"> </w:t>
+      </w:r>
+      <w:r>
+        <w:rPr>
+          <w:rFonts w:hint="eastAsia"/>
+        </w:rPr>
+        <w:t>作者，题名，刊名，出版年份，卷号</w:t>
+      </w:r>
+      <w:r>
+        <w:rPr>
+          <w:rFonts w:hint="eastAsia"/>
+        </w:rPr>
+        <w:t>(</w:t>
+      </w:r>
+      <w:r>
+        <w:rPr>
+          <w:rFonts w:hint="eastAsia"/>
+        </w:rPr>
+        <w:t>期号</w:t>
+      </w:r>
+      <w:r>
+        <w:rPr>
+          <w:rFonts w:hint="eastAsia"/>
+        </w:rPr>
+        <w:t>)</w:t>
+      </w:r>
+      <w:r>
+        <w:rPr>
+          <w:rFonts w:hint="eastAsia"/>
+        </w:rPr>
+        <w:t>，起止页码</w:t>
       </w:r>
     </w:p>
   </w:comment>
-  <w:comment w:id="17" w:author="作者" w:initials="A">
+  <w:comment w:id="71" w:author="谢曜州" w:date="2026-05-05T21:16:00Z" w:initials="谢曜州">
     <w:p>
       <w:pPr>
         <w:pStyle w:val="afe"/>
-        <w:ind w:firstLine="482"/>
       </w:pPr>
       <w:r>
         <w:rPr>
@@ -14221,21 +14023,50 @@
         <w:rPr>
           <w:rFonts w:hint="eastAsia"/>
         </w:rPr>
-        <w:t>该页为英文扉页，</w:t>
-      </w:r>
-      <w:r>
-        <w:rPr>
-          <w:rFonts w:hint="eastAsia"/>
-        </w:rPr>
-        <w:t>无需页眉页脚</w:t>
+        <w:t>引用文献的作者不超过</w:t>
+      </w:r>
+      <w:r>
+        <w:rPr>
+          <w:rFonts w:hint="eastAsia"/>
+        </w:rPr>
+        <w:t>3</w:t>
+      </w:r>
+      <w:r>
+        <w:rPr>
+          <w:rFonts w:hint="eastAsia"/>
+        </w:rPr>
+        <w:t>位时全部列出，超过时列前</w:t>
+      </w:r>
+      <w:r>
+        <w:rPr>
+          <w:rFonts w:hint="eastAsia"/>
+        </w:rPr>
+        <w:t>3</w:t>
+      </w:r>
+      <w:r>
+        <w:rPr>
+          <w:rFonts w:hint="eastAsia"/>
+        </w:rPr>
+        <w:t>位，后加“等”字或“</w:t>
+      </w:r>
+      <w:r>
+        <w:rPr>
+          <w:rFonts w:hint="eastAsia"/>
+        </w:rPr>
+        <w:t>et al.</w:t>
+      </w:r>
+      <w:r>
+        <w:rPr>
+          <w:rFonts w:hint="eastAsia"/>
+        </w:rPr>
+        <w:t>”</w:t>
       </w:r>
     </w:p>
   </w:comment>
-  <w:comment w:id="18" w:author="作者" w:initials="A">
+  <w:comment w:id="72" w:author="谢曜州" w:date="2026-05-05T21:16:00Z" w:initials="谢曜州">
     <w:p>
       <w:pPr>
         <w:pStyle w:val="afe"/>
-        <w:ind w:firstLine="482"/>
       </w:pPr>
       <w:r>
         <w:rPr>
@@ -14247,433 +14078,7 @@
         <w:rPr>
           <w:rFonts w:hint="eastAsia"/>
         </w:rPr>
-        <w:t>英文论文标题：大写，</w:t>
-      </w:r>
-      <w:r>
-        <w:rPr>
-          <w:rFonts w:hint="eastAsia"/>
-        </w:rPr>
-        <w:t>Times New Roman</w:t>
-      </w:r>
-      <w:r>
-        <w:rPr>
-          <w:rFonts w:hint="eastAsia"/>
-        </w:rPr>
-        <w:t>，加粗，小二，居中</w:t>
-      </w:r>
-    </w:p>
-  </w:comment>
-  <w:comment w:id="19" w:author="作者" w:initials="A">
-    <w:p>
-      <w:pPr>
-        <w:pStyle w:val="afe"/>
-        <w:ind w:firstLine="482"/>
-        <w:rPr>
-          <w:color w:val="FF0000"/>
-        </w:rPr>
-      </w:pPr>
-      <w:r>
-        <w:rPr>
-          <w:rStyle w:val="afd"/>
-        </w:rPr>
-        <w:annotationRef/>
-      </w:r>
-      <w:r>
-        <w:rPr>
-          <w:rFonts w:hint="eastAsia"/>
-        </w:rPr>
-        <w:t>该页为全校统一格式，</w:t>
-      </w:r>
-      <w:r>
-        <w:rPr>
-          <w:color w:val="FF0000"/>
-        </w:rPr>
-        <w:t xml:space="preserve"> </w:t>
-      </w:r>
-    </w:p>
-    <w:p>
-      <w:pPr>
-        <w:pStyle w:val="afe"/>
-        <w:ind w:firstLine="480"/>
-      </w:pPr>
-      <w:r>
-        <w:rPr>
-          <w:rFonts w:hint="eastAsia"/>
-        </w:rPr>
-        <w:t>无需页眉页脚</w:t>
-      </w:r>
-    </w:p>
-  </w:comment>
-  <w:comment w:id="20" w:author="作者" w:initials="A">
-    <w:p>
-      <w:pPr>
-        <w:pStyle w:val="afe"/>
-        <w:ind w:firstLine="482"/>
-        <w:rPr>
-          <w:b/>
-        </w:rPr>
-      </w:pPr>
-      <w:r>
-        <w:rPr>
-          <w:rStyle w:val="afd"/>
-        </w:rPr>
-        <w:annotationRef/>
-      </w:r>
-      <w:r>
-        <w:rPr>
-          <w:rFonts w:hint="eastAsia"/>
-        </w:rPr>
-        <w:t>此处需要手工签名（非电脑输入姓名）。学生以小组为单位撰写论文时，需要所有小组成员手工签名</w:t>
-      </w:r>
-    </w:p>
-  </w:comment>
-  <w:comment w:id="21" w:author="作者" w:initials="A">
-    <w:p>
-      <w:pPr>
-        <w:pStyle w:val="afe"/>
-        <w:ind w:firstLine="482"/>
-      </w:pPr>
-      <w:r>
-        <w:rPr>
-          <w:rStyle w:val="afd"/>
-        </w:rPr>
-        <w:annotationRef/>
-      </w:r>
-      <w:r>
-        <w:rPr>
-          <w:rFonts w:hint="eastAsia"/>
-        </w:rPr>
-        <w:t>该页为全校统一格式</w:t>
-      </w:r>
-      <w:r>
-        <w:t xml:space="preserve"> </w:t>
-      </w:r>
-    </w:p>
-  </w:comment>
-  <w:comment w:id="22" w:author="作者" w:initials="A">
-    <w:p>
-      <w:pPr>
-        <w:pStyle w:val="afe"/>
-        <w:ind w:firstLine="482"/>
-      </w:pPr>
-      <w:r>
-        <w:rPr>
-          <w:rStyle w:val="afd"/>
-        </w:rPr>
-        <w:annotationRef/>
-      </w:r>
-      <w:r>
-        <w:rPr>
-          <w:rFonts w:hint="eastAsia"/>
-        </w:rPr>
-        <w:t>秘密或机密论文是指由学校相关部门审核通过的涉及国家秘密的论文。涉及商业秘密的论文应勾选“内部论文”</w:t>
-      </w:r>
-    </w:p>
-  </w:comment>
-  <w:comment w:id="23" w:author="作者" w:initials="A">
-    <w:p>
-      <w:pPr>
-        <w:pStyle w:val="afe"/>
-        <w:ind w:firstLine="482"/>
-      </w:pPr>
-      <w:r>
-        <w:rPr>
-          <w:rStyle w:val="afd"/>
-        </w:rPr>
-        <w:annotationRef/>
-      </w:r>
-      <w:r>
-        <w:rPr>
-          <w:rFonts w:hint="eastAsia"/>
-        </w:rPr>
-        <w:t>此处需要手工签名（非电脑输入姓名）。学生以小组为单位撰写论文时，需要所有小组成员手工签名</w:t>
-      </w:r>
-    </w:p>
-  </w:comment>
-  <w:comment w:id="24" w:author="作者" w:initials="A">
-    <w:p>
-      <w:pPr>
-        <w:pStyle w:val="afe"/>
-        <w:ind w:firstLine="482"/>
-      </w:pPr>
-      <w:r>
-        <w:rPr>
-          <w:rStyle w:val="afd"/>
-        </w:rPr>
-        <w:annotationRef/>
-      </w:r>
-      <w:r>
-        <w:rPr>
-          <w:rFonts w:hint="eastAsia"/>
-        </w:rPr>
-        <w:t>此处需要手工签名（非电脑输入姓名）</w:t>
-      </w:r>
-    </w:p>
-  </w:comment>
-  <w:comment w:id="34" w:author="谢曜州" w:date="2026-05-05T20:51:00Z" w:initials="谢曜州">
-    <w:p>
-      <w:pPr>
-        <w:pStyle w:val="afe"/>
-      </w:pPr>
-      <w:r>
-        <w:rPr>
-          <w:rStyle w:val="afd"/>
-        </w:rPr>
-        <w:annotationRef/>
-      </w:r>
-      <w:r>
-        <w:rPr>
-          <w:rFonts w:hint="eastAsia"/>
-        </w:rPr>
-        <w:t>论文应该有绪论。</w:t>
-      </w:r>
-    </w:p>
-  </w:comment>
-  <w:comment w:id="62" w:author="谢曜州" w:date="2026-05-05T20:52:00Z" w:initials="谢曜州">
-    <w:p>
-      <w:pPr>
-        <w:pStyle w:val="afe"/>
-      </w:pPr>
-      <w:r>
-        <w:rPr>
-          <w:rStyle w:val="afd"/>
-        </w:rPr>
-        <w:annotationRef/>
-      </w:r>
-      <w:r>
-        <w:rPr>
-          <w:rFonts w:hint="eastAsia"/>
-        </w:rPr>
-        <w:t>可以根据论文实际情况，决定是否添加本章小结部分</w:t>
-      </w:r>
-    </w:p>
-  </w:comment>
-  <w:comment w:id="73" w:author="谢曜州" w:date="2026-05-05T20:53:00Z" w:initials="谢曜州">
-    <w:p>
-      <w:pPr>
-        <w:pStyle w:val="afe"/>
-      </w:pPr>
-      <w:r>
-        <w:rPr>
-          <w:rStyle w:val="afd"/>
-        </w:rPr>
-        <w:annotationRef/>
-      </w:r>
-      <w:r>
-        <w:rPr>
-          <w:rFonts w:hint="eastAsia"/>
-        </w:rPr>
-        <w:t>文章结尾要有全文总结</w:t>
-      </w:r>
-    </w:p>
-  </w:comment>
-  <w:comment w:id="75" w:author="谢曜州" w:date="2026-05-05T20:53:00Z" w:initials="谢曜州">
-    <w:p>
-      <w:pPr>
-        <w:pStyle w:val="afe"/>
-      </w:pPr>
-      <w:r>
-        <w:rPr>
-          <w:rStyle w:val="afd"/>
-        </w:rPr>
-        <w:annotationRef/>
-      </w:r>
-      <w:r>
-        <w:rPr>
-          <w:rFonts w:hint="eastAsia"/>
-        </w:rPr>
-        <w:t>应给出文章的主要结论，以及创新之处</w:t>
-      </w:r>
-    </w:p>
-  </w:comment>
-  <w:comment w:id="77" w:author="谢曜州" w:date="2026-05-05T20:53:00Z" w:initials="谢曜州">
-    <w:p>
-      <w:pPr>
-        <w:pStyle w:val="afe"/>
-      </w:pPr>
-      <w:r>
-        <w:rPr>
-          <w:rStyle w:val="afd"/>
-        </w:rPr>
-        <w:annotationRef/>
-      </w:r>
-      <w:r>
-        <w:rPr>
-          <w:rFonts w:hint="eastAsia"/>
-        </w:rPr>
-        <w:t>应给出进一步深入研究的方向与展望</w:t>
-      </w:r>
-    </w:p>
-  </w:comment>
-  <w:comment w:id="83" w:author="谢曜州" w:date="2026-05-05T21:16:00Z" w:initials="谢曜州">
-    <w:p>
-      <w:pPr>
-        <w:pStyle w:val="afe"/>
-      </w:pPr>
-      <w:r>
-        <w:rPr>
-          <w:rStyle w:val="afd"/>
-        </w:rPr>
-        <w:annotationRef/>
-      </w:r>
-      <w:r>
-        <w:rPr>
-          <w:rFonts w:hint="eastAsia"/>
-        </w:rPr>
-        <w:t>中文期刊：序号</w:t>
-      </w:r>
-      <w:r>
-        <w:rPr>
-          <w:rFonts w:hint="eastAsia"/>
-        </w:rPr>
-        <w:t xml:space="preserve"> </w:t>
-      </w:r>
-      <w:r>
-        <w:rPr>
-          <w:rFonts w:hint="eastAsia"/>
-        </w:rPr>
-        <w:t>作者，题名，刊名，出版年份，卷号</w:t>
-      </w:r>
-      <w:r>
-        <w:rPr>
-          <w:rFonts w:hint="eastAsia"/>
-        </w:rPr>
-        <w:t>(</w:t>
-      </w:r>
-      <w:r>
-        <w:rPr>
-          <w:rFonts w:hint="eastAsia"/>
-        </w:rPr>
-        <w:t>期号</w:t>
-      </w:r>
-      <w:r>
-        <w:rPr>
-          <w:rFonts w:hint="eastAsia"/>
-        </w:rPr>
-        <w:t>)</w:t>
-      </w:r>
-      <w:r>
-        <w:rPr>
-          <w:rFonts w:hint="eastAsia"/>
-        </w:rPr>
-        <w:t>，起止页码</w:t>
-      </w:r>
-    </w:p>
-  </w:comment>
-  <w:comment w:id="84" w:author="谢曜州" w:date="2026-05-05T21:16:00Z" w:initials="谢曜州">
-    <w:p>
-      <w:pPr>
-        <w:pStyle w:val="afe"/>
-      </w:pPr>
-      <w:r>
-        <w:rPr>
-          <w:rStyle w:val="afd"/>
-        </w:rPr>
-        <w:annotationRef/>
-      </w:r>
-      <w:r>
-        <w:rPr>
-          <w:rFonts w:hint="eastAsia"/>
-        </w:rPr>
-        <w:t>引用文献的作者不超过</w:t>
-      </w:r>
-      <w:r>
-        <w:rPr>
-          <w:rFonts w:hint="eastAsia"/>
-        </w:rPr>
-        <w:t>3</w:t>
-      </w:r>
-      <w:r>
-        <w:rPr>
-          <w:rFonts w:hint="eastAsia"/>
-        </w:rPr>
-        <w:t>位时全部列出，超过时列前</w:t>
-      </w:r>
-      <w:r>
-        <w:rPr>
-          <w:rFonts w:hint="eastAsia"/>
-        </w:rPr>
-        <w:t>3</w:t>
-      </w:r>
-      <w:r>
-        <w:rPr>
-          <w:rFonts w:hint="eastAsia"/>
-        </w:rPr>
-        <w:t>位，后加“等”字或“</w:t>
-      </w:r>
-      <w:r>
-        <w:rPr>
-          <w:rFonts w:hint="eastAsia"/>
-        </w:rPr>
-        <w:t>et al.</w:t>
-      </w:r>
-      <w:r>
-        <w:rPr>
-          <w:rFonts w:hint="eastAsia"/>
-        </w:rPr>
-        <w:t>”</w:t>
-      </w:r>
-    </w:p>
-  </w:comment>
-  <w:comment w:id="85" w:author="谢曜州" w:date="2026-05-05T21:16:00Z" w:initials="谢曜州">
-    <w:p>
-      <w:pPr>
-        <w:pStyle w:val="afe"/>
-      </w:pPr>
-      <w:r>
-        <w:rPr>
-          <w:rStyle w:val="afd"/>
-        </w:rPr>
-        <w:annotationRef/>
-      </w:r>
-      <w:r>
-        <w:rPr>
-          <w:rFonts w:hint="eastAsia"/>
-        </w:rPr>
         <w:t>英文期刊：同上，注意英文姓与名的次序，姓与名之间用空格间隔</w:t>
-      </w:r>
-    </w:p>
-  </w:comment>
-  <w:comment w:id="89" w:author="谢曜州" w:date="2026-05-05T21:16:00Z" w:initials="谢曜州">
-    <w:p>
-      <w:pPr>
-        <w:pStyle w:val="afe"/>
-      </w:pPr>
-      <w:r>
-        <w:rPr>
-          <w:rStyle w:val="afd"/>
-        </w:rPr>
-        <w:annotationRef/>
-      </w:r>
-      <w:r>
-        <w:rPr>
-          <w:rFonts w:hint="eastAsia"/>
-        </w:rPr>
-        <w:t>论文的附录依次为附录</w:t>
-      </w:r>
-      <w:r>
-        <w:rPr>
-          <w:rFonts w:hint="eastAsia"/>
-        </w:rPr>
-        <w:t>1</w:t>
-      </w:r>
-      <w:r>
-        <w:rPr>
-          <w:rFonts w:hint="eastAsia"/>
-        </w:rPr>
-        <w:t>，附录</w:t>
-      </w:r>
-      <w:r>
-        <w:rPr>
-          <w:rFonts w:hint="eastAsia"/>
-        </w:rPr>
-        <w:t>2</w:t>
-      </w:r>
-      <w:r>
-        <w:rPr>
-          <w:rFonts w:hint="eastAsia"/>
-        </w:rPr>
-        <w:t>……编号。附录中的图表公式另编排序号，与正文分开。</w:t>
       </w:r>
     </w:p>
   </w:comment>
@@ -14682,19 +14087,6 @@
 
 <file path=word/commentsExtended.xml><?xml version="1.0" encoding="utf-8"?>
 <w15:commentsEx xmlns:wpc="http://schemas.microsoft.com/office/word/2010/wordprocessingCanvas" xmlns:cx="http://schemas.microsoft.com/office/drawing/2014/chartex" xmlns:cx1="http://schemas.microsoft.com/office/drawing/2015/9/8/chartex" xmlns:cx2="http://schemas.microsoft.com/office/drawing/2015/10/21/chartex" xmlns:cx3="http://schemas.microsoft.com/office/drawing/2016/5/9/chartex" xmlns:cx4="http://schemas.microsoft.com/office/drawing/2016/5/10/chartex" xmlns:cx5="http://schemas.microsoft.com/office/drawing/2016/5/11/chartex" xmlns:cx6="http://schemas.microsoft.com/office/drawing/2016/5/12/chartex" xmlns:cx7="http://schemas.microsoft.com/office/drawing/2016/5/13/chartex" xmlns:cx8="http://schemas.microsoft.com/office/drawing/2016/5/14/chartex" xmlns:mc="http://schemas.openxmlformats.org/markup-compatibility/2006" xmlns:aink="http://schemas.microsoft.com/office/drawing/2016/ink" xmlns:am3d="http://schemas.microsoft.com/office/drawing/2017/model3d" xmlns:o="urn:schemas-microsoft-com:office:office" xmlns:oel="http://schemas.microsoft.com/office/2019/extlst" xmlns:r="http://schemas.openxmlformats.org/officeDocument/2006/relationships" xmlns:m="http://schemas.openxmlformats.org/officeDocument/2006/math" xmlns:v="urn:schemas-microsoft-com:vml" xmlns:wp14="http://schemas.microsoft.com/office/word/2010/wordprocessingDrawing" xmlns:wp="http://schemas.openxmlformats.org/drawingml/2006/wordprocessingDrawing" xmlns:w10="urn:schemas-microsoft-com:office:word" xmlns:w="http://schemas.openxmlformats.org/wordprocessingml/2006/main" xmlns:w14="http://schemas.microsoft.com/office/word/2010/wordml" xmlns:w15="http://schemas.microsoft.com/office/word/2012/wordml" xmlns:w16cex="http://schemas.microsoft.com/office/word/2018/wordml/cex" xmlns:w16cid="http://schemas.microsoft.com/office/word/2016/wordml/cid" xmlns:w16="http://schemas.microsoft.com/office/word/2018/wordml" xmlns:w16du="http://schemas.microsoft.com/office/word/2023/wordml/word16du" xmlns:w16sdtdh="http://schemas.microsoft.com/office/word/2020/wordml/sdtdatahash" xmlns:w16sdtfl="http://schemas.microsoft.com/office/word/2024/wordml/sdtformatlock" xmlns:w16se="http://schemas.microsoft.com/office/word/2015/wordml/symex" xmlns:wpg="http://schemas.microsoft.com/office/word/2010/wordprocessingGroup" xmlns:wpi="http://schemas.microsoft.com/office/word/2010/wordprocessingInk" xmlns:wne="http://schemas.microsoft.com/office/word/2006/wordml" xmlns:wps="http://schemas.microsoft.com/office/word/2010/wordprocessingShape" mc:Ignorable="w14 w15 w16se w16cid w16 w16cex w16sdtdh w16sdtfl w16du wp14">
-  <w15:commentEx w15:paraId="3E025EA5" w15:done="0"/>
-  <w15:commentEx w15:paraId="1AB198AE" w15:done="0"/>
-  <w15:commentEx w15:paraId="2A3B007D" w15:done="0"/>
-  <w15:commentEx w15:paraId="348E7482" w15:done="0"/>
-  <w15:commentEx w15:paraId="58186270" w15:done="0"/>
-  <w15:commentEx w15:paraId="3A8539E8" w15:done="0"/>
-  <w15:commentEx w15:paraId="240B3D3E" w15:done="0"/>
-  <w15:commentEx w15:paraId="55E6EB24" w15:done="0"/>
-  <w15:commentEx w15:paraId="16D79800" w15:done="0"/>
-  <w15:commentEx w15:paraId="67EEFC42" w15:done="0"/>
-  <w15:commentEx w15:paraId="56505C06" w15:done="0"/>
-  <w15:commentEx w15:paraId="63E7292B" w15:done="0"/>
-  <w15:commentEx w15:paraId="36235267" w15:done="0"/>
   <w15:commentEx w15:paraId="411DC80A" w15:done="0"/>
   <w15:commentEx w15:paraId="3B3FCAC0" w15:done="0"/>
   <w15:commentEx w15:paraId="3A21DE7E" w15:done="0"/>
@@ -14703,7 +14095,6 @@
   <w15:commentEx w15:paraId="0846E6BA" w15:done="0"/>
   <w15:commentEx w15:paraId="275E4F39" w15:done="0"/>
   <w15:commentEx w15:paraId="124ABEE7" w15:done="0"/>
-  <w15:commentEx w15:paraId="47CFE9F7" w15:done="0"/>
 </w15:commentsEx>
 </file>
 
@@ -14717,25 +14108,11 @@
   <w16cex:commentExtensible w16cex:durableId="580C1AF6" w16cex:dateUtc="2026-05-05T13:16:00Z"/>
   <w16cex:commentExtensible w16cex:durableId="147CAED2" w16cex:dateUtc="2026-05-05T13:16:00Z"/>
   <w16cex:commentExtensible w16cex:durableId="60702B08" w16cex:dateUtc="2026-05-05T13:16:00Z"/>
-  <w16cex:commentExtensible w16cex:durableId="06FEF626" w16cex:dateUtc="2026-05-05T13:16:00Z"/>
 </w16cex:commentsExtensible>
 </file>
 
 <file path=word/commentsIds.xml><?xml version="1.0" encoding="utf-8"?>
 <w16cid:commentsIds xmlns:wpc="http://schemas.microsoft.com/office/word/2010/wordprocessingCanvas" xmlns:cx="http://schemas.microsoft.com/office/drawing/2014/chartex" xmlns:cx1="http://schemas.microsoft.com/office/drawing/2015/9/8/chartex" xmlns:cx2="http://schemas.microsoft.com/office/drawing/2015/10/21/chartex" xmlns:cx3="http://schemas.microsoft.com/office/drawing/2016/5/9/chartex" xmlns:cx4="http://schemas.microsoft.com/office/drawing/2016/5/10/chartex" xmlns:cx5="http://schemas.microsoft.com/office/drawing/2016/5/11/chartex" xmlns:cx6="http://schemas.microsoft.com/office/drawing/2016/5/12/chartex" xmlns:cx7="http://schemas.microsoft.com/office/drawing/2016/5/13/chartex" xmlns:cx8="http://schemas.microsoft.com/office/drawing/2016/5/14/chartex" xmlns:mc="http://schemas.openxmlformats.org/markup-compatibility/2006" xmlns:aink="http://schemas.microsoft.com/office/drawing/2016/ink" xmlns:am3d="http://schemas.microsoft.com/office/drawing/2017/model3d" xmlns:o="urn:schemas-microsoft-com:office:office" xmlns:oel="http://schemas.microsoft.com/office/2019/extlst" xmlns:r="http://schemas.openxmlformats.org/officeDocument/2006/relationships" xmlns:m="http://schemas.openxmlformats.org/officeDocument/2006/math" xmlns:v="urn:schemas-microsoft-com:vml" xmlns:wp14="http://schemas.microsoft.com/office/word/2010/wordprocessingDrawing" xmlns:wp="http://schemas.openxmlformats.org/drawingml/2006/wordprocessingDrawing" xmlns:w10="urn:schemas-microsoft-com:office:word" xmlns:w="http://schemas.openxmlformats.org/wordprocessingml/2006/main" xmlns:w14="http://schemas.microsoft.com/office/word/2010/wordml" xmlns:w15="http://schemas.microsoft.com/office/word/2012/wordml" xmlns:w16cex="http://schemas.microsoft.com/office/word/2018/wordml/cex" xmlns:w16cid="http://schemas.microsoft.com/office/word/2016/wordml/cid" xmlns:w16="http://schemas.microsoft.com/office/word/2018/wordml" xmlns:w16du="http://schemas.microsoft.com/office/word/2023/wordml/word16du" xmlns:w16sdtdh="http://schemas.microsoft.com/office/word/2020/wordml/sdtdatahash" xmlns:w16sdtfl="http://schemas.microsoft.com/office/word/2024/wordml/sdtformatlock" xmlns:w16se="http://schemas.microsoft.com/office/word/2015/wordml/symex" xmlns:wpg="http://schemas.microsoft.com/office/word/2010/wordprocessingGroup" xmlns:wpi="http://schemas.microsoft.com/office/word/2010/wordprocessingInk" xmlns:wne="http://schemas.microsoft.com/office/word/2006/wordml" xmlns:wps="http://schemas.microsoft.com/office/word/2010/wordprocessingShape" mc:Ignorable="w14 w15 w16se w16cid w16 w16cex w16sdtdh w16sdtfl w16du wp14">
-  <w16cid:commentId w16cid:paraId="3E025EA5" w16cid:durableId="25589B3D"/>
-  <w16cid:commentId w16cid:paraId="1AB198AE" w16cid:durableId="25589B3E"/>
-  <w16cid:commentId w16cid:paraId="2A3B007D" w16cid:durableId="25589B3F"/>
-  <w16cid:commentId w16cid:paraId="348E7482" w16cid:durableId="25589B40"/>
-  <w16cid:commentId w16cid:paraId="58186270" w16cid:durableId="25589B42"/>
-  <w16cid:commentId w16cid:paraId="3A8539E8" w16cid:durableId="25589B43"/>
-  <w16cid:commentId w16cid:paraId="240B3D3E" w16cid:durableId="2DE4D072"/>
-  <w16cid:commentId w16cid:paraId="55E6EB24" w16cid:durableId="25589B45"/>
-  <w16cid:commentId w16cid:paraId="16D79800" w16cid:durableId="28EB3C5F"/>
-  <w16cid:commentId w16cid:paraId="67EEFC42" w16cid:durableId="25589B46"/>
-  <w16cid:commentId w16cid:paraId="56505C06" w16cid:durableId="25589B47"/>
-  <w16cid:commentId w16cid:paraId="63E7292B" w16cid:durableId="28EB3C9F"/>
-  <w16cid:commentId w16cid:paraId="36235267" w16cid:durableId="28EB3CAD"/>
   <w16cid:commentId w16cid:paraId="411DC80A" w16cid:durableId="471D06DC"/>
   <w16cid:commentId w16cid:paraId="3B3FCAC0" w16cid:durableId="1FF7084E"/>
   <w16cid:commentId w16cid:paraId="3A21DE7E" w16cid:durableId="5ADC6718"/>
@@ -14744,7 +14121,6 @@
   <w16cid:commentId w16cid:paraId="0846E6BA" w16cid:durableId="580C1AF6"/>
   <w16cid:commentId w16cid:paraId="275E4F39" w16cid:durableId="147CAED2"/>
   <w16cid:commentId w16cid:paraId="124ABEE7" w16cid:durableId="60702B08"/>
-  <w16cid:commentId w16cid:paraId="47CFE9F7" w16cid:durableId="06FEF626"/>
 </w16cid:commentsIds>
 </file>
 
@@ -15357,21 +14733,21 @@
         <w:rFonts w:hint="eastAsia"/>
         <w:noProof/>
       </w:rPr>
-      <w:t>致</w:t>
+      <w:t>关于此模板的使用说明（附录</w:t>
     </w:r>
     <w:r>
       <w:rPr>
         <w:rFonts w:hint="eastAsia"/>
         <w:noProof/>
       </w:rPr>
-      <w:t xml:space="preserve">  </w:t>
+      <w:t>1</w:t>
     </w:r>
     <w:r>
       <w:rPr>
         <w:rFonts w:hint="eastAsia"/>
         <w:noProof/>
       </w:rPr>
-      <w:t>谢</w:t>
+      <w:t>）</w:t>
     </w:r>
     <w:r>
       <w:fldChar w:fldCharType="end"/>
@@ -16028,8 +15404,8 @@
   <w:abstractNum w:abstractNumId="6" w15:restartNumberingAfterBreak="0">
     <w:nsid w:val="4C8A1732"/>
     <w:multiLevelType w:val="hybridMultilevel"/>
-    <w:tmpl w:val="CDD04932"/>
-    <w:lvl w:ilvl="0" w:tplc="70FA8194">
+    <w:tmpl w:val="C50ABC0A"/>
+    <w:lvl w:ilvl="0" w:tplc="5EBCB496">
       <w:start w:val="1"/>
       <w:numFmt w:val="decimal"/>
       <w:pStyle w:val="a"/>
@@ -16233,6 +15609,12 @@
   </w:num>
   <w:num w:numId="10" w16cid:durableId="1583832560">
     <w:abstractNumId w:val="2"/>
+  </w:num>
+  <w:num w:numId="11" w16cid:durableId="1572350642">
+    <w:abstractNumId w:val="6"/>
+    <w:lvlOverride w:ilvl="0">
+      <w:startOverride w:val="1"/>
+    </w:lvlOverride>
   </w:num>
 </w:numbering>
 </file>
@@ -17114,7 +16496,7 @@
     <w:basedOn w:val="a0"/>
     <w:uiPriority w:val="34"/>
     <w:qFormat/>
-    <w:rsid w:val="008063AB"/>
+    <w:rsid w:val="000C1A7D"/>
     <w:pPr>
       <w:numPr>
         <w:numId w:val="7"/>
@@ -17123,6 +16505,9 @@
       <w:ind w:left="442" w:firstLineChars="0" w:hanging="442"/>
       <w:contextualSpacing/>
     </w:pPr>
+    <w:rPr>
+      <w:sz w:val="21"/>
+    </w:rPr>
   </w:style>
   <w:style w:type="character" w:styleId="aa">
     <w:name w:val="Intense Emphasis"/>
@@ -17696,6 +17081,81 @@
       <w:szCs w:val="32"/>
     </w:rPr>
   </w:style>
+  <w:style w:type="paragraph" w:customStyle="1" w:styleId="aff2">
+    <w:name w:val="列表段落（无编号）"/>
+    <w:link w:val="aff3"/>
+    <w:qFormat/>
+    <w:rsid w:val="00226307"/>
+    <w:pPr>
+      <w:spacing w:after="0" w:line="240" w:lineRule="auto"/>
+      <w:ind w:left="442" w:hanging="442"/>
+    </w:pPr>
+    <w:rPr>
+      <w:rFonts w:ascii="Times New Roman" w:eastAsia="宋体" w:hAnsi="Times New Roman"/>
+      <w:sz w:val="24"/>
+    </w:rPr>
+  </w:style>
+  <w:style w:type="character" w:customStyle="1" w:styleId="aff3">
+    <w:name w:val="列表段落（无编号） 字符"/>
+    <w:basedOn w:val="a1"/>
+    <w:link w:val="aff2"/>
+    <w:rsid w:val="00226307"/>
+    <w:rPr>
+      <w:rFonts w:ascii="Times New Roman" w:eastAsia="宋体" w:hAnsi="Times New Roman"/>
+      <w:sz w:val="24"/>
+    </w:rPr>
+  </w:style>
+  <w:style w:type="paragraph" w:customStyle="1" w:styleId="aff4">
+    <w:name w:val="图表注"/>
+    <w:link w:val="aff5"/>
+    <w:qFormat/>
+    <w:rsid w:val="00914EA2"/>
+    <w:pPr>
+      <w:keepLines/>
+      <w:spacing w:line="240" w:lineRule="auto"/>
+      <w:ind w:left="420" w:hangingChars="200" w:hanging="420"/>
+    </w:pPr>
+    <w:rPr>
+      <w:rFonts w:ascii="Times New Roman" w:eastAsia="宋体" w:hAnsi="Times New Roman"/>
+      <w:i/>
+      <w:iCs/>
+      <w:sz w:val="21"/>
+      <w:szCs w:val="21"/>
+    </w:rPr>
+  </w:style>
+  <w:style w:type="character" w:customStyle="1" w:styleId="aff5">
+    <w:name w:val="图表注 字符"/>
+    <w:basedOn w:val="a1"/>
+    <w:link w:val="aff4"/>
+    <w:rsid w:val="00914EA2"/>
+    <w:rPr>
+      <w:rFonts w:ascii="Times New Roman" w:eastAsia="宋体" w:hAnsi="Times New Roman"/>
+      <w:i/>
+      <w:iCs/>
+      <w:sz w:val="21"/>
+      <w:szCs w:val="21"/>
+    </w:rPr>
+  </w:style>
+  <w:style w:type="paragraph" w:customStyle="1" w:styleId="aff6">
+    <w:name w:val="关键词"/>
+    <w:basedOn w:val="a0"/>
+    <w:link w:val="aff7"/>
+    <w:qFormat/>
+    <w:rsid w:val="008C5B2F"/>
+    <w:pPr>
+      <w:ind w:firstLineChars="0" w:firstLine="0"/>
+    </w:pPr>
+  </w:style>
+  <w:style w:type="character" w:customStyle="1" w:styleId="aff7">
+    <w:name w:val="关键词 字符"/>
+    <w:basedOn w:val="a1"/>
+    <w:link w:val="aff6"/>
+    <w:rsid w:val="008C5B2F"/>
+    <w:rPr>
+      <w:rFonts w:ascii="Times New Roman" w:eastAsia="宋体" w:hAnsi="Times New Roman"/>
+      <w:sz w:val="24"/>
+    </w:rPr>
+  </w:style>
 </w:styles>
 </file>
 
